--- a/.doc/Каневега Курсовая работа.docx
+++ b/.doc/Каневега Курсовая работа.docx
@@ -217,8 +217,67 @@
       <w:pPr>
         <w:jc w:val="center"/>
         <w:rPr>
+          <w:bCs/>
+          <w:sz w:val="28"/>
+          <w:szCs w:val="28"/>
+        </w:rPr>
+      </w:pPr>
+      <w:r>
+        <w:rPr>
+          <w:bCs/>
+          <w:sz w:val="28"/>
+          <w:szCs w:val="28"/>
+        </w:rPr>
+        <w:t>К</w:t>
+      </w:r>
+      <w:r>
+        <w:rPr>
+          <w:bCs/>
+          <w:sz w:val="28"/>
+          <w:szCs w:val="28"/>
+        </w:rPr>
+        <w:t>Р</w:t>
+      </w:r>
+      <w:r>
+        <w:rPr>
+          <w:bCs/>
+          <w:sz w:val="28"/>
+          <w:szCs w:val="28"/>
+        </w:rPr>
+        <w:t>.ИИ</w:t>
+      </w:r>
+      <w:r>
+        <w:rPr>
+          <w:bCs/>
+          <w:sz w:val="28"/>
+          <w:szCs w:val="28"/>
+        </w:rPr>
+        <w:t>28.240034- 01 81 00</w:t>
+      </w:r>
+    </w:p>
+    <w:p>
+      <w:pPr>
+        <w:jc w:val="center"/>
+        <w:rPr>
+          <w:sz w:val="28"/>
+          <w:szCs w:val="28"/>
+        </w:rPr>
+      </w:pPr>
+    </w:p>
+    <w:p>
+      <w:pPr>
+        <w:jc w:val="center"/>
+        <w:rPr>
+          <w:sz w:val="28"/>
+          <w:szCs w:val="28"/>
+        </w:rPr>
+      </w:pPr>
+    </w:p>
+    <w:p>
+      <w:pPr>
+        <w:ind w:left="5664" w:firstLine="708"/>
+        <w:rPr>
           <w:b/>
-          <w:color w:val="FF0000"/>
           <w:sz w:val="28"/>
           <w:szCs w:val="28"/>
         </w:rPr>
@@ -226,47 +285,18 @@
       <w:r>
         <w:rPr>
           <w:b/>
-          <w:color w:val="FF0000"/>
-          <w:sz w:val="28"/>
-          <w:szCs w:val="28"/>
-        </w:rPr>
-        <w:t>КП.ИИ-28</w:t>
-      </w:r>
-    </w:p>
-    <w:p>
-      <w:pPr>
-        <w:jc w:val="center"/>
-        <w:rPr>
-          <w:sz w:val="28"/>
-          <w:szCs w:val="28"/>
-        </w:rPr>
-      </w:pPr>
-    </w:p>
-    <w:p>
-      <w:pPr>
-        <w:jc w:val="center"/>
-        <w:rPr>
-          <w:sz w:val="28"/>
-          <w:szCs w:val="28"/>
-        </w:rPr>
-      </w:pPr>
-    </w:p>
-    <w:p>
-      <w:pPr>
-        <w:ind w:left="5664" w:firstLine="708"/>
+          <w:sz w:val="28"/>
+          <w:szCs w:val="28"/>
+        </w:rPr>
+        <w:t xml:space="preserve">Листов: </w:t>
+      </w:r>
+      <w:r>
         <w:rPr>
           <w:b/>
           <w:sz w:val="28"/>
           <w:szCs w:val="28"/>
         </w:rPr>
-      </w:pPr>
-      <w:r>
-        <w:rPr>
-          <w:b/>
-          <w:sz w:val="28"/>
-          <w:szCs w:val="28"/>
-        </w:rPr>
-        <w:t xml:space="preserve">Листов: </w:t>
+        <w:t>25</w:t>
       </w:r>
     </w:p>
     <w:p>
@@ -477,16 +507,6 @@
     <w:p/>
     <w:p/>
     <w:p/>
-    <w:p>
-      <w:pPr>
-        <w:pStyle w:val="afd"/>
-        <w:ind w:firstLine="0"/>
-        <w:rPr>
-          <w:sz w:val="26"/>
-          <w:szCs w:val="26"/>
-        </w:rPr>
-      </w:pPr>
-    </w:p>
     <w:p>
       <w:pPr>
         <w:pStyle w:val="afd"/>
@@ -2217,9 +2237,9 @@
         </w:rPr>
       </w:pPr>
       <w:bookmarkStart w:id="2" w:name="_Toc169519532"/>
-      <w:bookmarkStart w:id="3" w:name="_Toc161835967"/>
-      <w:bookmarkStart w:id="4" w:name="_Toc166082936"/>
-      <w:bookmarkStart w:id="5" w:name="_Toc229304449"/>
+      <w:bookmarkStart w:id="3" w:name="_Toc229304449"/>
+      <w:bookmarkStart w:id="4" w:name="_Toc161835967"/>
+      <w:bookmarkStart w:id="5" w:name="_Toc166082936"/>
       <w:r>
         <w:rPr>
           <w:sz w:val="26"/>
@@ -2229,7 +2249,7 @@
         <w:t>ВВЕДЕНИЕ</w:t>
       </w:r>
       <w:bookmarkEnd w:id="2"/>
-      <w:bookmarkEnd w:id="5"/>
+      <w:bookmarkEnd w:id="3"/>
     </w:p>
     <w:p>
       <w:pPr>
@@ -2274,43 +2294,7 @@
           <w:sz w:val="28"/>
           <w:szCs w:val="28"/>
         </w:rPr>
-        <w:t xml:space="preserve">Проведение испытаний подобных алгоритмов в реальных подводных условиях связано со значительными материальными затратами и сложностью организации экспериментов. В связи с этим целесообразно использовать </w:t>
-      </w:r>
-      <w:proofErr w:type="spellStart"/>
-      <w:r>
-        <w:rPr>
-          <w:rFonts w:eastAsia="Times New Roman"/>
-          <w:sz w:val="28"/>
-          <w:szCs w:val="28"/>
-        </w:rPr>
-        <w:t>симуляционные</w:t>
-      </w:r>
-      <w:proofErr w:type="spellEnd"/>
-      <w:r>
-        <w:rPr>
-          <w:rFonts w:eastAsia="Times New Roman"/>
-          <w:sz w:val="28"/>
-          <w:szCs w:val="28"/>
-        </w:rPr>
-        <w:t xml:space="preserve"> среды, позволяющие формировать реалистичные подводные сцены и выполнять тестирование алгоритмов без применения реального оборудования. В данной работе для подготовки тестовых </w:t>
-      </w:r>
-      <w:proofErr w:type="spellStart"/>
-      <w:r>
-        <w:rPr>
-          <w:rFonts w:eastAsia="Times New Roman"/>
-          <w:sz w:val="28"/>
-          <w:szCs w:val="28"/>
-        </w:rPr>
-        <w:t>видеосцен</w:t>
-      </w:r>
-      <w:proofErr w:type="spellEnd"/>
-      <w:r>
-        <w:rPr>
-          <w:rFonts w:eastAsia="Times New Roman"/>
-          <w:sz w:val="28"/>
-          <w:szCs w:val="28"/>
-        </w:rPr>
-        <w:t xml:space="preserve"> используется симулятор MUR IDE [</w:t>
+        <w:t>Проведение испытаний подобных алгоритмов в реальных подводных условиях связано со значительными материальными затратами и сложностью организации экспериментов. В связи с этим целесообразно использовать симуляционные среды, позволяющие формировать реалистичные подводные сцены и выполнять тестирование алгоритмов без применения реального оборудования. В данной работе для подготовки тестовых видеосцен используется симулятор MUR IDE [</w:t>
       </w:r>
       <w:r>
         <w:rPr>
@@ -2382,25 +2366,7 @@
           <w:sz w:val="28"/>
           <w:szCs w:val="28"/>
         </w:rPr>
-        <w:t xml:space="preserve">Объект исследования — методы компьютерного зрения и </w:t>
-      </w:r>
-      <w:proofErr w:type="spellStart"/>
-      <w:r>
-        <w:rPr>
-          <w:rFonts w:eastAsia="Times New Roman"/>
-          <w:sz w:val="28"/>
-          <w:szCs w:val="28"/>
-        </w:rPr>
-        <w:t>нейросетевые</w:t>
-      </w:r>
-      <w:proofErr w:type="spellEnd"/>
-      <w:r>
-        <w:rPr>
-          <w:rFonts w:eastAsia="Times New Roman"/>
-          <w:sz w:val="28"/>
-          <w:szCs w:val="28"/>
-        </w:rPr>
-        <w:t xml:space="preserve"> алгоритмы обработки изображений для анализа подводных сцен.</w:t>
+        <w:t>Объект исследования — методы компьютерного зрения и нейросетевые алгоритмы обработки изображений для анализа подводных сцен.</w:t>
       </w:r>
     </w:p>
     <w:p>
@@ -2428,25 +2394,7 @@
           <w:sz w:val="28"/>
           <w:szCs w:val="28"/>
         </w:rPr>
-        <w:t xml:space="preserve">Предмет исследования — алгоритмы обнаружения подводных трубопроводов на основе </w:t>
-      </w:r>
-      <w:proofErr w:type="spellStart"/>
-      <w:r>
-        <w:rPr>
-          <w:rFonts w:eastAsia="Times New Roman"/>
-          <w:sz w:val="28"/>
-          <w:szCs w:val="28"/>
-        </w:rPr>
-        <w:t>сверточных</w:t>
-      </w:r>
-      <w:proofErr w:type="spellEnd"/>
-      <w:r>
-        <w:rPr>
-          <w:rFonts w:eastAsia="Times New Roman"/>
-          <w:sz w:val="28"/>
-          <w:szCs w:val="28"/>
-        </w:rPr>
-        <w:t xml:space="preserve"> нейронных сетей семейства YOLO [</w:t>
+        <w:t>Предмет исследования — алгоритмы обнаружения подводных трубопроводов на основе сверточных нейронных сетей семейства YOLO [</w:t>
       </w:r>
       <w:r>
         <w:rPr>
@@ -2490,25 +2438,7 @@
           <w:sz w:val="28"/>
           <w:szCs w:val="28"/>
         </w:rPr>
-        <w:t xml:space="preserve">Цель курсового проекта — разработка алгоритма обнаружения подводных трубопроводов на </w:t>
-      </w:r>
-      <w:proofErr w:type="spellStart"/>
-      <w:r>
-        <w:rPr>
-          <w:rFonts w:eastAsia="Times New Roman"/>
-          <w:sz w:val="28"/>
-          <w:szCs w:val="28"/>
-        </w:rPr>
-        <w:t>видеосценах</w:t>
-      </w:r>
-      <w:proofErr w:type="spellEnd"/>
-      <w:r>
-        <w:rPr>
-          <w:rFonts w:eastAsia="Times New Roman"/>
-          <w:sz w:val="28"/>
-          <w:szCs w:val="28"/>
-        </w:rPr>
-        <w:t>, сформированных в симуляторе MUR IDE</w:t>
+        <w:t>Цель курсового проекта — разработка алгоритма обнаружения подводных трубопроводов на видеосценах, сформированных в симуляторе MUR IDE</w:t>
       </w:r>
       <w:r>
         <w:rPr>
@@ -2609,18 +2539,8 @@
           <w:sz w:val="28"/>
           <w:szCs w:val="28"/>
         </w:rPr>
-        <w:t xml:space="preserve">рассмотреть возможности симулятора MUR IDE для подготовки тестовых </w:t>
-      </w:r>
-      <w:proofErr w:type="spellStart"/>
-      <w:r>
-        <w:rPr>
-          <w:rFonts w:eastAsia="Times New Roman"/>
-          <w:sz w:val="28"/>
-          <w:szCs w:val="28"/>
-        </w:rPr>
-        <w:t>видеосцен</w:t>
-      </w:r>
-      <w:proofErr w:type="spellEnd"/>
+        <w:t>рассмотреть возможности симулятора MUR IDE для подготовки тестовых видеосцен</w:t>
+      </w:r>
       <w:r>
         <w:rPr>
           <w:rFonts w:eastAsia="Times New Roman"/>
@@ -2681,43 +2601,7 @@
           <w:sz w:val="28"/>
           <w:szCs w:val="28"/>
         </w:rPr>
-        <w:t xml:space="preserve">реализовать алгоритм на языке Python с использованием библиотек </w:t>
-      </w:r>
-      <w:proofErr w:type="spellStart"/>
-      <w:r>
-        <w:rPr>
-          <w:rFonts w:eastAsia="Times New Roman"/>
-          <w:sz w:val="28"/>
-          <w:szCs w:val="28"/>
-        </w:rPr>
-        <w:t>OpenCV</w:t>
-      </w:r>
-      <w:proofErr w:type="spellEnd"/>
-      <w:r>
-        <w:rPr>
-          <w:rFonts w:eastAsia="Times New Roman"/>
-          <w:sz w:val="28"/>
-          <w:szCs w:val="28"/>
-        </w:rPr>
-        <w:t xml:space="preserve"> и </w:t>
-      </w:r>
-      <w:proofErr w:type="spellStart"/>
-      <w:r>
-        <w:rPr>
-          <w:rFonts w:eastAsia="Times New Roman"/>
-          <w:sz w:val="28"/>
-          <w:szCs w:val="28"/>
-        </w:rPr>
-        <w:t>ultralytics</w:t>
-      </w:r>
-      <w:proofErr w:type="spellEnd"/>
-      <w:r>
-        <w:rPr>
-          <w:rFonts w:eastAsia="Times New Roman"/>
-          <w:sz w:val="28"/>
-          <w:szCs w:val="28"/>
-        </w:rPr>
-        <w:t xml:space="preserve"> YOLO</w:t>
+        <w:t>реализовать алгоритм на языке Python с использованием библиотек OpenCV и ultralytics YOLO</w:t>
       </w:r>
       <w:r>
         <w:rPr>
@@ -2821,25 +2705,7 @@
           <w:sz w:val="28"/>
           <w:szCs w:val="28"/>
         </w:rPr>
-        <w:t xml:space="preserve">В качестве основы алгоритма используется </w:t>
-      </w:r>
-      <w:proofErr w:type="spellStart"/>
-      <w:r>
-        <w:rPr>
-          <w:rFonts w:eastAsia="Times New Roman"/>
-          <w:sz w:val="28"/>
-          <w:szCs w:val="28"/>
-        </w:rPr>
-        <w:t>нейросетевая</w:t>
-      </w:r>
-      <w:proofErr w:type="spellEnd"/>
-      <w:r>
-        <w:rPr>
-          <w:rFonts w:eastAsia="Times New Roman"/>
-          <w:sz w:val="28"/>
-          <w:szCs w:val="28"/>
-        </w:rPr>
-        <w:t xml:space="preserve"> модель YOLO, обеспечивающая высокую скорость и точность обнаружения объектов</w:t>
+        <w:t>В качестве основы алгоритма используется нейросетевая модель YOLO, обеспечивающая высокую скорость и точность обнаружения объектов</w:t>
       </w:r>
       <w:r>
         <w:rPr>
@@ -2871,25 +2737,7 @@
           <w:sz w:val="28"/>
           <w:szCs w:val="28"/>
         </w:rPr>
-        <w:t xml:space="preserve">. Для повышения устойчивости работы алгоритма применяется предварительная обработка изображений и фильтрация ложных срабатываний по площади обнаруженного объекта. Обработка выполняется на </w:t>
-      </w:r>
-      <w:proofErr w:type="spellStart"/>
-      <w:r>
-        <w:rPr>
-          <w:rFonts w:eastAsia="Times New Roman"/>
-          <w:sz w:val="28"/>
-          <w:szCs w:val="28"/>
-        </w:rPr>
-        <w:t>видеосценах</w:t>
-      </w:r>
-      <w:proofErr w:type="spellEnd"/>
-      <w:r>
-        <w:rPr>
-          <w:rFonts w:eastAsia="Times New Roman"/>
-          <w:sz w:val="28"/>
-          <w:szCs w:val="28"/>
-        </w:rPr>
-        <w:t>, предварительно записанных в симуляторе MUR IDE, содержащих подводные трубопроводы в различных условиях наблюдения [1].</w:t>
+        <w:t>. Для повышения устойчивости работы алгоритма применяется предварительная обработка изображений и фильтрация ложных срабатываний по площади обнаруженного объекта. Обработка выполняется на видеосценах, предварительно записанных в симуляторе MUR IDE, содержащих подводные трубопроводы в различных условиях наблюдения [1].</w:t>
       </w:r>
       <w:r>
         <w:rPr>
@@ -2913,8 +2761,8 @@
         </w:rPr>
       </w:pPr>
       <w:bookmarkStart w:id="6" w:name="_Toc229304450"/>
-      <w:bookmarkEnd w:id="3"/>
       <w:bookmarkEnd w:id="4"/>
+      <w:bookmarkEnd w:id="5"/>
       <w:r>
         <w:rPr>
           <w:color w:val="0F1115"/>
@@ -3085,50 +2933,69 @@
           <w:szCs w:val="28"/>
           <w:lang w:val="ru-BY"/>
         </w:rPr>
-        <w:t xml:space="preserve">Для решения подобных задач все более широко применяются </w:t>
-      </w:r>
-      <w:proofErr w:type="spellStart"/>
+        <w:t>Для решения подобных задач все более широко применяются нейросетевые методы обнаружения объектов, в частности алгоритмы семейства YOLO (You Only Look Once), обеспечивающие высокую скорость обработки изображений и достаточную точность обнаружения [</w:t>
+      </w:r>
+      <w:r>
+        <w:rPr>
+          <w:sz w:val="28"/>
+          <w:szCs w:val="28"/>
+        </w:rPr>
+        <w:t>7</w:t>
+      </w:r>
       <w:r>
         <w:rPr>
           <w:sz w:val="28"/>
           <w:szCs w:val="28"/>
           <w:lang w:val="ru-BY"/>
         </w:rPr>
-        <w:t>нейросетевые</w:t>
-      </w:r>
-      <w:proofErr w:type="spellEnd"/>
-      <w:r>
+        <w:t>]. Использование подобных моделей позволяет выполнять обработку видеопотока в режиме, близком к реальному времени, что особенно важно для подводных робототехнических комплексов.</w:t>
+      </w:r>
+    </w:p>
+    <w:p>
+      <w:pPr>
         <w:rPr>
           <w:sz w:val="28"/>
           <w:szCs w:val="28"/>
           <w:lang w:val="ru-BY"/>
         </w:rPr>
-        <w:t xml:space="preserve"> методы обнаружения объектов, в частности алгоритмы семейства YOLO (You Only Look </w:t>
-      </w:r>
-      <w:proofErr w:type="spellStart"/>
-      <w:r>
+      </w:pPr>
+    </w:p>
+    <w:p>
+      <w:pPr>
         <w:rPr>
           <w:sz w:val="28"/>
           <w:szCs w:val="28"/>
           <w:lang w:val="ru-BY"/>
         </w:rPr>
-        <w:t>Once</w:t>
-      </w:r>
-      <w:proofErr w:type="spellEnd"/>
+      </w:pPr>
       <w:r>
         <w:rPr>
           <w:sz w:val="28"/>
           <w:szCs w:val="28"/>
           <w:lang w:val="ru-BY"/>
         </w:rPr>
-        <w:t>), обеспечивающие высокую скорость обработки изображений и достаточную точность обнаружения [</w:t>
-      </w:r>
-      <w:r>
-        <w:rPr>
-          <w:sz w:val="28"/>
-          <w:szCs w:val="28"/>
-        </w:rPr>
-        <w:t>7</w:t>
+        <w:t>Проведение испытаний алгоритмов в реальных подводных условиях связано со значительными финансовыми затратами и организационными сложностями. Поэтому на этапе разработки целесообразно использовать симуляционные среды, позволяющие формировать реалистичные подводные сцены и записывать тестовые видеоданные. В данной работе в качестве такой среды используется симулятор MUR IDE, в котором были сформированы видеосцены с подводными трубопроводами для последующего тестирования разработанного алгоритма</w:t>
+      </w:r>
+      <w:r>
+        <w:rPr>
+          <w:sz w:val="28"/>
+          <w:szCs w:val="28"/>
+        </w:rPr>
+        <w:t>[</w:t>
+      </w:r>
+      <w:r>
+        <w:rPr>
+          <w:sz w:val="28"/>
+          <w:szCs w:val="28"/>
+        </w:rPr>
+        <w:t>1</w:t>
+      </w:r>
+      <w:r>
+        <w:rPr>
+          <w:sz w:val="28"/>
+          <w:szCs w:val="28"/>
+        </w:rPr>
+        <w:t>]</w:t>
       </w:r>
       <w:r>
         <w:rPr>
@@ -3136,7 +3003,7 @@
           <w:szCs w:val="28"/>
           <w:lang w:val="ru-BY"/>
         </w:rPr>
-        <w:t>]. Использование подобных моделей позволяет выполнять обработку видеопотока в режиме, близком к реальному времени, что особенно важно для подводных робототехнических комплексов.</w:t>
+        <w:t>.</w:t>
       </w:r>
     </w:p>
     <w:p>
@@ -3162,116 +3029,7 @@
           <w:szCs w:val="28"/>
           <w:lang w:val="ru-BY"/>
         </w:rPr>
-        <w:t xml:space="preserve">Проведение испытаний алгоритмов в реальных подводных условиях связано со значительными финансовыми затратами и организационными сложностями. Поэтому на этапе разработки целесообразно использовать </w:t>
-      </w:r>
-      <w:proofErr w:type="spellStart"/>
-      <w:r>
-        <w:rPr>
-          <w:sz w:val="28"/>
-          <w:szCs w:val="28"/>
-          <w:lang w:val="ru-BY"/>
-        </w:rPr>
-        <w:t>симуляционные</w:t>
-      </w:r>
-      <w:proofErr w:type="spellEnd"/>
-      <w:r>
-        <w:rPr>
-          <w:sz w:val="28"/>
-          <w:szCs w:val="28"/>
-          <w:lang w:val="ru-BY"/>
-        </w:rPr>
-        <w:t xml:space="preserve"> среды, позволяющие формировать реалистичные подводные сцены и записывать тестовые видеоданные. В данной работе в качестве такой среды используется симулятор MUR IDE, в котором были сформированы </w:t>
-      </w:r>
-      <w:proofErr w:type="spellStart"/>
-      <w:r>
-        <w:rPr>
-          <w:sz w:val="28"/>
-          <w:szCs w:val="28"/>
-          <w:lang w:val="ru-BY"/>
-        </w:rPr>
-        <w:t>видеосцены</w:t>
-      </w:r>
-      <w:proofErr w:type="spellEnd"/>
-      <w:r>
-        <w:rPr>
-          <w:sz w:val="28"/>
-          <w:szCs w:val="28"/>
-          <w:lang w:val="ru-BY"/>
-        </w:rPr>
-        <w:t xml:space="preserve"> с подводными трубопроводами для последующего тестирования разработанного алгоритма</w:t>
-      </w:r>
-      <w:r>
-        <w:rPr>
-          <w:sz w:val="28"/>
-          <w:szCs w:val="28"/>
-        </w:rPr>
-        <w:t>[</w:t>
-      </w:r>
-      <w:r>
-        <w:rPr>
-          <w:sz w:val="28"/>
-          <w:szCs w:val="28"/>
-        </w:rPr>
-        <w:t>1</w:t>
-      </w:r>
-      <w:r>
-        <w:rPr>
-          <w:sz w:val="28"/>
-          <w:szCs w:val="28"/>
-        </w:rPr>
-        <w:t>]</w:t>
-      </w:r>
-      <w:r>
-        <w:rPr>
-          <w:sz w:val="28"/>
-          <w:szCs w:val="28"/>
-          <w:lang w:val="ru-BY"/>
-        </w:rPr>
-        <w:t>.</w:t>
-      </w:r>
-    </w:p>
-    <w:p>
-      <w:pPr>
-        <w:rPr>
-          <w:sz w:val="28"/>
-          <w:szCs w:val="28"/>
-          <w:lang w:val="ru-BY"/>
-        </w:rPr>
-      </w:pPr>
-    </w:p>
-    <w:p>
-      <w:pPr>
-        <w:rPr>
-          <w:sz w:val="28"/>
-          <w:szCs w:val="28"/>
-          <w:lang w:val="ru-BY"/>
-        </w:rPr>
-      </w:pPr>
-      <w:r>
-        <w:rPr>
-          <w:sz w:val="28"/>
-          <w:szCs w:val="28"/>
-          <w:lang w:val="ru-BY"/>
-        </w:rPr>
-        <w:t xml:space="preserve">Таким образом, разработка алгоритма автоматического обнаружения подводных трубопроводов является актуальной задачей в области компьютерного зрения и подводной робототехники. Использование современных </w:t>
-      </w:r>
-      <w:proofErr w:type="spellStart"/>
-      <w:r>
-        <w:rPr>
-          <w:sz w:val="28"/>
-          <w:szCs w:val="28"/>
-          <w:lang w:val="ru-BY"/>
-        </w:rPr>
-        <w:t>нейросетевых</w:t>
-      </w:r>
-      <w:proofErr w:type="spellEnd"/>
-      <w:r>
-        <w:rPr>
-          <w:sz w:val="28"/>
-          <w:szCs w:val="28"/>
-          <w:lang w:val="ru-BY"/>
-        </w:rPr>
-        <w:t xml:space="preserve"> методов позволяет повысить эффективность обработки видеоданных и сократить нагрузку на оператора при выполнении инспекционных миссий</w:t>
+        <w:t>Таким образом, разработка алгоритма автоматического обнаружения подводных трубопроводов является актуальной задачей в области компьютерного зрения и подводной робототехники. Использование современных нейросетевых методов позволяет повысить эффективность обработки видеоданных и сократить нагрузку на оператора при выполнении инспекционных миссий</w:t>
       </w:r>
       <w:r>
         <w:rPr>
@@ -3421,25 +3179,7 @@
           <w:sz w:val="28"/>
           <w:szCs w:val="28"/>
         </w:rPr>
-        <w:t xml:space="preserve">Программный интерфейс (API): Для удобного взаимодействия с данными сенсоров и отправки команд аппарату предусмотрен API, доступный через библиотеку </w:t>
-      </w:r>
-      <w:proofErr w:type="spellStart"/>
-      <w:r>
-        <w:rPr>
-          <w:rFonts w:eastAsia="Times New Roman"/>
-          <w:sz w:val="28"/>
-          <w:szCs w:val="28"/>
-        </w:rPr>
-        <w:t>pymurapi</w:t>
-      </w:r>
-      <w:proofErr w:type="spellEnd"/>
-      <w:r>
-        <w:rPr>
-          <w:rFonts w:eastAsia="Times New Roman"/>
-          <w:sz w:val="28"/>
-          <w:szCs w:val="28"/>
-        </w:rPr>
-        <w:t>[</w:t>
+        <w:t>Программный интерфейс (API): Для удобного взаимодействия с данными сенсоров и отправки команд аппарату предусмотрен API, доступный через библиотеку pymurapi[</w:t>
       </w:r>
       <w:r>
         <w:rPr>
@@ -3671,7 +3411,7 @@
             <w:pPr>
               <w:spacing w:line="429" w:lineRule="atLeast"/>
               <w:ind w:firstLine="0"/>
-              <w:jc w:val="center"/>
+              <w:jc w:val="left"/>
             </w:pPr>
             <w:r>
               <w:lastRenderedPageBreak/>
@@ -3700,7 +3440,7 @@
             <w:pPr>
               <w:spacing w:line="429" w:lineRule="atLeast"/>
               <w:ind w:firstLine="0"/>
-              <w:jc w:val="center"/>
+              <w:jc w:val="left"/>
             </w:pPr>
             <w:r>
               <w:t>Вычислительная сложность</w:t>
@@ -3728,7 +3468,7 @@
             <w:pPr>
               <w:spacing w:line="429" w:lineRule="atLeast"/>
               <w:ind w:firstLine="0"/>
-              <w:jc w:val="center"/>
+              <w:jc w:val="left"/>
             </w:pPr>
             <w:r>
               <w:t>Точность</w:t>
@@ -3756,7 +3496,7 @@
             <w:pPr>
               <w:spacing w:line="429" w:lineRule="atLeast"/>
               <w:ind w:firstLine="0"/>
-              <w:jc w:val="center"/>
+              <w:jc w:val="left"/>
             </w:pPr>
             <w:r>
               <w:t>Требует обучения</w:t>
@@ -3778,7 +3518,7 @@
             <w:pPr>
               <w:spacing w:line="429" w:lineRule="atLeast"/>
               <w:ind w:firstLine="0"/>
-              <w:jc w:val="center"/>
+              <w:jc w:val="left"/>
               <w:rPr>
                 <w:rFonts w:eastAsia="Times New Roman"/>
                 <w:sz w:val="24"/>
@@ -3811,7 +3551,7 @@
             <w:pPr>
               <w:spacing w:line="429" w:lineRule="atLeast"/>
               <w:ind w:firstLine="0"/>
-              <w:jc w:val="center"/>
+              <w:jc w:val="left"/>
             </w:pPr>
             <w:r>
               <w:t>Цветовая сегментация (HSV)</w:t>
@@ -3838,7 +3578,7 @@
             <w:pPr>
               <w:spacing w:line="429" w:lineRule="atLeast"/>
               <w:ind w:firstLine="0"/>
-              <w:jc w:val="center"/>
+              <w:jc w:val="left"/>
             </w:pPr>
             <w:r>
               <w:t>Низкая</w:t>
@@ -3865,7 +3605,7 @@
             <w:pPr>
               <w:spacing w:line="429" w:lineRule="atLeast"/>
               <w:ind w:firstLine="0"/>
-              <w:jc w:val="center"/>
+              <w:jc w:val="left"/>
             </w:pPr>
             <w:r>
               <w:t>Средняя</w:t>
@@ -3892,7 +3632,7 @@
             <w:pPr>
               <w:spacing w:line="429" w:lineRule="atLeast"/>
               <w:ind w:firstLine="0"/>
-              <w:jc w:val="center"/>
+              <w:jc w:val="left"/>
             </w:pPr>
             <w:r>
               <w:t>Нет</w:t>
@@ -3913,7 +3653,7 @@
             <w:pPr>
               <w:spacing w:line="429" w:lineRule="atLeast"/>
               <w:ind w:firstLine="0"/>
-              <w:jc w:val="center"/>
+              <w:jc w:val="left"/>
               <w:rPr>
                 <w:rFonts w:eastAsia="Times New Roman"/>
                 <w:sz w:val="24"/>
@@ -3946,7 +3686,7 @@
             <w:pPr>
               <w:spacing w:line="429" w:lineRule="atLeast"/>
               <w:ind w:firstLine="0"/>
-              <w:jc w:val="center"/>
+              <w:jc w:val="left"/>
             </w:pPr>
             <w:r>
               <w:t>Метод каскадов Хаара</w:t>
@@ -3973,7 +3713,7 @@
             <w:pPr>
               <w:spacing w:line="429" w:lineRule="atLeast"/>
               <w:ind w:firstLine="0"/>
-              <w:jc w:val="center"/>
+              <w:jc w:val="left"/>
             </w:pPr>
             <w:r>
               <w:t>Средняя</w:t>
@@ -4000,7 +3740,7 @@
             <w:pPr>
               <w:spacing w:line="429" w:lineRule="atLeast"/>
               <w:ind w:firstLine="0"/>
-              <w:jc w:val="center"/>
+              <w:jc w:val="left"/>
             </w:pPr>
             <w:r>
               <w:t>Средняя</w:t>
@@ -4027,7 +3767,7 @@
             <w:pPr>
               <w:spacing w:line="429" w:lineRule="atLeast"/>
               <w:ind w:firstLine="0"/>
-              <w:jc w:val="center"/>
+              <w:jc w:val="left"/>
             </w:pPr>
             <w:r>
               <w:t>Да</w:t>
@@ -4048,7 +3788,7 @@
             <w:pPr>
               <w:spacing w:line="429" w:lineRule="atLeast"/>
               <w:ind w:firstLine="0"/>
-              <w:jc w:val="center"/>
+              <w:jc w:val="left"/>
               <w:rPr>
                 <w:rFonts w:eastAsia="Times New Roman"/>
                 <w:sz w:val="24"/>
@@ -4081,7 +3821,7 @@
             <w:pPr>
               <w:spacing w:line="429" w:lineRule="atLeast"/>
               <w:ind w:firstLine="0"/>
-              <w:jc w:val="center"/>
+              <w:jc w:val="left"/>
             </w:pPr>
             <w:r>
               <w:t>Сравнение с шаблоном</w:t>
@@ -4108,7 +3848,7 @@
             <w:pPr>
               <w:spacing w:line="429" w:lineRule="atLeast"/>
               <w:ind w:firstLine="0"/>
-              <w:jc w:val="center"/>
+              <w:jc w:val="left"/>
             </w:pPr>
             <w:r>
               <w:t>Высокая (при большом шаблоне)</w:t>
@@ -4135,7 +3875,7 @@
             <w:pPr>
               <w:spacing w:line="429" w:lineRule="atLeast"/>
               <w:ind w:firstLine="0"/>
-              <w:jc w:val="center"/>
+              <w:jc w:val="left"/>
             </w:pPr>
             <w:r>
               <w:t>Низкая (при изменении масштаба)</w:t>
@@ -4162,7 +3902,7 @@
             <w:pPr>
               <w:spacing w:line="429" w:lineRule="atLeast"/>
               <w:ind w:firstLine="0"/>
-              <w:jc w:val="center"/>
+              <w:jc w:val="left"/>
             </w:pPr>
             <w:r>
               <w:t>Нет</w:t>
@@ -4183,7 +3923,7 @@
             <w:pPr>
               <w:spacing w:line="429" w:lineRule="atLeast"/>
               <w:ind w:firstLine="0"/>
-              <w:jc w:val="center"/>
+              <w:jc w:val="left"/>
               <w:rPr>
                 <w:rFonts w:eastAsia="Times New Roman"/>
                 <w:sz w:val="24"/>
@@ -4216,15 +3956,10 @@
             <w:pPr>
               <w:spacing w:line="429" w:lineRule="atLeast"/>
               <w:ind w:firstLine="0"/>
-              <w:jc w:val="center"/>
+              <w:jc w:val="left"/>
             </w:pPr>
-            <w:proofErr w:type="spellStart"/>
             <w:r>
-              <w:t>Нейросетевые</w:t>
-            </w:r>
-            <w:proofErr w:type="spellEnd"/>
-            <w:r>
-              <w:t xml:space="preserve"> методы (YOLO)</w:t>
+              <w:t>Нейросетевые методы (YOLO)</w:t>
             </w:r>
           </w:p>
         </w:tc>
@@ -4248,7 +3983,7 @@
             <w:pPr>
               <w:spacing w:line="429" w:lineRule="atLeast"/>
               <w:ind w:firstLine="0"/>
-              <w:jc w:val="center"/>
+              <w:jc w:val="left"/>
             </w:pPr>
             <w:r>
               <w:t>Высокая</w:t>
@@ -4275,7 +4010,7 @@
             <w:pPr>
               <w:spacing w:line="429" w:lineRule="atLeast"/>
               <w:ind w:firstLine="0"/>
-              <w:jc w:val="center"/>
+              <w:jc w:val="left"/>
             </w:pPr>
             <w:r>
               <w:t>Высокая</w:t>
@@ -4302,18 +4037,10 @@
             <w:pPr>
               <w:spacing w:line="429" w:lineRule="atLeast"/>
               <w:ind w:firstLine="0"/>
-              <w:jc w:val="center"/>
+              <w:jc w:val="left"/>
             </w:pPr>
             <w:r>
-              <w:t xml:space="preserve">Да (нужен </w:t>
-            </w:r>
-            <w:proofErr w:type="spellStart"/>
-            <w:r>
-              <w:t>датасет</w:t>
-            </w:r>
-            <w:proofErr w:type="spellEnd"/>
-            <w:r>
-              <w:t>)</w:t>
+              <w:t>Да (нужен датасет)</w:t>
             </w:r>
           </w:p>
         </w:tc>
@@ -4331,22 +4058,14 @@
             <w:pPr>
               <w:spacing w:line="429" w:lineRule="atLeast"/>
               <w:ind w:firstLine="0"/>
-              <w:jc w:val="center"/>
+              <w:jc w:val="left"/>
               <w:rPr>
                 <w:rFonts w:eastAsia="Times New Roman"/>
                 <w:sz w:val="24"/>
               </w:rPr>
             </w:pPr>
             <w:r>
-              <w:t xml:space="preserve">Низкая (нет </w:t>
-            </w:r>
-            <w:proofErr w:type="spellStart"/>
-            <w:r>
-              <w:t>датасета</w:t>
-            </w:r>
-            <w:proofErr w:type="spellEnd"/>
-            <w:r>
-              <w:t>)</w:t>
+              <w:t>Низкая (нет датасета)</w:t>
             </w:r>
           </w:p>
         </w:tc>
@@ -4397,14 +4116,7 @@
           <w:sz w:val="28"/>
           <w:szCs w:val="28"/>
         </w:rPr>
-        <w:t xml:space="preserve"> YOLO</w:t>
-      </w:r>
-      <w:r>
-        <w:rPr>
-          <w:sz w:val="28"/>
-          <w:szCs w:val="28"/>
-        </w:rPr>
-        <w:t>[7]</w:t>
+        <w:t xml:space="preserve"> YOLO[7]</w:t>
       </w:r>
       <w:r>
         <w:rPr>
@@ -4426,39 +4138,7 @@
           <w:sz w:val="28"/>
           <w:szCs w:val="28"/>
         </w:rPr>
-        <w:t xml:space="preserve"> (You Only Look </w:t>
-      </w:r>
-      <w:proofErr w:type="spellStart"/>
-      <w:r>
-        <w:rPr>
-          <w:sz w:val="28"/>
-          <w:szCs w:val="28"/>
-        </w:rPr>
-        <w:t>Once</w:t>
-      </w:r>
-      <w:proofErr w:type="spellEnd"/>
-      <w:r>
-        <w:rPr>
-          <w:sz w:val="28"/>
-          <w:szCs w:val="28"/>
-        </w:rPr>
-        <w:t xml:space="preserve">) представляет собой современный метод детекции объектов, основанный на использовании </w:t>
-      </w:r>
-      <w:proofErr w:type="spellStart"/>
-      <w:r>
-        <w:rPr>
-          <w:sz w:val="28"/>
-          <w:szCs w:val="28"/>
-        </w:rPr>
-        <w:t>сверточных</w:t>
-      </w:r>
-      <w:proofErr w:type="spellEnd"/>
-      <w:r>
-        <w:rPr>
-          <w:sz w:val="28"/>
-          <w:szCs w:val="28"/>
-        </w:rPr>
-        <w:t xml:space="preserve"> нейронных сетей. В отличие от классических подходов, YOLO выполняет обнаружение объектов за один проход нейросети, что обеспечивает высокую скорость обработки и делает его пригодным для работы в режиме реального времени.</w:t>
+        <w:t xml:space="preserve"> (You Only Look Once) представляет собой современный метод детекции объектов, основанный на использовании сверточных нейронных сетей. В отличие от классических подходов, YOLO выполняет обнаружение объектов за один проход нейросети, что обеспечивает высокую скорость обработки и делает его пригодным для работы в режиме реального времени.</w:t>
       </w:r>
       <w:r>
         <w:rPr>
@@ -4652,14 +4332,11 @@
           <w:rFonts w:eastAsia="Times New Roman"/>
           <w:sz w:val="28"/>
           <w:szCs w:val="28"/>
-          <w:lang w:val="ru-BY"/>
-        </w:rPr>
-      </w:pPr>
-      <w:r>
-        <w:rPr>
-          <w:rFonts w:eastAsia="Times New Roman"/>
-          <w:b/>
-          <w:bCs/>
+        </w:rPr>
+      </w:pPr>
+      <w:r>
+        <w:rPr>
+          <w:rFonts w:eastAsia="Times New Roman"/>
           <w:sz w:val="28"/>
           <w:szCs w:val="28"/>
           <w:lang w:val="ru-BY"/>
@@ -4787,25 +4464,7 @@
           <w:sz w:val="28"/>
           <w:szCs w:val="28"/>
         </w:rPr>
-        <w:t xml:space="preserve">Реализация алгоритма детекции на основе современных </w:t>
-      </w:r>
-      <w:proofErr w:type="spellStart"/>
-      <w:r>
-        <w:rPr>
-          <w:color w:val="0F1115"/>
-          <w:sz w:val="28"/>
-          <w:szCs w:val="28"/>
-        </w:rPr>
-        <w:t>нейросетевых</w:t>
-      </w:r>
-      <w:proofErr w:type="spellEnd"/>
-      <w:r>
-        <w:rPr>
-          <w:color w:val="0F1115"/>
-          <w:sz w:val="28"/>
-          <w:szCs w:val="28"/>
-        </w:rPr>
-        <w:t xml:space="preserve"> архитектур YOLO</w:t>
+        <w:t>Реализация алгоритма детекции на основе современных нейросетевых архитектур YOLO</w:t>
       </w:r>
       <w:r>
         <w:rPr>
@@ -5020,8 +4679,6 @@
       <w:r>
         <w:rPr>
           <w:rFonts w:eastAsia="Times New Roman"/>
-          <w:b/>
-          <w:bCs/>
           <w:sz w:val="28"/>
           <w:szCs w:val="28"/>
           <w:lang w:val="ru-BY"/>
@@ -5180,9 +4837,8 @@
           <w:szCs w:val="28"/>
           <w:lang w:val="ru-BY"/>
         </w:rPr>
-        <w:t>Точность обнаружения (</w:t>
-      </w:r>
-      <w:proofErr w:type="spellStart"/>
+        <w:t>Точность обнаружения (precision) на</w:t>
+      </w:r>
       <w:r>
         <w:rPr>
           <w:rFonts w:eastAsia="Times New Roman"/>
@@ -5190,17 +4846,7 @@
           <w:szCs w:val="28"/>
           <w:lang w:val="ru-BY"/>
         </w:rPr>
-        <w:t>precision</w:t>
-      </w:r>
-      <w:proofErr w:type="spellEnd"/>
-      <w:r>
-        <w:rPr>
-          <w:rFonts w:eastAsia="Times New Roman"/>
-          <w:sz w:val="28"/>
-          <w:szCs w:val="28"/>
-          <w:lang w:val="ru-BY"/>
-        </w:rPr>
-        <w:t xml:space="preserve">) на тестовых </w:t>
+        <w:t xml:space="preserve"> тестовых </w:t>
       </w:r>
       <w:r>
         <w:rPr>
@@ -5345,22 +4991,11 @@
       <w:r>
         <w:rPr>
           <w:rFonts w:eastAsia="Times New Roman"/>
-          <w:b/>
-          <w:bCs/>
           <w:sz w:val="28"/>
           <w:szCs w:val="28"/>
           <w:lang w:val="ru-BY"/>
         </w:rPr>
-        <w:t>Язык программирования:</w:t>
-      </w:r>
-      <w:r>
-        <w:rPr>
-          <w:rFonts w:eastAsia="Times New Roman"/>
-          <w:sz w:val="28"/>
-          <w:szCs w:val="28"/>
-          <w:lang w:val="ru-BY"/>
-        </w:rPr>
-        <w:t> Python 3.10+. Высокоуровневый язык с богатой</w:t>
+        <w:t>Язык программирования: Python 3.10+. Высокоуровневый язык с богатой</w:t>
       </w:r>
     </w:p>
     <w:p>
@@ -5401,42 +5036,11 @@
       <w:r>
         <w:rPr>
           <w:rFonts w:eastAsia="Times New Roman"/>
-          <w:b/>
-          <w:bCs/>
           <w:sz w:val="28"/>
           <w:szCs w:val="28"/>
           <w:lang w:val="ru-BY"/>
         </w:rPr>
-        <w:t>Фреймворк для YOLO:</w:t>
-      </w:r>
-      <w:r>
-        <w:rPr>
-          <w:rFonts w:eastAsia="Times New Roman"/>
-          <w:sz w:val="28"/>
-          <w:szCs w:val="28"/>
-          <w:lang w:val="ru-BY"/>
-        </w:rPr>
-        <w:t> </w:t>
-      </w:r>
-      <w:proofErr w:type="spellStart"/>
-      <w:r>
-        <w:rPr>
-          <w:rFonts w:eastAsia="Times New Roman"/>
-          <w:sz w:val="28"/>
-          <w:szCs w:val="28"/>
-          <w:lang w:val="ru-BY"/>
-        </w:rPr>
-        <w:t>ultralytics</w:t>
-      </w:r>
-      <w:proofErr w:type="spellEnd"/>
-      <w:r>
-        <w:rPr>
-          <w:rFonts w:eastAsia="Times New Roman"/>
-          <w:sz w:val="28"/>
-          <w:szCs w:val="28"/>
-          <w:lang w:val="ru-BY"/>
-        </w:rPr>
-        <w:t>. Официальная библиотека для YOLOv8,</w:t>
+        <w:t>Фреймворк для YOLO: ultralytics. Официальная библиотека для YOLOv8,</w:t>
       </w:r>
     </w:p>
     <w:p>
@@ -5457,27 +5061,7 @@
           <w:szCs w:val="28"/>
           <w:lang w:val="ru-BY"/>
         </w:rPr>
-        <w:t xml:space="preserve">обеспечивающая простой интерфейс для загрузки модели, </w:t>
-      </w:r>
-      <w:proofErr w:type="spellStart"/>
-      <w:r>
-        <w:rPr>
-          <w:rFonts w:eastAsia="Times New Roman"/>
-          <w:sz w:val="28"/>
-          <w:szCs w:val="28"/>
-          <w:lang w:val="ru-BY"/>
-        </w:rPr>
-        <w:t>инференса</w:t>
-      </w:r>
-      <w:proofErr w:type="spellEnd"/>
-      <w:r>
-        <w:rPr>
-          <w:rFonts w:eastAsia="Times New Roman"/>
-          <w:sz w:val="28"/>
-          <w:szCs w:val="28"/>
-          <w:lang w:val="ru-BY"/>
-        </w:rPr>
-        <w:t xml:space="preserve"> и визуализации</w:t>
+        <w:t>обеспечивающая простой интерфейс для загрузки модели, инференса и визуализации</w:t>
       </w:r>
       <w:r>
         <w:rPr>
@@ -5563,42 +5147,11 @@
       <w:r>
         <w:rPr>
           <w:rFonts w:eastAsia="Times New Roman"/>
-          <w:b/>
-          <w:bCs/>
           <w:sz w:val="28"/>
           <w:szCs w:val="28"/>
           <w:lang w:val="ru-BY"/>
         </w:rPr>
-        <w:t>Библиотека для обработки изображений:</w:t>
-      </w:r>
-      <w:r>
-        <w:rPr>
-          <w:rFonts w:eastAsia="Times New Roman"/>
-          <w:sz w:val="28"/>
-          <w:szCs w:val="28"/>
-          <w:lang w:val="ru-BY"/>
-        </w:rPr>
-        <w:t> </w:t>
-      </w:r>
-      <w:proofErr w:type="spellStart"/>
-      <w:r>
-        <w:rPr>
-          <w:rFonts w:eastAsia="Times New Roman"/>
-          <w:sz w:val="28"/>
-          <w:szCs w:val="28"/>
-          <w:lang w:val="ru-BY"/>
-        </w:rPr>
-        <w:t>OpenCV</w:t>
-      </w:r>
-      <w:proofErr w:type="spellEnd"/>
-      <w:r>
-        <w:rPr>
-          <w:rFonts w:eastAsia="Times New Roman"/>
-          <w:sz w:val="28"/>
-          <w:szCs w:val="28"/>
-          <w:lang w:val="ru-BY"/>
-        </w:rPr>
-        <w:t xml:space="preserve"> (cv2). Используется для</w:t>
+        <w:t>Библиотека для обработки изображений: OpenCV (cv2). Используется для</w:t>
       </w:r>
     </w:p>
     <w:p>
@@ -5688,62 +5241,11 @@
       <w:r>
         <w:rPr>
           <w:rFonts w:eastAsia="Times New Roman"/>
-          <w:b/>
-          <w:bCs/>
           <w:sz w:val="28"/>
           <w:szCs w:val="28"/>
           <w:lang w:val="ru-BY"/>
         </w:rPr>
-        <w:t>Фреймворк глубокого обучения:</w:t>
-      </w:r>
-      <w:r>
-        <w:rPr>
-          <w:rFonts w:eastAsia="Times New Roman"/>
-          <w:sz w:val="28"/>
-          <w:szCs w:val="28"/>
-          <w:lang w:val="ru-BY"/>
-        </w:rPr>
-        <w:t> </w:t>
-      </w:r>
-      <w:proofErr w:type="spellStart"/>
-      <w:r>
-        <w:rPr>
-          <w:rFonts w:eastAsia="Times New Roman"/>
-          <w:sz w:val="28"/>
-          <w:szCs w:val="28"/>
-          <w:lang w:val="ru-BY"/>
-        </w:rPr>
-        <w:t>PyTorch</w:t>
-      </w:r>
-      <w:proofErr w:type="spellEnd"/>
-      <w:r>
-        <w:rPr>
-          <w:rFonts w:eastAsia="Times New Roman"/>
-          <w:sz w:val="28"/>
-          <w:szCs w:val="28"/>
-          <w:lang w:val="ru-BY"/>
-        </w:rPr>
-        <w:t xml:space="preserve"> (бэкенд для </w:t>
-      </w:r>
-      <w:proofErr w:type="spellStart"/>
-      <w:r>
-        <w:rPr>
-          <w:rFonts w:eastAsia="Times New Roman"/>
-          <w:sz w:val="28"/>
-          <w:szCs w:val="28"/>
-          <w:lang w:val="ru-BY"/>
-        </w:rPr>
-        <w:t>ultralytics</w:t>
-      </w:r>
-      <w:proofErr w:type="spellEnd"/>
-      <w:r>
-        <w:rPr>
-          <w:rFonts w:eastAsia="Times New Roman"/>
-          <w:sz w:val="28"/>
-          <w:szCs w:val="28"/>
-          <w:lang w:val="ru-BY"/>
-        </w:rPr>
-        <w:t>).</w:t>
+        <w:t>Фреймворк глубокого обучения: PyTorch (бэкенд для ultralytics).</w:t>
       </w:r>
     </w:p>
     <w:p>
@@ -5764,27 +5266,7 @@
           <w:szCs w:val="28"/>
           <w:lang w:val="ru-BY"/>
         </w:rPr>
-        <w:t xml:space="preserve">Обеспечивает выполнение </w:t>
-      </w:r>
-      <w:proofErr w:type="spellStart"/>
-      <w:r>
-        <w:rPr>
-          <w:rFonts w:eastAsia="Times New Roman"/>
-          <w:sz w:val="28"/>
-          <w:szCs w:val="28"/>
-          <w:lang w:val="ru-BY"/>
-        </w:rPr>
-        <w:t>нейросетевых</w:t>
-      </w:r>
-      <w:proofErr w:type="spellEnd"/>
-      <w:r>
-        <w:rPr>
-          <w:rFonts w:eastAsia="Times New Roman"/>
-          <w:sz w:val="28"/>
-          <w:szCs w:val="28"/>
-          <w:lang w:val="ru-BY"/>
-        </w:rPr>
-        <w:t xml:space="preserve"> вычислений</w:t>
+        <w:t>Обеспечивает выполнение нейросетевых вычислений</w:t>
       </w:r>
       <w:r>
         <w:rPr>
@@ -5799,7 +5281,6 @@
           <w:rFonts w:eastAsia="Times New Roman"/>
           <w:sz w:val="28"/>
           <w:szCs w:val="28"/>
-          <w:lang w:val="en-US"/>
         </w:rPr>
         <w:t>4</w:t>
       </w:r>
@@ -5816,7 +5297,6 @@
           <w:rFonts w:eastAsia="Times New Roman"/>
           <w:sz w:val="28"/>
           <w:szCs w:val="28"/>
-          <w:lang w:val="en-US"/>
         </w:rPr>
         <w:t>[9]</w:t>
       </w:r>
@@ -5986,25 +5466,7 @@
           <w:szCs w:val="28"/>
           <w:lang w:val="ru-BY"/>
         </w:rPr>
-        <w:t xml:space="preserve">Подготовка кадров к передаче в </w:t>
-      </w:r>
-      <w:proofErr w:type="spellStart"/>
-      <w:r>
-        <w:rPr>
-          <w:sz w:val="28"/>
-          <w:szCs w:val="28"/>
-          <w:lang w:val="ru-BY"/>
-        </w:rPr>
-        <w:t>нейросетевую</w:t>
-      </w:r>
-      <w:proofErr w:type="spellEnd"/>
-      <w:r>
-        <w:rPr>
-          <w:sz w:val="28"/>
-          <w:szCs w:val="28"/>
-          <w:lang w:val="ru-BY"/>
-        </w:rPr>
-        <w:t xml:space="preserve"> модель.</w:t>
+        <w:t>Подготовка кадров к передаче в нейросетевую модель.</w:t>
       </w:r>
     </w:p>
     <w:p>
@@ -6045,18 +5507,8 @@
           <w:lang w:val="ru-BY"/>
         </w:rPr>
         <w:lastRenderedPageBreak/>
-        <w:t xml:space="preserve">Для обеспечения частоты не менее 10 FPS не требуется использовать дополнительные потоки, так как </w:t>
-      </w:r>
-      <w:proofErr w:type="spellStart"/>
-      <w:r>
-        <w:rPr>
-          <w:sz w:val="28"/>
-          <w:szCs w:val="28"/>
-          <w:lang w:val="ru-BY"/>
-        </w:rPr>
-        <w:t>YOLOv</w:t>
-      </w:r>
-      <w:proofErr w:type="spellEnd"/>
+        <w:t>Для обеспечения частоты не менее 10 FPS не требуется использовать дополнительные потоки, так как YOLOv</w:t>
+      </w:r>
       <w:r>
         <w:rPr>
           <w:sz w:val="28"/>
@@ -6130,37 +5582,7 @@
           <w:sz w:val="28"/>
           <w:szCs w:val="28"/>
         </w:rPr>
-        <w:t xml:space="preserve">Модуль обнаружения трубопровода является основным компонентом разработанного алгоритма. Его задача </w:t>
-      </w:r>
-      <w:r>
-        <w:rPr>
-          <w:sz w:val="28"/>
-          <w:szCs w:val="28"/>
-        </w:rPr>
-        <w:t>--</w:t>
-      </w:r>
-      <w:r>
-        <w:rPr>
-          <w:sz w:val="28"/>
-          <w:szCs w:val="28"/>
-        </w:rPr>
-        <w:t xml:space="preserve"> анализ видеокадров и определение положения подводного трубопровода с помощью </w:t>
-      </w:r>
-      <w:proofErr w:type="spellStart"/>
-      <w:r>
-        <w:rPr>
-          <w:sz w:val="28"/>
-          <w:szCs w:val="28"/>
-        </w:rPr>
-        <w:t>нейросетевой</w:t>
-      </w:r>
-      <w:proofErr w:type="spellEnd"/>
-      <w:r>
-        <w:rPr>
-          <w:sz w:val="28"/>
-          <w:szCs w:val="28"/>
-        </w:rPr>
-        <w:t xml:space="preserve"> модели YOLO[</w:t>
+        <w:t>Модуль обнаружения трубопровода является основным компонентом разработанного алгоритма. Его задача -- анализ видеокадров и определение положения подводного трубопровода с помощью нейросетевой модели YOLO[</w:t>
       </w:r>
       <w:r>
         <w:rPr>
@@ -6202,16 +5624,12 @@
         </w:numPr>
         <w:spacing w:line="429" w:lineRule="atLeast"/>
         <w:rPr>
-          <w:b/>
-          <w:bCs/>
-          <w:sz w:val="28"/>
-          <w:szCs w:val="28"/>
-        </w:rPr>
-      </w:pPr>
-      <w:r>
-        <w:rPr>
-          <w:b/>
-          <w:bCs/>
+          <w:sz w:val="28"/>
+          <w:szCs w:val="28"/>
+        </w:rPr>
+      </w:pPr>
+      <w:r>
+        <w:rPr>
           <w:sz w:val="28"/>
           <w:szCs w:val="28"/>
         </w:rPr>
@@ -6244,7 +5662,6 @@
           <w:lang w:val="en-US"/>
         </w:rPr>
       </w:pPr>
-      <w:proofErr w:type="spellStart"/>
       <w:r>
         <w:rPr>
           <w:rFonts w:ascii="Courier New" w:hAnsi="Courier New" w:cs="Courier New"/>
@@ -6252,17 +5669,7 @@
           <w:szCs w:val="20"/>
           <w:lang w:val="en-US"/>
         </w:rPr>
-        <w:t>frame_blur</w:t>
-      </w:r>
-      <w:proofErr w:type="spellEnd"/>
-      <w:r>
-        <w:rPr>
-          <w:rFonts w:ascii="Courier New" w:hAnsi="Courier New" w:cs="Courier New"/>
-          <w:sz w:val="20"/>
-          <w:szCs w:val="20"/>
-          <w:lang w:val="en-US"/>
-        </w:rPr>
-        <w:t xml:space="preserve"> = cv2.GaussianBlur(frame, (5, 5), 0)</w:t>
+        <w:t>frame_blur = cv2.GaussianBlur(frame, (5, 5), 0)</w:t>
       </w:r>
     </w:p>
     <w:p>
@@ -6290,31 +5697,16 @@
         </w:numPr>
         <w:spacing w:line="429" w:lineRule="atLeast"/>
         <w:rPr>
-          <w:b/>
-          <w:bCs/>
-          <w:sz w:val="28"/>
-          <w:szCs w:val="28"/>
-        </w:rPr>
-      </w:pPr>
-      <w:proofErr w:type="spellStart"/>
-      <w:r>
-        <w:rPr>
-          <w:b/>
-          <w:bCs/>
-          <w:sz w:val="28"/>
-          <w:szCs w:val="28"/>
-        </w:rPr>
-        <w:t>Инференс</w:t>
-      </w:r>
-      <w:proofErr w:type="spellEnd"/>
-      <w:r>
-        <w:rPr>
-          <w:b/>
-          <w:bCs/>
-          <w:sz w:val="28"/>
-          <w:szCs w:val="28"/>
-        </w:rPr>
-        <w:t xml:space="preserve"> модели</w:t>
+          <w:sz w:val="28"/>
+          <w:szCs w:val="28"/>
+        </w:rPr>
+      </w:pPr>
+      <w:r>
+        <w:rPr>
+          <w:sz w:val="28"/>
+          <w:szCs w:val="28"/>
+        </w:rPr>
+        <w:t>Инференс модели</w:t>
       </w:r>
     </w:p>
     <w:p>
@@ -6350,27 +5742,7 @@
           <w:szCs w:val="20"/>
           <w:lang w:val="en-US"/>
         </w:rPr>
-        <w:t>results = model(</w:t>
-      </w:r>
-      <w:proofErr w:type="spellStart"/>
-      <w:r>
-        <w:rPr>
-          <w:rFonts w:ascii="Courier New" w:hAnsi="Courier New" w:cs="Courier New"/>
-          <w:sz w:val="20"/>
-          <w:szCs w:val="20"/>
-          <w:lang w:val="en-US"/>
-        </w:rPr>
-        <w:t>frame_blur</w:t>
-      </w:r>
-      <w:proofErr w:type="spellEnd"/>
-      <w:r>
-        <w:rPr>
-          <w:rFonts w:ascii="Courier New" w:hAnsi="Courier New" w:cs="Courier New"/>
-          <w:sz w:val="20"/>
-          <w:szCs w:val="20"/>
-          <w:lang w:val="en-US"/>
-        </w:rPr>
-        <w:t>, conf=CONF_THRESHOLD)</w:t>
+        <w:t>results = model(frame_blur, conf=CONF_THRESHOLD)</w:t>
       </w:r>
     </w:p>
     <w:p>
@@ -6402,23 +5774,7 @@
           <w:sz w:val="28"/>
           <w:szCs w:val="28"/>
         </w:rPr>
-        <w:t xml:space="preserve">– </w:t>
-      </w:r>
-      <w:proofErr w:type="spellStart"/>
-      <w:r>
-        <w:rPr>
-          <w:sz w:val="28"/>
-          <w:szCs w:val="28"/>
-        </w:rPr>
-        <w:t>xy</w:t>
-      </w:r>
-      <w:proofErr w:type="spellEnd"/>
-      <w:r>
-        <w:rPr>
-          <w:sz w:val="28"/>
-          <w:szCs w:val="28"/>
-        </w:rPr>
-        <w:t xml:space="preserve"> — координаты ограничивающего прямоугольника;</w:t>
+        <w:t>– xy — координаты ограничивающего прямоугольника;</w:t>
       </w:r>
     </w:p>
     <w:p>
@@ -6434,23 +5790,7 @@
           <w:sz w:val="28"/>
           <w:szCs w:val="28"/>
         </w:rPr>
-        <w:t xml:space="preserve">– </w:t>
-      </w:r>
-      <w:proofErr w:type="spellStart"/>
-      <w:r>
-        <w:rPr>
-          <w:sz w:val="28"/>
-          <w:szCs w:val="28"/>
-        </w:rPr>
-        <w:t>confidence</w:t>
-      </w:r>
-      <w:proofErr w:type="spellEnd"/>
-      <w:r>
-        <w:rPr>
-          <w:sz w:val="28"/>
-          <w:szCs w:val="28"/>
-        </w:rPr>
-        <w:t xml:space="preserve"> — уверенность обнаружения;</w:t>
+        <w:t>– confidence — уверенность обнаружения;</w:t>
       </w:r>
     </w:p>
     <w:p>
@@ -6466,23 +5806,7 @@
           <w:sz w:val="28"/>
           <w:szCs w:val="28"/>
         </w:rPr>
-        <w:t xml:space="preserve">– </w:t>
-      </w:r>
-      <w:proofErr w:type="spellStart"/>
-      <w:r>
-        <w:rPr>
-          <w:sz w:val="28"/>
-          <w:szCs w:val="28"/>
-        </w:rPr>
-        <w:t>class_id</w:t>
-      </w:r>
-      <w:proofErr w:type="spellEnd"/>
-      <w:r>
-        <w:rPr>
-          <w:sz w:val="28"/>
-          <w:szCs w:val="28"/>
-        </w:rPr>
-        <w:t xml:space="preserve"> — идентификатор класса объекта.</w:t>
+        <w:t>– class_id — идентификатор класса объекта.</w:t>
       </w:r>
     </w:p>
     <w:p>
@@ -6494,16 +5818,12 @@
         </w:numPr>
         <w:spacing w:line="429" w:lineRule="atLeast"/>
         <w:rPr>
-          <w:b/>
-          <w:bCs/>
-          <w:sz w:val="28"/>
-          <w:szCs w:val="28"/>
-        </w:rPr>
-      </w:pPr>
-      <w:r>
-        <w:rPr>
-          <w:b/>
-          <w:bCs/>
+          <w:sz w:val="28"/>
+          <w:szCs w:val="28"/>
+        </w:rPr>
+      </w:pPr>
+      <w:r>
+        <w:rPr>
           <w:sz w:val="28"/>
           <w:szCs w:val="28"/>
         </w:rPr>
@@ -6535,41 +5855,13 @@
           <w:szCs w:val="20"/>
         </w:rPr>
       </w:pPr>
-      <w:proofErr w:type="spellStart"/>
       <w:r>
         <w:rPr>
           <w:rFonts w:ascii="Courier New" w:hAnsi="Courier New" w:cs="Courier New"/>
           <w:sz w:val="20"/>
           <w:szCs w:val="20"/>
         </w:rPr>
-        <w:t>if</w:t>
-      </w:r>
-      <w:proofErr w:type="spellEnd"/>
-      <w:r>
-        <w:rPr>
-          <w:rFonts w:ascii="Courier New" w:hAnsi="Courier New" w:cs="Courier New"/>
-          <w:sz w:val="20"/>
-          <w:szCs w:val="20"/>
-        </w:rPr>
-        <w:t xml:space="preserve"> </w:t>
-      </w:r>
-      <w:proofErr w:type="spellStart"/>
-      <w:r>
-        <w:rPr>
-          <w:rFonts w:ascii="Courier New" w:hAnsi="Courier New" w:cs="Courier New"/>
-          <w:sz w:val="20"/>
-          <w:szCs w:val="20"/>
-        </w:rPr>
-        <w:t>area</w:t>
-      </w:r>
-      <w:proofErr w:type="spellEnd"/>
-      <w:r>
-        <w:rPr>
-          <w:rFonts w:ascii="Courier New" w:hAnsi="Courier New" w:cs="Courier New"/>
-          <w:sz w:val="20"/>
-          <w:szCs w:val="20"/>
-        </w:rPr>
-        <w:t xml:space="preserve"> &gt; MIN_AREA:</w:t>
+        <w:t>if area &gt; MIN_AREA:</w:t>
       </w:r>
     </w:p>
     <w:p>
@@ -6602,55 +5894,7 @@
           <w:szCs w:val="28"/>
         </w:rPr>
         <w:lastRenderedPageBreak/>
-        <w:t xml:space="preserve">Дополнительно библиотека </w:t>
-      </w:r>
-      <w:proofErr w:type="spellStart"/>
-      <w:r>
-        <w:rPr>
-          <w:sz w:val="28"/>
-          <w:szCs w:val="28"/>
-        </w:rPr>
-        <w:t>Ultralytics</w:t>
-      </w:r>
-      <w:proofErr w:type="spellEnd"/>
-      <w:r>
-        <w:rPr>
-          <w:sz w:val="28"/>
-          <w:szCs w:val="28"/>
-        </w:rPr>
-        <w:t xml:space="preserve"> автоматически применяет алгоритм Non-</w:t>
-      </w:r>
-      <w:proofErr w:type="spellStart"/>
-      <w:r>
-        <w:rPr>
-          <w:sz w:val="28"/>
-          <w:szCs w:val="28"/>
-        </w:rPr>
-        <w:t>Maximum</w:t>
-      </w:r>
-      <w:proofErr w:type="spellEnd"/>
-      <w:r>
-        <w:rPr>
-          <w:sz w:val="28"/>
-          <w:szCs w:val="28"/>
-        </w:rPr>
-        <w:t xml:space="preserve"> </w:t>
-      </w:r>
-      <w:proofErr w:type="spellStart"/>
-      <w:r>
-        <w:rPr>
-          <w:sz w:val="28"/>
-          <w:szCs w:val="28"/>
-        </w:rPr>
-        <w:t>Suppression</w:t>
-      </w:r>
-      <w:proofErr w:type="spellEnd"/>
-      <w:r>
-        <w:rPr>
-          <w:sz w:val="28"/>
-          <w:szCs w:val="28"/>
-        </w:rPr>
-        <w:t xml:space="preserve"> (NMS) для удаления пересекающихся рамок</w:t>
+        <w:t>Дополнительно библиотека Ultralytics автоматически применяет алгоритм Non-Maximum Suppression (NMS) для удаления пересекающихся рамок</w:t>
       </w:r>
       <w:r>
         <w:rPr>
@@ -6676,16 +5920,12 @@
         </w:numPr>
         <w:spacing w:line="429" w:lineRule="atLeast"/>
         <w:rPr>
-          <w:b/>
-          <w:bCs/>
-          <w:sz w:val="28"/>
-          <w:szCs w:val="28"/>
-        </w:rPr>
-      </w:pPr>
-      <w:r>
-        <w:rPr>
-          <w:b/>
-          <w:bCs/>
+          <w:sz w:val="28"/>
+          <w:szCs w:val="28"/>
+        </w:rPr>
+      </w:pPr>
+      <w:r>
+        <w:rPr>
           <w:sz w:val="28"/>
           <w:szCs w:val="28"/>
         </w:rPr>
@@ -6717,51 +5957,31 @@
           <w:szCs w:val="20"/>
         </w:rPr>
       </w:pPr>
-      <w:proofErr w:type="spellStart"/>
       <w:r>
         <w:rPr>
           <w:rFonts w:ascii="Courier New" w:hAnsi="Courier New" w:cs="Courier New"/>
           <w:sz w:val="20"/>
           <w:szCs w:val="20"/>
         </w:rPr>
-        <w:t>cx</w:t>
-      </w:r>
-      <w:proofErr w:type="spellEnd"/>
-      <w:r>
+        <w:t>cx = (x1 + x2) // 2</w:t>
+      </w:r>
+    </w:p>
+    <w:p>
+      <w:pPr>
+        <w:spacing w:line="429" w:lineRule="atLeast"/>
         <w:rPr>
           <w:rFonts w:ascii="Courier New" w:hAnsi="Courier New" w:cs="Courier New"/>
           <w:sz w:val="20"/>
           <w:szCs w:val="20"/>
         </w:rPr>
-        <w:t xml:space="preserve"> = (x1 + x2) // 2</w:t>
-      </w:r>
-    </w:p>
-    <w:p>
-      <w:pPr>
-        <w:spacing w:line="429" w:lineRule="atLeast"/>
+      </w:pPr>
+      <w:r>
         <w:rPr>
           <w:rFonts w:ascii="Courier New" w:hAnsi="Courier New" w:cs="Courier New"/>
           <w:sz w:val="20"/>
           <w:szCs w:val="20"/>
         </w:rPr>
-      </w:pPr>
-      <w:proofErr w:type="spellStart"/>
-      <w:r>
-        <w:rPr>
-          <w:rFonts w:ascii="Courier New" w:hAnsi="Courier New" w:cs="Courier New"/>
-          <w:sz w:val="20"/>
-          <w:szCs w:val="20"/>
-        </w:rPr>
-        <w:t>cy</w:t>
-      </w:r>
-      <w:proofErr w:type="spellEnd"/>
-      <w:r>
-        <w:rPr>
-          <w:rFonts w:ascii="Courier New" w:hAnsi="Courier New" w:cs="Courier New"/>
-          <w:sz w:val="20"/>
-          <w:szCs w:val="20"/>
-        </w:rPr>
-        <w:t xml:space="preserve"> = (y1 + y2) // 2</w:t>
+        <w:t>cy = (y1 + y2) // 2</w:t>
       </w:r>
     </w:p>
     <w:p>
@@ -6779,50 +5999,10 @@
       </w:pPr>
       <w:r>
         <w:rPr>
-          <w:b/>
-          <w:bCs/>
-          <w:sz w:val="28"/>
-          <w:szCs w:val="28"/>
-        </w:rPr>
-        <w:t xml:space="preserve">Также вычисляется площадь </w:t>
-      </w:r>
-      <w:proofErr w:type="spellStart"/>
-      <w:r>
-        <w:rPr>
-          <w:b/>
-          <w:bCs/>
-          <w:sz w:val="28"/>
-          <w:szCs w:val="28"/>
-        </w:rPr>
-        <w:t>bounding</w:t>
-      </w:r>
-      <w:proofErr w:type="spellEnd"/>
-      <w:r>
-        <w:rPr>
-          <w:b/>
-          <w:bCs/>
-          <w:sz w:val="28"/>
-          <w:szCs w:val="28"/>
-        </w:rPr>
-        <w:t xml:space="preserve"> </w:t>
-      </w:r>
-      <w:proofErr w:type="spellStart"/>
-      <w:r>
-        <w:rPr>
-          <w:b/>
-          <w:bCs/>
-          <w:sz w:val="28"/>
-          <w:szCs w:val="28"/>
-        </w:rPr>
-        <w:t>box</w:t>
-      </w:r>
-      <w:proofErr w:type="spellEnd"/>
-      <w:r>
-        <w:rPr>
-          <w:sz w:val="28"/>
-          <w:szCs w:val="28"/>
-        </w:rPr>
-        <w:t>:</w:t>
+          <w:sz w:val="28"/>
+          <w:szCs w:val="28"/>
+        </w:rPr>
+        <w:t>Также вычисляется площадь bounding box:</w:t>
       </w:r>
     </w:p>
     <w:p>
@@ -6834,23 +6014,13 @@
           <w:szCs w:val="20"/>
         </w:rPr>
       </w:pPr>
-      <w:proofErr w:type="spellStart"/>
       <w:r>
         <w:rPr>
           <w:rFonts w:ascii="Courier New" w:hAnsi="Courier New" w:cs="Courier New"/>
           <w:sz w:val="20"/>
           <w:szCs w:val="20"/>
         </w:rPr>
-        <w:t>area</w:t>
-      </w:r>
-      <w:proofErr w:type="spellEnd"/>
-      <w:r>
-        <w:rPr>
-          <w:rFonts w:ascii="Courier New" w:hAnsi="Courier New" w:cs="Courier New"/>
-          <w:sz w:val="20"/>
-          <w:szCs w:val="20"/>
-        </w:rPr>
-        <w:t xml:space="preserve"> = (x2 - x1) * (y2 - y1)</w:t>
+        <w:t>area = (x2 - x1) * (y2 - y1)</w:t>
       </w:r>
     </w:p>
     <w:p>
@@ -6876,6 +6046,8 @@
         <w:ind w:left="851" w:firstLine="0"/>
         <w:rPr>
           <w:rFonts w:eastAsia="Times New Roman" w:cs="Times New Roman"/>
+          <w:b w:val="0"/>
+          <w:bCs w:val="0"/>
           <w:lang w:val="ru-BY"/>
         </w:rPr>
       </w:pPr>
@@ -6883,10 +6055,16 @@
       <w:r>
         <w:rPr>
           <w:rFonts w:ascii="Liberation Serif" w:hAnsi="Liberation Serif"/>
+          <w:b w:val="0"/>
+          <w:bCs w:val="0"/>
         </w:rPr>
         <w:t xml:space="preserve">2.4 </w:t>
       </w:r>
       <w:r>
+        <w:rPr>
+          <w:b w:val="0"/>
+          <w:bCs w:val="0"/>
+        </w:rPr>
         <w:t>Проектирование модуля визуализации результатов и расчета производительности</w:t>
       </w:r>
       <w:bookmarkEnd w:id="15"/>
@@ -6927,8 +6105,6 @@
       <w:r>
         <w:rPr>
           <w:rFonts w:eastAsia="Times New Roman"/>
-          <w:b/>
-          <w:bCs/>
           <w:sz w:val="28"/>
           <w:szCs w:val="28"/>
           <w:lang w:val="ru-BY"/>
@@ -6954,47 +6130,7 @@
           <w:szCs w:val="28"/>
           <w:lang w:val="ru-BY"/>
         </w:rPr>
-        <w:t>Отображение ограничивающего прямоугольника (</w:t>
-      </w:r>
-      <w:proofErr w:type="spellStart"/>
-      <w:r>
-        <w:rPr>
-          <w:rFonts w:eastAsia="Times New Roman"/>
-          <w:sz w:val="28"/>
-          <w:szCs w:val="28"/>
-          <w:lang w:val="ru-BY"/>
-        </w:rPr>
-        <w:t>bounding</w:t>
-      </w:r>
-      <w:proofErr w:type="spellEnd"/>
-      <w:r>
-        <w:rPr>
-          <w:rFonts w:eastAsia="Times New Roman"/>
-          <w:sz w:val="28"/>
-          <w:szCs w:val="28"/>
-          <w:lang w:val="ru-BY"/>
-        </w:rPr>
-        <w:t xml:space="preserve"> </w:t>
-      </w:r>
-      <w:proofErr w:type="spellStart"/>
-      <w:r>
-        <w:rPr>
-          <w:rFonts w:eastAsia="Times New Roman"/>
-          <w:sz w:val="28"/>
-          <w:szCs w:val="28"/>
-          <w:lang w:val="ru-BY"/>
-        </w:rPr>
-        <w:t>box</w:t>
-      </w:r>
-      <w:proofErr w:type="spellEnd"/>
-      <w:r>
-        <w:rPr>
-          <w:rFonts w:eastAsia="Times New Roman"/>
-          <w:sz w:val="28"/>
-          <w:szCs w:val="28"/>
-          <w:lang w:val="ru-BY"/>
-        </w:rPr>
-        <w:t xml:space="preserve">)  </w:t>
+        <w:t xml:space="preserve">Отображение ограничивающего прямоугольника (bounding box)  </w:t>
       </w:r>
       <w:r>
         <w:rPr>
@@ -7068,22 +6204,11 @@
       <w:r>
         <w:rPr>
           <w:rFonts w:eastAsia="Times New Roman"/>
-          <w:b/>
-          <w:bCs/>
           <w:sz w:val="28"/>
           <w:szCs w:val="28"/>
           <w:lang w:val="ru-BY"/>
         </w:rPr>
-        <w:t>Логирование в консоль:</w:t>
-      </w:r>
-      <w:r>
-        <w:rPr>
-          <w:rFonts w:eastAsia="Times New Roman"/>
-          <w:sz w:val="28"/>
-          <w:szCs w:val="28"/>
-          <w:lang w:val="ru-BY"/>
-        </w:rPr>
-        <w:t> Вывод сообщений вида</w:t>
+        <w:t>Логирование в консоль: Вывод сообщений вида</w:t>
       </w:r>
       <w:r>
         <w:rPr>
@@ -7121,27 +6246,7 @@
           <w:szCs w:val="28"/>
           <w:lang w:val="ru-BY"/>
         </w:rPr>
-        <w:t xml:space="preserve">0: 320x416 1 </w:t>
-      </w:r>
-      <w:proofErr w:type="spellStart"/>
-      <w:r>
-        <w:rPr>
-          <w:rFonts w:eastAsia="Times New Roman"/>
-          <w:sz w:val="28"/>
-          <w:szCs w:val="28"/>
-          <w:lang w:val="ru-BY"/>
-        </w:rPr>
-        <w:t>pipe</w:t>
-      </w:r>
-      <w:proofErr w:type="spellEnd"/>
-      <w:r>
-        <w:rPr>
-          <w:rFonts w:eastAsia="Times New Roman"/>
-          <w:sz w:val="28"/>
-          <w:szCs w:val="28"/>
-          <w:lang w:val="ru-BY"/>
-        </w:rPr>
-        <w:t>, 14.6ms</w:t>
+        <w:t>0: 320x416 1 pipe, 14.6ms</w:t>
       </w:r>
       <w:r>
         <w:rPr>
@@ -7171,147 +6276,7 @@
           <w:szCs w:val="28"/>
           <w:lang w:val="ru-BY"/>
         </w:rPr>
-        <w:t xml:space="preserve">Speed: 2.4ms </w:t>
-      </w:r>
-      <w:proofErr w:type="spellStart"/>
-      <w:r>
-        <w:rPr>
-          <w:rFonts w:eastAsia="Times New Roman"/>
-          <w:sz w:val="28"/>
-          <w:szCs w:val="28"/>
-          <w:lang w:val="ru-BY"/>
-        </w:rPr>
-        <w:t>preprocess</w:t>
-      </w:r>
-      <w:proofErr w:type="spellEnd"/>
-      <w:r>
-        <w:rPr>
-          <w:rFonts w:eastAsia="Times New Roman"/>
-          <w:sz w:val="28"/>
-          <w:szCs w:val="28"/>
-          <w:lang w:val="ru-BY"/>
-        </w:rPr>
-        <w:t xml:space="preserve">, 14.6ms </w:t>
-      </w:r>
-      <w:proofErr w:type="spellStart"/>
-      <w:r>
-        <w:rPr>
-          <w:rFonts w:eastAsia="Times New Roman"/>
-          <w:sz w:val="28"/>
-          <w:szCs w:val="28"/>
-          <w:lang w:val="ru-BY"/>
-        </w:rPr>
-        <w:t>inference</w:t>
-      </w:r>
-      <w:proofErr w:type="spellEnd"/>
-      <w:r>
-        <w:rPr>
-          <w:rFonts w:eastAsia="Times New Roman"/>
-          <w:sz w:val="28"/>
-          <w:szCs w:val="28"/>
-          <w:lang w:val="ru-BY"/>
-        </w:rPr>
-        <w:t xml:space="preserve">, 2.0ms </w:t>
-      </w:r>
-      <w:proofErr w:type="spellStart"/>
-      <w:r>
-        <w:rPr>
-          <w:rFonts w:eastAsia="Times New Roman"/>
-          <w:sz w:val="28"/>
-          <w:szCs w:val="28"/>
-          <w:lang w:val="ru-BY"/>
-        </w:rPr>
-        <w:t>postprocess</w:t>
-      </w:r>
-      <w:proofErr w:type="spellEnd"/>
-      <w:r>
-        <w:rPr>
-          <w:rFonts w:eastAsia="Times New Roman"/>
-          <w:sz w:val="28"/>
-          <w:szCs w:val="28"/>
-          <w:lang w:val="ru-BY"/>
-        </w:rPr>
-        <w:t xml:space="preserve"> </w:t>
-      </w:r>
-      <w:proofErr w:type="spellStart"/>
-      <w:r>
-        <w:rPr>
-          <w:rFonts w:eastAsia="Times New Roman"/>
-          <w:sz w:val="28"/>
-          <w:szCs w:val="28"/>
-          <w:lang w:val="ru-BY"/>
-        </w:rPr>
-        <w:t>per</w:t>
-      </w:r>
-      <w:proofErr w:type="spellEnd"/>
-      <w:r>
-        <w:rPr>
-          <w:rFonts w:eastAsia="Times New Roman"/>
-          <w:sz w:val="28"/>
-          <w:szCs w:val="28"/>
-          <w:lang w:val="ru-BY"/>
-        </w:rPr>
-        <w:t xml:space="preserve"> </w:t>
-      </w:r>
-      <w:proofErr w:type="spellStart"/>
-      <w:r>
-        <w:rPr>
-          <w:rFonts w:eastAsia="Times New Roman"/>
-          <w:sz w:val="28"/>
-          <w:szCs w:val="28"/>
-          <w:lang w:val="ru-BY"/>
-        </w:rPr>
-        <w:t>image</w:t>
-      </w:r>
-      <w:proofErr w:type="spellEnd"/>
-      <w:r>
-        <w:rPr>
-          <w:rFonts w:eastAsia="Times New Roman"/>
-          <w:sz w:val="28"/>
-          <w:szCs w:val="28"/>
-          <w:lang w:val="ru-BY"/>
-        </w:rPr>
-        <w:t xml:space="preserve"> </w:t>
-      </w:r>
-      <w:proofErr w:type="spellStart"/>
-      <w:r>
-        <w:rPr>
-          <w:rFonts w:eastAsia="Times New Roman"/>
-          <w:sz w:val="28"/>
-          <w:szCs w:val="28"/>
-          <w:lang w:val="ru-BY"/>
-        </w:rPr>
-        <w:t>at</w:t>
-      </w:r>
-      <w:proofErr w:type="spellEnd"/>
-      <w:r>
-        <w:rPr>
-          <w:rFonts w:eastAsia="Times New Roman"/>
-          <w:sz w:val="28"/>
-          <w:szCs w:val="28"/>
-          <w:lang w:val="ru-BY"/>
-        </w:rPr>
-        <w:t xml:space="preserve"> </w:t>
-      </w:r>
-      <w:proofErr w:type="spellStart"/>
-      <w:r>
-        <w:rPr>
-          <w:rFonts w:eastAsia="Times New Roman"/>
-          <w:sz w:val="28"/>
-          <w:szCs w:val="28"/>
-          <w:lang w:val="ru-BY"/>
-        </w:rPr>
-        <w:t>shape</w:t>
-      </w:r>
-      <w:proofErr w:type="spellEnd"/>
-      <w:r>
-        <w:rPr>
-          <w:rFonts w:eastAsia="Times New Roman"/>
-          <w:sz w:val="28"/>
-          <w:szCs w:val="28"/>
-          <w:lang w:val="ru-BY"/>
-        </w:rPr>
-        <w:t xml:space="preserve"> (1, 3, 320, 416)</w:t>
+        <w:t>Speed: 2.4ms preprocess, 14.6ms inference, 2.0ms postprocess per image at shape (1, 3, 320, 416)</w:t>
       </w:r>
       <w:r>
         <w:rPr>
@@ -7334,7 +6299,6 @@
           <w:lang w:val="ru-BY"/>
         </w:rPr>
       </w:pPr>
-      <w:proofErr w:type="spellStart"/>
       <w:r>
         <w:rPr>
           <w:rFonts w:eastAsia="Times New Roman"/>
@@ -7342,17 +6306,7 @@
           <w:szCs w:val="28"/>
           <w:lang w:val="ru-BY"/>
         </w:rPr>
-        <w:t>Objects</w:t>
-      </w:r>
-      <w:proofErr w:type="spellEnd"/>
-      <w:r>
-        <w:rPr>
-          <w:rFonts w:eastAsia="Times New Roman"/>
-          <w:sz w:val="28"/>
-          <w:szCs w:val="28"/>
-          <w:lang w:val="ru-BY"/>
-        </w:rPr>
-        <w:t>: 1, FPS: 26.41</w:t>
+        <w:t>Objects: 1, FPS: 26.41</w:t>
       </w:r>
     </w:p>
     <w:p>
@@ -7372,22 +6326,11 @@
       <w:r>
         <w:rPr>
           <w:rFonts w:eastAsia="Times New Roman"/>
-          <w:b/>
-          <w:bCs/>
           <w:sz w:val="28"/>
           <w:szCs w:val="28"/>
           <w:lang w:val="ru-BY"/>
         </w:rPr>
-        <w:t>Отображение FPS:</w:t>
-      </w:r>
-      <w:r>
-        <w:rPr>
-          <w:rFonts w:eastAsia="Times New Roman"/>
-          <w:sz w:val="28"/>
-          <w:szCs w:val="28"/>
-          <w:lang w:val="ru-BY"/>
-        </w:rPr>
-        <w:t> Для мониторинга производительности.</w:t>
+        <w:t>Отображение FPS: Для мониторинга производительности.</w:t>
       </w:r>
     </w:p>
     <w:p>
@@ -7474,27 +6417,7 @@
           <w:szCs w:val="28"/>
           <w:lang w:val="ru-BY" w:eastAsia="ru-BY"/>
         </w:rPr>
-        <w:t xml:space="preserve">Для реализации модуля загрузки видеопотока использовалась библиотека </w:t>
-      </w:r>
-      <w:proofErr w:type="spellStart"/>
-      <w:r>
-        <w:rPr>
-          <w:rFonts w:eastAsia="Times New Roman"/>
-          <w:sz w:val="28"/>
-          <w:szCs w:val="28"/>
-          <w:lang w:val="ru-BY" w:eastAsia="ru-BY"/>
-        </w:rPr>
-        <w:t>OpenCV</w:t>
-      </w:r>
-      <w:proofErr w:type="spellEnd"/>
-      <w:r>
-        <w:rPr>
-          <w:rFonts w:eastAsia="Times New Roman"/>
-          <w:sz w:val="28"/>
-          <w:szCs w:val="28"/>
-          <w:lang w:val="ru-BY" w:eastAsia="ru-BY"/>
-        </w:rPr>
-        <w:t>, обеспечивающая получение кадров из видеофайла или камеры в режиме реального времени</w:t>
+        <w:t>Для реализации модуля загрузки видеопотока использовалась библиотека OpenCV, обеспечивающая получение кадров из видеофайла или камеры в режиме реального времени</w:t>
       </w:r>
       <w:r>
         <w:rPr>
@@ -7562,7 +6485,6 @@
         </w:rPr>
         <w:t xml:space="preserve">Подключение к источнику видео выполняется с помощью класса </w:t>
       </w:r>
-      <w:proofErr w:type="spellStart"/>
       <w:r>
         <w:rPr>
           <w:rFonts w:ascii="Courier New" w:eastAsia="Times New Roman" w:hAnsi="Courier New" w:cs="Courier New"/>
@@ -7572,7 +6494,6 @@
         </w:rPr>
         <w:t>VideoCapture</w:t>
       </w:r>
-      <w:proofErr w:type="spellEnd"/>
       <w:r>
         <w:rPr>
           <w:rFonts w:eastAsia="Times New Roman"/>
@@ -7612,7 +6533,6 @@
           <w:lang w:val="ru-BY" w:eastAsia="ru-BY"/>
         </w:rPr>
       </w:pPr>
-      <w:proofErr w:type="spellStart"/>
       <w:r>
         <w:rPr>
           <w:rFonts w:ascii="Courier New" w:eastAsia="Times New Roman" w:hAnsi="Courier New" w:cs="Courier New"/>
@@ -7620,17 +6540,7 @@
           <w:szCs w:val="20"/>
           <w:lang w:val="ru-BY" w:eastAsia="ru-BY"/>
         </w:rPr>
-        <w:t>cap</w:t>
-      </w:r>
-      <w:proofErr w:type="spellEnd"/>
-      <w:r>
-        <w:rPr>
-          <w:rFonts w:ascii="Courier New" w:eastAsia="Times New Roman" w:hAnsi="Courier New" w:cs="Courier New"/>
-          <w:sz w:val="20"/>
-          <w:szCs w:val="20"/>
-          <w:lang w:val="ru-BY" w:eastAsia="ru-BY"/>
-        </w:rPr>
-        <w:t xml:space="preserve"> = cv2.VideoCapture(SOURCE)</w:t>
+        <w:t>cap = cv2.VideoCapture(SOURCE)</w:t>
       </w:r>
     </w:p>
     <w:p>
@@ -7743,7 +6653,6 @@
           <w:lang w:val="ru-BY" w:eastAsia="ru-BY"/>
         </w:rPr>
       </w:pPr>
-      <w:proofErr w:type="spellStart"/>
       <w:r>
         <w:rPr>
           <w:rFonts w:ascii="Courier New" w:eastAsia="Times New Roman" w:hAnsi="Courier New" w:cs="Courier New"/>
@@ -7751,9 +6660,8 @@
           <w:szCs w:val="20"/>
           <w:lang w:val="ru-BY" w:eastAsia="ru-BY"/>
         </w:rPr>
-        <w:t>if</w:t>
-      </w:r>
-      <w:proofErr w:type="spellEnd"/>
+        <w:t>if not cap.isOpened():</w:t>
+      </w:r>
       <w:r>
         <w:rPr>
           <w:rFonts w:ascii="Courier New" w:eastAsia="Times New Roman" w:hAnsi="Courier New" w:cs="Courier New"/>
@@ -7761,77 +6669,8 @@
           <w:szCs w:val="20"/>
           <w:lang w:val="ru-BY" w:eastAsia="ru-BY"/>
         </w:rPr>
-        <w:t xml:space="preserve"> </w:t>
-      </w:r>
-      <w:proofErr w:type="spellStart"/>
-      <w:r>
-        <w:rPr>
-          <w:rFonts w:ascii="Courier New" w:eastAsia="Times New Roman" w:hAnsi="Courier New" w:cs="Courier New"/>
-          <w:sz w:val="20"/>
-          <w:szCs w:val="20"/>
-          <w:lang w:val="ru-BY" w:eastAsia="ru-BY"/>
-        </w:rPr>
-        <w:t>not</w:t>
-      </w:r>
-      <w:proofErr w:type="spellEnd"/>
-      <w:r>
-        <w:rPr>
-          <w:rFonts w:ascii="Courier New" w:eastAsia="Times New Roman" w:hAnsi="Courier New" w:cs="Courier New"/>
-          <w:sz w:val="20"/>
-          <w:szCs w:val="20"/>
-          <w:lang w:val="ru-BY" w:eastAsia="ru-BY"/>
-        </w:rPr>
-        <w:t xml:space="preserve"> </w:t>
-      </w:r>
-      <w:proofErr w:type="spellStart"/>
-      <w:r>
-        <w:rPr>
-          <w:rFonts w:ascii="Courier New" w:eastAsia="Times New Roman" w:hAnsi="Courier New" w:cs="Courier New"/>
-          <w:sz w:val="20"/>
-          <w:szCs w:val="20"/>
-          <w:lang w:val="ru-BY" w:eastAsia="ru-BY"/>
-        </w:rPr>
-        <w:t>cap.isOpened</w:t>
-      </w:r>
-      <w:proofErr w:type="spellEnd"/>
-      <w:r>
-        <w:rPr>
-          <w:rFonts w:ascii="Courier New" w:eastAsia="Times New Roman" w:hAnsi="Courier New" w:cs="Courier New"/>
-          <w:sz w:val="20"/>
-          <w:szCs w:val="20"/>
-          <w:lang w:val="ru-BY" w:eastAsia="ru-BY"/>
-        </w:rPr>
-        <w:t>():</w:t>
-      </w:r>
-      <w:r>
-        <w:rPr>
-          <w:rFonts w:ascii="Courier New" w:eastAsia="Times New Roman" w:hAnsi="Courier New" w:cs="Courier New"/>
-          <w:sz w:val="20"/>
-          <w:szCs w:val="20"/>
-          <w:lang w:val="ru-BY" w:eastAsia="ru-BY"/>
-        </w:rPr>
         <w:br/>
-        <w:t xml:space="preserve">    </w:t>
-      </w:r>
-      <w:proofErr w:type="spellStart"/>
-      <w:r>
-        <w:rPr>
-          <w:rFonts w:ascii="Courier New" w:eastAsia="Times New Roman" w:hAnsi="Courier New" w:cs="Courier New"/>
-          <w:sz w:val="20"/>
-          <w:szCs w:val="20"/>
-          <w:lang w:val="ru-BY" w:eastAsia="ru-BY"/>
-        </w:rPr>
-        <w:t>print</w:t>
-      </w:r>
-      <w:proofErr w:type="spellEnd"/>
-      <w:r>
-        <w:rPr>
-          <w:rFonts w:ascii="Courier New" w:eastAsia="Times New Roman" w:hAnsi="Courier New" w:cs="Courier New"/>
-          <w:sz w:val="20"/>
-          <w:szCs w:val="20"/>
-          <w:lang w:val="ru-BY" w:eastAsia="ru-BY"/>
-        </w:rPr>
-        <w:t>("Ошибка: не удалось открыть источник видео")</w:t>
+        <w:t xml:space="preserve">    print("Ошибка: не удалось открыть источник видео")</w:t>
       </w:r>
     </w:p>
     <w:p>
@@ -7884,7 +6723,6 @@
           <w:lang w:val="ru-BY" w:eastAsia="ru-BY"/>
         </w:rPr>
       </w:pPr>
-      <w:proofErr w:type="spellStart"/>
       <w:r>
         <w:rPr>
           <w:rFonts w:ascii="Courier New" w:eastAsia="Times New Roman" w:hAnsi="Courier New" w:cs="Courier New"/>
@@ -7892,9 +6730,8 @@
           <w:szCs w:val="20"/>
           <w:lang w:val="ru-BY" w:eastAsia="ru-BY"/>
         </w:rPr>
-        <w:t>width</w:t>
-      </w:r>
-      <w:proofErr w:type="spellEnd"/>
+        <w:t>width = int(cap.get(cv2.CAP_PROP_FRAME_WIDTH))</w:t>
+      </w:r>
       <w:r>
         <w:rPr>
           <w:rFonts w:ascii="Courier New" w:eastAsia="Times New Roman" w:hAnsi="Courier New" w:cs="Courier New"/>
@@ -7902,9 +6739,9 @@
           <w:szCs w:val="20"/>
           <w:lang w:val="ru-BY" w:eastAsia="ru-BY"/>
         </w:rPr>
-        <w:t xml:space="preserve"> = </w:t>
-      </w:r>
-      <w:proofErr w:type="spellStart"/>
+        <w:br/>
+        <w:t>height = int(cap.get(cv2.CAP_PROP_FRAME_HEIGHT))</w:t>
+      </w:r>
       <w:r>
         <w:rPr>
           <w:rFonts w:ascii="Courier New" w:eastAsia="Times New Roman" w:hAnsi="Courier New" w:cs="Courier New"/>
@@ -7912,155 +6749,8 @@
           <w:szCs w:val="20"/>
           <w:lang w:val="ru-BY" w:eastAsia="ru-BY"/>
         </w:rPr>
-        <w:t>int</w:t>
-      </w:r>
-      <w:proofErr w:type="spellEnd"/>
-      <w:r>
-        <w:rPr>
-          <w:rFonts w:ascii="Courier New" w:eastAsia="Times New Roman" w:hAnsi="Courier New" w:cs="Courier New"/>
-          <w:sz w:val="20"/>
-          <w:szCs w:val="20"/>
-          <w:lang w:val="ru-BY" w:eastAsia="ru-BY"/>
-        </w:rPr>
-        <w:t>(</w:t>
-      </w:r>
-      <w:proofErr w:type="spellStart"/>
-      <w:r>
-        <w:rPr>
-          <w:rFonts w:ascii="Courier New" w:eastAsia="Times New Roman" w:hAnsi="Courier New" w:cs="Courier New"/>
-          <w:sz w:val="20"/>
-          <w:szCs w:val="20"/>
-          <w:lang w:val="ru-BY" w:eastAsia="ru-BY"/>
-        </w:rPr>
-        <w:t>cap.get</w:t>
-      </w:r>
-      <w:proofErr w:type="spellEnd"/>
-      <w:r>
-        <w:rPr>
-          <w:rFonts w:ascii="Courier New" w:eastAsia="Times New Roman" w:hAnsi="Courier New" w:cs="Courier New"/>
-          <w:sz w:val="20"/>
-          <w:szCs w:val="20"/>
-          <w:lang w:val="ru-BY" w:eastAsia="ru-BY"/>
-        </w:rPr>
-        <w:t>(cv2.CAP_PROP_FRAME_WIDTH))</w:t>
-      </w:r>
-      <w:r>
-        <w:rPr>
-          <w:rFonts w:ascii="Courier New" w:eastAsia="Times New Roman" w:hAnsi="Courier New" w:cs="Courier New"/>
-          <w:sz w:val="20"/>
-          <w:szCs w:val="20"/>
-          <w:lang w:val="ru-BY" w:eastAsia="ru-BY"/>
-        </w:rPr>
         <w:br/>
-      </w:r>
-      <w:proofErr w:type="spellStart"/>
-      <w:r>
-        <w:rPr>
-          <w:rFonts w:ascii="Courier New" w:eastAsia="Times New Roman" w:hAnsi="Courier New" w:cs="Courier New"/>
-          <w:sz w:val="20"/>
-          <w:szCs w:val="20"/>
-          <w:lang w:val="ru-BY" w:eastAsia="ru-BY"/>
-        </w:rPr>
-        <w:t>height</w:t>
-      </w:r>
-      <w:proofErr w:type="spellEnd"/>
-      <w:r>
-        <w:rPr>
-          <w:rFonts w:ascii="Courier New" w:eastAsia="Times New Roman" w:hAnsi="Courier New" w:cs="Courier New"/>
-          <w:sz w:val="20"/>
-          <w:szCs w:val="20"/>
-          <w:lang w:val="ru-BY" w:eastAsia="ru-BY"/>
-        </w:rPr>
-        <w:t xml:space="preserve"> = </w:t>
-      </w:r>
-      <w:proofErr w:type="spellStart"/>
-      <w:r>
-        <w:rPr>
-          <w:rFonts w:ascii="Courier New" w:eastAsia="Times New Roman" w:hAnsi="Courier New" w:cs="Courier New"/>
-          <w:sz w:val="20"/>
-          <w:szCs w:val="20"/>
-          <w:lang w:val="ru-BY" w:eastAsia="ru-BY"/>
-        </w:rPr>
-        <w:t>int</w:t>
-      </w:r>
-      <w:proofErr w:type="spellEnd"/>
-      <w:r>
-        <w:rPr>
-          <w:rFonts w:ascii="Courier New" w:eastAsia="Times New Roman" w:hAnsi="Courier New" w:cs="Courier New"/>
-          <w:sz w:val="20"/>
-          <w:szCs w:val="20"/>
-          <w:lang w:val="ru-BY" w:eastAsia="ru-BY"/>
-        </w:rPr>
-        <w:t>(</w:t>
-      </w:r>
-      <w:proofErr w:type="spellStart"/>
-      <w:r>
-        <w:rPr>
-          <w:rFonts w:ascii="Courier New" w:eastAsia="Times New Roman" w:hAnsi="Courier New" w:cs="Courier New"/>
-          <w:sz w:val="20"/>
-          <w:szCs w:val="20"/>
-          <w:lang w:val="ru-BY" w:eastAsia="ru-BY"/>
-        </w:rPr>
-        <w:t>cap.get</w:t>
-      </w:r>
-      <w:proofErr w:type="spellEnd"/>
-      <w:r>
-        <w:rPr>
-          <w:rFonts w:ascii="Courier New" w:eastAsia="Times New Roman" w:hAnsi="Courier New" w:cs="Courier New"/>
-          <w:sz w:val="20"/>
-          <w:szCs w:val="20"/>
-          <w:lang w:val="ru-BY" w:eastAsia="ru-BY"/>
-        </w:rPr>
-        <w:t>(cv2.CAP_PROP_FRAME_HEIGHT))</w:t>
-      </w:r>
-      <w:r>
-        <w:rPr>
-          <w:rFonts w:ascii="Courier New" w:eastAsia="Times New Roman" w:hAnsi="Courier New" w:cs="Courier New"/>
-          <w:sz w:val="20"/>
-          <w:szCs w:val="20"/>
-          <w:lang w:val="ru-BY" w:eastAsia="ru-BY"/>
-        </w:rPr>
-        <w:br/>
-      </w:r>
-      <w:proofErr w:type="spellStart"/>
-      <w:r>
-        <w:rPr>
-          <w:rFonts w:ascii="Courier New" w:eastAsia="Times New Roman" w:hAnsi="Courier New" w:cs="Courier New"/>
-          <w:sz w:val="20"/>
-          <w:szCs w:val="20"/>
-          <w:lang w:val="ru-BY" w:eastAsia="ru-BY"/>
-        </w:rPr>
-        <w:t>fps_input</w:t>
-      </w:r>
-      <w:proofErr w:type="spellEnd"/>
-      <w:r>
-        <w:rPr>
-          <w:rFonts w:ascii="Courier New" w:eastAsia="Times New Roman" w:hAnsi="Courier New" w:cs="Courier New"/>
-          <w:sz w:val="20"/>
-          <w:szCs w:val="20"/>
-          <w:lang w:val="ru-BY" w:eastAsia="ru-BY"/>
-        </w:rPr>
-        <w:t xml:space="preserve"> = </w:t>
-      </w:r>
-      <w:proofErr w:type="spellStart"/>
-      <w:r>
-        <w:rPr>
-          <w:rFonts w:ascii="Courier New" w:eastAsia="Times New Roman" w:hAnsi="Courier New" w:cs="Courier New"/>
-          <w:sz w:val="20"/>
-          <w:szCs w:val="20"/>
-          <w:lang w:val="ru-BY" w:eastAsia="ru-BY"/>
-        </w:rPr>
-        <w:t>cap.get</w:t>
-      </w:r>
-      <w:proofErr w:type="spellEnd"/>
-      <w:r>
-        <w:rPr>
-          <w:rFonts w:ascii="Courier New" w:eastAsia="Times New Roman" w:hAnsi="Courier New" w:cs="Courier New"/>
-          <w:sz w:val="20"/>
-          <w:szCs w:val="20"/>
-          <w:lang w:val="ru-BY" w:eastAsia="ru-BY"/>
-        </w:rPr>
-        <w:t>(cv2.CAP_PROP_FPS)</w:t>
+        <w:t>fps_input = cap.get(cv2.CAP_PROP_FPS)</w:t>
       </w:r>
     </w:p>
     <w:p>
@@ -8113,7 +6803,6 @@
           <w:lang w:val="ru-BY" w:eastAsia="ru-BY"/>
         </w:rPr>
       </w:pPr>
-      <w:proofErr w:type="spellStart"/>
       <w:r>
         <w:rPr>
           <w:rFonts w:ascii="Courier New" w:eastAsia="Times New Roman" w:hAnsi="Courier New" w:cs="Courier New"/>
@@ -8121,57 +6810,7 @@
           <w:szCs w:val="20"/>
           <w:lang w:val="ru-BY" w:eastAsia="ru-BY"/>
         </w:rPr>
-        <w:t>ret</w:t>
-      </w:r>
-      <w:proofErr w:type="spellEnd"/>
-      <w:r>
-        <w:rPr>
-          <w:rFonts w:ascii="Courier New" w:eastAsia="Times New Roman" w:hAnsi="Courier New" w:cs="Courier New"/>
-          <w:sz w:val="20"/>
-          <w:szCs w:val="20"/>
-          <w:lang w:val="ru-BY" w:eastAsia="ru-BY"/>
-        </w:rPr>
-        <w:t xml:space="preserve">, </w:t>
-      </w:r>
-      <w:proofErr w:type="spellStart"/>
-      <w:r>
-        <w:rPr>
-          <w:rFonts w:ascii="Courier New" w:eastAsia="Times New Roman" w:hAnsi="Courier New" w:cs="Courier New"/>
-          <w:sz w:val="20"/>
-          <w:szCs w:val="20"/>
-          <w:lang w:val="ru-BY" w:eastAsia="ru-BY"/>
-        </w:rPr>
-        <w:t>frame</w:t>
-      </w:r>
-      <w:proofErr w:type="spellEnd"/>
-      <w:r>
-        <w:rPr>
-          <w:rFonts w:ascii="Courier New" w:eastAsia="Times New Roman" w:hAnsi="Courier New" w:cs="Courier New"/>
-          <w:sz w:val="20"/>
-          <w:szCs w:val="20"/>
-          <w:lang w:val="ru-BY" w:eastAsia="ru-BY"/>
-        </w:rPr>
-        <w:t xml:space="preserve"> = </w:t>
-      </w:r>
-      <w:proofErr w:type="spellStart"/>
-      <w:r>
-        <w:rPr>
-          <w:rFonts w:ascii="Courier New" w:eastAsia="Times New Roman" w:hAnsi="Courier New" w:cs="Courier New"/>
-          <w:sz w:val="20"/>
-          <w:szCs w:val="20"/>
-          <w:lang w:val="ru-BY" w:eastAsia="ru-BY"/>
-        </w:rPr>
-        <w:t>cap.read</w:t>
-      </w:r>
-      <w:proofErr w:type="spellEnd"/>
-      <w:r>
-        <w:rPr>
-          <w:rFonts w:ascii="Courier New" w:eastAsia="Times New Roman" w:hAnsi="Courier New" w:cs="Courier New"/>
-          <w:sz w:val="20"/>
-          <w:szCs w:val="20"/>
-          <w:lang w:val="ru-BY" w:eastAsia="ru-BY"/>
-        </w:rPr>
-        <w:t>()</w:t>
+        <w:t>ret, frame = cap.read()</w:t>
       </w:r>
     </w:p>
     <w:p>
@@ -8225,7 +6864,6 @@
           <w:lang w:val="ru-BY" w:eastAsia="ru-BY"/>
         </w:rPr>
       </w:pPr>
-      <w:proofErr w:type="spellStart"/>
       <w:r>
         <w:rPr>
           <w:rFonts w:ascii="Courier New" w:eastAsia="Times New Roman" w:hAnsi="Courier New" w:cs="Courier New"/>
@@ -8233,9 +6871,8 @@
           <w:szCs w:val="20"/>
           <w:lang w:val="ru-BY" w:eastAsia="ru-BY"/>
         </w:rPr>
-        <w:t>if</w:t>
-      </w:r>
-      <w:proofErr w:type="spellEnd"/>
+        <w:t>if not ret:</w:t>
+      </w:r>
       <w:r>
         <w:rPr>
           <w:rFonts w:ascii="Courier New" w:eastAsia="Times New Roman" w:hAnsi="Courier New" w:cs="Courier New"/>
@@ -8243,69 +6880,9 @@
           <w:szCs w:val="20"/>
           <w:lang w:val="ru-BY" w:eastAsia="ru-BY"/>
         </w:rPr>
-        <w:t xml:space="preserve"> </w:t>
-      </w:r>
-      <w:proofErr w:type="spellStart"/>
-      <w:r>
-        <w:rPr>
-          <w:rFonts w:ascii="Courier New" w:eastAsia="Times New Roman" w:hAnsi="Courier New" w:cs="Courier New"/>
-          <w:sz w:val="20"/>
-          <w:szCs w:val="20"/>
-          <w:lang w:val="ru-BY" w:eastAsia="ru-BY"/>
-        </w:rPr>
-        <w:t>not</w:t>
-      </w:r>
-      <w:proofErr w:type="spellEnd"/>
-      <w:r>
-        <w:rPr>
-          <w:rFonts w:ascii="Courier New" w:eastAsia="Times New Roman" w:hAnsi="Courier New" w:cs="Courier New"/>
-          <w:sz w:val="20"/>
-          <w:szCs w:val="20"/>
-          <w:lang w:val="ru-BY" w:eastAsia="ru-BY"/>
-        </w:rPr>
-        <w:t xml:space="preserve"> </w:t>
-      </w:r>
-      <w:proofErr w:type="spellStart"/>
-      <w:r>
-        <w:rPr>
-          <w:rFonts w:ascii="Courier New" w:eastAsia="Times New Roman" w:hAnsi="Courier New" w:cs="Courier New"/>
-          <w:sz w:val="20"/>
-          <w:szCs w:val="20"/>
-          <w:lang w:val="ru-BY" w:eastAsia="ru-BY"/>
-        </w:rPr>
-        <w:t>ret</w:t>
-      </w:r>
-      <w:proofErr w:type="spellEnd"/>
-      <w:r>
-        <w:rPr>
-          <w:rFonts w:ascii="Courier New" w:eastAsia="Times New Roman" w:hAnsi="Courier New" w:cs="Courier New"/>
-          <w:sz w:val="20"/>
-          <w:szCs w:val="20"/>
-          <w:lang w:val="ru-BY" w:eastAsia="ru-BY"/>
-        </w:rPr>
-        <w:t>:</w:t>
-      </w:r>
-      <w:r>
-        <w:rPr>
-          <w:rFonts w:ascii="Courier New" w:eastAsia="Times New Roman" w:hAnsi="Courier New" w:cs="Courier New"/>
-          <w:sz w:val="20"/>
-          <w:szCs w:val="20"/>
-          <w:lang w:val="ru-BY" w:eastAsia="ru-BY"/>
-        </w:rPr>
         <w:br/>
-        <w:t xml:space="preserve">    </w:t>
-      </w:r>
-      <w:proofErr w:type="spellStart"/>
-      <w:r>
-        <w:rPr>
-          <w:rFonts w:ascii="Courier New" w:eastAsia="Times New Roman" w:hAnsi="Courier New" w:cs="Courier New"/>
-          <w:sz w:val="20"/>
-          <w:szCs w:val="20"/>
-          <w:lang w:val="ru-BY" w:eastAsia="ru-BY"/>
-        </w:rPr>
-        <w:t>break</w:t>
-      </w:r>
-      <w:proofErr w:type="spellEnd"/>
+        <w:t xml:space="preserve">    break</w:t>
+      </w:r>
     </w:p>
     <w:p>
       <w:pPr>
@@ -8327,7 +6904,6 @@
         </w:rPr>
         <w:t xml:space="preserve">Дополнительно реализована возможность сохранения обработанного видеопотока в файл формата AVI с использованием </w:t>
       </w:r>
-      <w:proofErr w:type="spellStart"/>
       <w:r>
         <w:rPr>
           <w:rFonts w:ascii="Courier New" w:eastAsia="Times New Roman" w:hAnsi="Courier New" w:cs="Courier New"/>
@@ -8337,7 +6913,6 @@
         </w:rPr>
         <w:t>VideoWriter</w:t>
       </w:r>
-      <w:proofErr w:type="spellEnd"/>
       <w:r>
         <w:rPr>
           <w:rFonts w:eastAsia="Times New Roman"/>
@@ -8362,89 +6937,28 @@
         <w:t xml:space="preserve">3.2 </w:t>
       </w:r>
       <w:r>
-        <w:t xml:space="preserve">Обучение </w:t>
-      </w:r>
-      <w:proofErr w:type="spellStart"/>
-      <w:r>
-        <w:t>нейросетевой</w:t>
-      </w:r>
-      <w:proofErr w:type="spellEnd"/>
-      <w:r>
-        <w:t xml:space="preserve"> модели обнаружения трубопроводов</w:t>
+        <w:t>Обучение нейросетевой модели обнаружения трубопроводов</w:t>
       </w:r>
       <w:bookmarkEnd w:id="18"/>
     </w:p>
     <w:p>
       <w:r>
-        <w:t xml:space="preserve">Для обучения </w:t>
-      </w:r>
-      <w:proofErr w:type="spellStart"/>
-      <w:r>
-        <w:t>нейросетевой</w:t>
-      </w:r>
-      <w:proofErr w:type="spellEnd"/>
-      <w:r>
-        <w:t xml:space="preserve"> модели был использован размеченный </w:t>
-      </w:r>
-      <w:proofErr w:type="spellStart"/>
-      <w:r>
-        <w:t>датасет</w:t>
-      </w:r>
-      <w:proofErr w:type="spellEnd"/>
-      <w:r>
-        <w:t xml:space="preserve"> изображений подводных трубопроводов. Данные включали изображения, полученные в различных условиях: при изменении освещенности, наличии донных отложений и посторонних объектов.</w:t>
-      </w:r>
-    </w:p>
-    <w:p>
-      <w:r>
-        <w:t>Каждому изображению сопоставлялся файл разметки в формате YOLO, содержащий координаты ограничивающих рамок (</w:t>
-      </w:r>
-      <w:proofErr w:type="spellStart"/>
-      <w:r>
-        <w:t>bounding</w:t>
-      </w:r>
-      <w:proofErr w:type="spellEnd"/>
-      <w:r>
-        <w:t xml:space="preserve"> </w:t>
-      </w:r>
-      <w:proofErr w:type="spellStart"/>
-      <w:r>
-        <w:t>boxes</w:t>
-      </w:r>
-      <w:proofErr w:type="spellEnd"/>
-      <w:r>
-        <w:t>) и идентификатор класса объекта. В рамках данной работы использовался один класс — «подводный трубопровод».</w:t>
-      </w:r>
-    </w:p>
-    <w:p>
-      <w:proofErr w:type="spellStart"/>
-      <w:r>
-        <w:t>Датасет</w:t>
-      </w:r>
-      <w:proofErr w:type="spellEnd"/>
-      <w:r>
-        <w:t xml:space="preserve"> был разделен на обучающую и </w:t>
-      </w:r>
-      <w:proofErr w:type="spellStart"/>
-      <w:r>
-        <w:t>валидационную</w:t>
-      </w:r>
-      <w:proofErr w:type="spellEnd"/>
-      <w:r>
-        <w:t xml:space="preserve"> выборки в пропорции 80% и 20% соответственно. Такое разделение позволяет оценивать обобщающую способность модели и предотвращать переобучение.</w:t>
-      </w:r>
-    </w:p>
-    <w:p>
-      <w:r>
-        <w:t xml:space="preserve">Обучение модели проводилось с использованием фреймворка </w:t>
-      </w:r>
-      <w:proofErr w:type="spellStart"/>
-      <w:r>
-        <w:t>Ultralytics</w:t>
-      </w:r>
-      <w:proofErr w:type="spellEnd"/>
-      <w:r>
-        <w:t xml:space="preserve"> YOLOv8</w:t>
+        <w:t>Для обучения нейросетевой модели был использован размеченный датасет изображений подводных трубопроводов. Данные включали изображения, полученные в различных условиях: при изменении освещенности, наличии донных отложений и посторонних объектов.</w:t>
+      </w:r>
+    </w:p>
+    <w:p>
+      <w:r>
+        <w:t>Каждому изображению сопоставлялся файл разметки в формате YOLO, содержащий координаты ограничивающих рамок (bounding boxes) и идентификатор класса объекта. В рамках данной работы использовался один класс — «подводный трубопровод».</w:t>
+      </w:r>
+    </w:p>
+    <w:p>
+      <w:r>
+        <w:t>Датасет был разделен на обучающую и валидационную выборки в пропорции 80% и 20% соответственно. Такое разделение позволяет оценивать обобщающую способность модели и предотвращать переобучение.</w:t>
+      </w:r>
+    </w:p>
+    <w:p>
+      <w:r>
+        <w:t>Обучение модели проводилось с использованием фреймворка Ultralytics YOLOv8</w:t>
       </w:r>
       <w:r>
         <w:t>[2]</w:t>
@@ -8461,31 +6975,7 @@
     </w:p>
     <w:p>
       <w:r>
-        <w:t xml:space="preserve">Обучение выполнялось с использованием графического процессора, что позволило значительно ускорить вычисления. В процессе обучения использовались </w:t>
-      </w:r>
-      <w:proofErr w:type="spellStart"/>
-      <w:r>
-        <w:t>предобученные</w:t>
-      </w:r>
-      <w:proofErr w:type="spellEnd"/>
-      <w:r>
-        <w:t xml:space="preserve"> веса, полученные на наборе данных общего назначения, что позволило применить подход </w:t>
-      </w:r>
-      <w:proofErr w:type="spellStart"/>
-      <w:r>
-        <w:t>transfer</w:t>
-      </w:r>
-      <w:proofErr w:type="spellEnd"/>
-      <w:r>
-        <w:t xml:space="preserve"> </w:t>
-      </w:r>
-      <w:proofErr w:type="spellStart"/>
-      <w:r>
-        <w:t>learning</w:t>
-      </w:r>
-      <w:proofErr w:type="spellEnd"/>
-      <w:r>
-        <w:t xml:space="preserve"> и повысить качество детекции.</w:t>
+        <w:t>Обучение выполнялось с использованием графического процессора, что позволило значительно ускорить вычисления. В процессе обучения использовались предобученные веса, полученные на наборе данных общего назначения, что позволило применить подход transfer learning и повысить качество детекции.</w:t>
       </w:r>
     </w:p>
     <w:p>
@@ -8495,13 +6985,29 @@
     </w:p>
     <w:p>
       <w:pPr>
+        <w:rPr>
+          <w:rFonts w:ascii="Courier New" w:hAnsi="Courier New" w:cs="Courier New"/>
+          <w:sz w:val="20"/>
+          <w:szCs w:val="20"/>
+        </w:rPr>
+      </w:pPr>
+      <w:r>
         <w:rPr>
           <w:rFonts w:ascii="Courier New" w:hAnsi="Courier New" w:cs="Courier New"/>
           <w:sz w:val="20"/>
           <w:szCs w:val="20"/>
           <w:lang w:val="en-US"/>
         </w:rPr>
-      </w:pPr>
+        <w:t>model</w:t>
+      </w:r>
+      <w:r>
+        <w:rPr>
+          <w:rFonts w:ascii="Courier New" w:hAnsi="Courier New" w:cs="Courier New"/>
+          <w:sz w:val="20"/>
+          <w:szCs w:val="20"/>
+        </w:rPr>
+        <w:t xml:space="preserve"> = </w:t>
+      </w:r>
       <w:r>
         <w:rPr>
           <w:rFonts w:ascii="Courier New" w:hAnsi="Courier New" w:cs="Courier New"/>
@@ -8509,28 +7015,50 @@
           <w:szCs w:val="20"/>
           <w:lang w:val="en-US"/>
         </w:rPr>
-        <w:t>model = YOLO("yolov8n.pt")</w:t>
-      </w:r>
-    </w:p>
-    <w:p>
-      <w:pPr>
+        <w:t>YOLO</w:t>
+      </w:r>
+      <w:r>
+        <w:rPr>
+          <w:rFonts w:ascii="Courier New" w:hAnsi="Courier New" w:cs="Courier New"/>
+          <w:sz w:val="20"/>
+          <w:szCs w:val="20"/>
+        </w:rPr>
+        <w:t>("</w:t>
+      </w:r>
+      <w:r>
         <w:rPr>
           <w:rFonts w:ascii="Courier New" w:hAnsi="Courier New" w:cs="Courier New"/>
           <w:sz w:val="20"/>
           <w:szCs w:val="20"/>
           <w:lang w:val="en-US"/>
         </w:rPr>
-      </w:pPr>
-    </w:p>
-    <w:p>
-      <w:pPr>
+        <w:t>yolov</w:t>
+      </w:r>
+      <w:r>
+        <w:rPr>
+          <w:rFonts w:ascii="Courier New" w:hAnsi="Courier New" w:cs="Courier New"/>
+          <w:sz w:val="20"/>
+          <w:szCs w:val="20"/>
+        </w:rPr>
+        <w:t>8</w:t>
+      </w:r>
+      <w:r>
         <w:rPr>
           <w:rFonts w:ascii="Courier New" w:hAnsi="Courier New" w:cs="Courier New"/>
           <w:sz w:val="20"/>
           <w:szCs w:val="20"/>
           <w:lang w:val="en-US"/>
         </w:rPr>
-      </w:pPr>
+        <w:t>n</w:t>
+      </w:r>
+      <w:r>
+        <w:rPr>
+          <w:rFonts w:ascii="Courier New" w:hAnsi="Courier New" w:cs="Courier New"/>
+          <w:sz w:val="20"/>
+          <w:szCs w:val="20"/>
+        </w:rPr>
+        <w:t>.</w:t>
+      </w:r>
       <w:r>
         <w:rPr>
           <w:rFonts w:ascii="Courier New" w:hAnsi="Courier New" w:cs="Courier New"/>
@@ -8538,19 +7066,43 @@
           <w:szCs w:val="20"/>
           <w:lang w:val="en-US"/>
         </w:rPr>
-        <w:t xml:space="preserve">    </w:t>
-      </w:r>
-      <w:proofErr w:type="spellStart"/>
-      <w:r>
+        <w:t>pt</w:t>
+      </w:r>
+      <w:r>
+        <w:rPr>
+          <w:rFonts w:ascii="Courier New" w:hAnsi="Courier New" w:cs="Courier New"/>
+          <w:sz w:val="20"/>
+          <w:szCs w:val="20"/>
+        </w:rPr>
+        <w:t>")</w:t>
+      </w:r>
+    </w:p>
+    <w:p>
+      <w:pPr>
+        <w:rPr>
+          <w:rFonts w:ascii="Courier New" w:hAnsi="Courier New" w:cs="Courier New"/>
+          <w:sz w:val="20"/>
+          <w:szCs w:val="20"/>
+        </w:rPr>
+      </w:pPr>
+    </w:p>
+    <w:p>
+      <w:pPr>
         <w:rPr>
           <w:rFonts w:ascii="Courier New" w:hAnsi="Courier New" w:cs="Courier New"/>
           <w:sz w:val="20"/>
           <w:szCs w:val="20"/>
           <w:lang w:val="en-US"/>
         </w:rPr>
-        <w:t>model.train</w:t>
-      </w:r>
-      <w:proofErr w:type="spellEnd"/>
+      </w:pPr>
+      <w:r>
+        <w:rPr>
+          <w:rFonts w:ascii="Courier New" w:hAnsi="Courier New" w:cs="Courier New"/>
+          <w:sz w:val="20"/>
+          <w:szCs w:val="20"/>
+        </w:rPr>
+        <w:t xml:space="preserve">    </w:t>
+      </w:r>
       <w:r>
         <w:rPr>
           <w:rFonts w:ascii="Courier New" w:hAnsi="Courier New" w:cs="Courier New"/>
@@ -8558,7 +7110,7 @@
           <w:szCs w:val="20"/>
           <w:lang w:val="en-US"/>
         </w:rPr>
-        <w:t>(</w:t>
+        <w:t>model.train(</w:t>
       </w:r>
     </w:p>
     <w:p>
@@ -8578,19 +7130,18 @@
           <w:lang w:val="en-US"/>
         </w:rPr>
         <w:lastRenderedPageBreak/>
-        <w:t xml:space="preserve">    data="</w:t>
-      </w:r>
-      <w:proofErr w:type="spellStart"/>
-      <w:r>
+        <w:t xml:space="preserve">    data="data.yaml",</w:t>
+      </w:r>
+    </w:p>
+    <w:p>
+      <w:pPr>
         <w:rPr>
           <w:rFonts w:ascii="Courier New" w:hAnsi="Courier New" w:cs="Courier New"/>
           <w:sz w:val="20"/>
           <w:szCs w:val="20"/>
           <w:lang w:val="en-US"/>
         </w:rPr>
-        <w:t>data.yaml</w:t>
-      </w:r>
-      <w:proofErr w:type="spellEnd"/>
+      </w:pPr>
       <w:r>
         <w:rPr>
           <w:rFonts w:ascii="Courier New" w:hAnsi="Courier New" w:cs="Courier New"/>
@@ -8598,7 +7149,7 @@
           <w:szCs w:val="20"/>
           <w:lang w:val="en-US"/>
         </w:rPr>
-        <w:t>",</w:t>
+        <w:t xml:space="preserve">    epochs=40,</w:t>
       </w:r>
     </w:p>
     <w:p>
@@ -8617,7 +7168,7 @@
           <w:szCs w:val="20"/>
           <w:lang w:val="en-US"/>
         </w:rPr>
-        <w:t xml:space="preserve">    epochs=40,</w:t>
+        <w:t xml:space="preserve">    imgsz=416,</w:t>
       </w:r>
     </w:p>
     <w:p>
@@ -8636,19 +7187,18 @@
           <w:szCs w:val="20"/>
           <w:lang w:val="en-US"/>
         </w:rPr>
-        <w:t xml:space="preserve">    </w:t>
-      </w:r>
-      <w:proofErr w:type="spellStart"/>
-      <w:r>
+        <w:t xml:space="preserve">    batch=16,</w:t>
+      </w:r>
+    </w:p>
+    <w:p>
+      <w:pPr>
         <w:rPr>
           <w:rFonts w:ascii="Courier New" w:hAnsi="Courier New" w:cs="Courier New"/>
           <w:sz w:val="20"/>
           <w:szCs w:val="20"/>
           <w:lang w:val="en-US"/>
         </w:rPr>
-        <w:t>imgsz</w:t>
-      </w:r>
-      <w:proofErr w:type="spellEnd"/>
+      </w:pPr>
       <w:r>
         <w:rPr>
           <w:rFonts w:ascii="Courier New" w:hAnsi="Courier New" w:cs="Courier New"/>
@@ -8656,7 +7206,7 @@
           <w:szCs w:val="20"/>
           <w:lang w:val="en-US"/>
         </w:rPr>
-        <w:t>=416,</w:t>
+        <w:t xml:space="preserve">    device=0,</w:t>
       </w:r>
     </w:p>
     <w:p>
@@ -8675,18 +7225,34 @@
           <w:szCs w:val="20"/>
           <w:lang w:val="en-US"/>
         </w:rPr>
-        <w:t xml:space="preserve">    batch=16,</w:t>
-      </w:r>
-    </w:p>
-    <w:p>
-      <w:pPr>
+        <w:t xml:space="preserve">    patience=15,</w:t>
+      </w:r>
+    </w:p>
+    <w:p>
+      <w:pPr>
+        <w:rPr>
+          <w:rFonts w:ascii="Courier New" w:hAnsi="Courier New" w:cs="Courier New"/>
+          <w:sz w:val="20"/>
+          <w:szCs w:val="20"/>
+        </w:rPr>
+      </w:pPr>
+      <w:r>
         <w:rPr>
           <w:rFonts w:ascii="Courier New" w:hAnsi="Courier New" w:cs="Courier New"/>
           <w:sz w:val="20"/>
           <w:szCs w:val="20"/>
           <w:lang w:val="en-US"/>
         </w:rPr>
-      </w:pPr>
+        <w:t xml:space="preserve">    cache</w:t>
+      </w:r>
+      <w:r>
+        <w:rPr>
+          <w:rFonts w:ascii="Courier New" w:hAnsi="Courier New" w:cs="Courier New"/>
+          <w:sz w:val="20"/>
+          <w:szCs w:val="20"/>
+        </w:rPr>
+        <w:t>=</w:t>
+      </w:r>
       <w:r>
         <w:rPr>
           <w:rFonts w:ascii="Courier New" w:hAnsi="Courier New" w:cs="Courier New"/>
@@ -8694,45 +7260,40 @@
           <w:szCs w:val="20"/>
           <w:lang w:val="en-US"/>
         </w:rPr>
-        <w:t xml:space="preserve">    device=0,</w:t>
-      </w:r>
-    </w:p>
-    <w:p>
-      <w:pPr>
+        <w:t>True</w:t>
+      </w:r>
+      <w:r>
         <w:rPr>
           <w:rFonts w:ascii="Courier New" w:hAnsi="Courier New" w:cs="Courier New"/>
           <w:sz w:val="20"/>
           <w:szCs w:val="20"/>
-          <w:lang w:val="en-US"/>
-        </w:rPr>
-      </w:pPr>
-      <w:r>
+        </w:rPr>
+        <w:t>,</w:t>
+      </w:r>
+    </w:p>
+    <w:p>
+      <w:pPr>
         <w:rPr>
           <w:rFonts w:ascii="Courier New" w:hAnsi="Courier New" w:cs="Courier New"/>
           <w:sz w:val="20"/>
           <w:szCs w:val="20"/>
-          <w:lang w:val="en-US"/>
-        </w:rPr>
-        <w:t xml:space="preserve">    patience=15,</w:t>
-      </w:r>
-    </w:p>
-    <w:p>
-      <w:pPr>
+        </w:rPr>
+      </w:pPr>
+      <w:r>
         <w:rPr>
           <w:rFonts w:ascii="Courier New" w:hAnsi="Courier New" w:cs="Courier New"/>
           <w:sz w:val="20"/>
           <w:szCs w:val="20"/>
-          <w:lang w:val="en-US"/>
-        </w:rPr>
-      </w:pPr>
+        </w:rPr>
+        <w:t xml:space="preserve">    </w:t>
+      </w:r>
       <w:r>
         <w:rPr>
           <w:rFonts w:ascii="Courier New" w:hAnsi="Courier New" w:cs="Courier New"/>
           <w:sz w:val="20"/>
           <w:szCs w:val="20"/>
-          <w:lang w:val="en-US"/>
-        </w:rPr>
-        <w:t xml:space="preserve">    cache=True,</w:t>
+        </w:rPr>
+        <w:t>workers=2</w:t>
       </w:r>
     </w:p>
     <w:p>
@@ -8748,147 +7309,79 @@
           <w:rFonts w:ascii="Courier New" w:hAnsi="Courier New" w:cs="Courier New"/>
           <w:sz w:val="20"/>
           <w:szCs w:val="20"/>
+        </w:rPr>
+        <w:t xml:space="preserve">) </w:t>
+      </w:r>
+    </w:p>
+    <w:p>
+      <w:r>
+        <w:t>В процессе обучения осуществлялся контроль качества модели на валидационной выборке. Для предотвращения переобучения использовался механизм ранней остановки (Early Stopping).</w:t>
+      </w:r>
+    </w:p>
+    <w:p>
+      <w:r>
+        <w:t>В результате обучения была получена модель, способная эффективно обнаруживать подводные трубопроводы на изображениях.</w:t>
+      </w:r>
+    </w:p>
+    <w:p>
+      <w:r>
+        <w:t>Качество работы модели оценивалось с использованием следующих метрик:</w:t>
+      </w:r>
+    </w:p>
+    <w:p>
+      <w:pPr>
+        <w:rPr>
           <w:lang w:val="en-US"/>
         </w:rPr>
-        <w:t xml:space="preserve">    </w:t>
-      </w:r>
-      <w:proofErr w:type="spellStart"/>
-      <w:r>
-        <w:rPr>
-          <w:rFonts w:ascii="Courier New" w:hAnsi="Courier New" w:cs="Courier New"/>
-          <w:sz w:val="20"/>
-          <w:szCs w:val="20"/>
-        </w:rPr>
-        <w:t>workers</w:t>
-      </w:r>
-      <w:proofErr w:type="spellEnd"/>
-      <w:r>
-        <w:rPr>
-          <w:rFonts w:ascii="Courier New" w:hAnsi="Courier New" w:cs="Courier New"/>
-          <w:sz w:val="20"/>
-          <w:szCs w:val="20"/>
-        </w:rPr>
-        <w:t>=2</w:t>
-      </w:r>
-    </w:p>
-    <w:p>
-      <w:pPr>
-        <w:rPr>
-          <w:rFonts w:ascii="Courier New" w:hAnsi="Courier New" w:cs="Courier New"/>
-          <w:sz w:val="20"/>
-          <w:szCs w:val="20"/>
-        </w:rPr>
-      </w:pPr>
-      <w:r>
-        <w:rPr>
-          <w:rFonts w:ascii="Courier New" w:hAnsi="Courier New" w:cs="Courier New"/>
-          <w:sz w:val="20"/>
-          <w:szCs w:val="20"/>
-        </w:rPr>
-        <w:t>)</w:t>
-      </w:r>
-      <w:r>
-        <w:rPr>
-          <w:rFonts w:ascii="Courier New" w:hAnsi="Courier New" w:cs="Courier New"/>
-          <w:sz w:val="20"/>
-          <w:szCs w:val="20"/>
-        </w:rPr>
-        <w:t xml:space="preserve"> </w:t>
-      </w:r>
-    </w:p>
-    <w:p>
-      <w:r>
-        <w:t xml:space="preserve">В процессе обучения осуществлялся контроль качества модели на </w:t>
-      </w:r>
-      <w:proofErr w:type="spellStart"/>
-      <w:r>
-        <w:t>валидационной</w:t>
-      </w:r>
-      <w:proofErr w:type="spellEnd"/>
-      <w:r>
-        <w:t xml:space="preserve"> выборке. Для предотвращения переобучения использовался механизм ранней остановки (</w:t>
-      </w:r>
-      <w:proofErr w:type="spellStart"/>
-      <w:r>
-        <w:t>Early</w:t>
-      </w:r>
-      <w:proofErr w:type="spellEnd"/>
-      <w:r>
-        <w:t xml:space="preserve"> </w:t>
-      </w:r>
-      <w:proofErr w:type="spellStart"/>
-      <w:r>
-        <w:t>Stopping</w:t>
-      </w:r>
-      <w:proofErr w:type="spellEnd"/>
-      <w:r>
-        <w:t>).</w:t>
-      </w:r>
-    </w:p>
-    <w:p>
-      <w:r>
-        <w:t>В результате обучения была получена модель, способная эффективно обнаруживать подводные трубопроводы на изображениях.</w:t>
-      </w:r>
-    </w:p>
-    <w:p>
-      <w:r>
-        <w:t>Качество работы модели оценивалось с использованием следующих метрик:</w:t>
-      </w:r>
-    </w:p>
-    <w:p>
-      <w:pPr>
+      </w:pPr>
+      <w:r>
         <w:rPr>
           <w:lang w:val="en-US"/>
         </w:rPr>
-      </w:pPr>
+        <w:t>– Precision (</w:t>
+      </w:r>
+      <w:r>
+        <w:t>точность</w:t>
+      </w:r>
       <w:r>
         <w:rPr>
           <w:lang w:val="en-US"/>
         </w:rPr>
-        <w:t>– Precision (</w:t>
-      </w:r>
-      <w:r>
-        <w:t>точность</w:t>
-      </w:r>
-      <w:r>
+        <w:t>): 0.95;</w:t>
+      </w:r>
+    </w:p>
+    <w:p>
+      <w:pPr>
         <w:rPr>
           <w:lang w:val="en-US"/>
         </w:rPr>
-        <w:t>): 0.95;</w:t>
-      </w:r>
-    </w:p>
-    <w:p>
-      <w:pPr>
+      </w:pPr>
+      <w:r>
         <w:rPr>
           <w:lang w:val="en-US"/>
         </w:rPr>
-      </w:pPr>
+        <w:t>– Recall (</w:t>
+      </w:r>
+      <w:r>
+        <w:t>полнота</w:t>
+      </w:r>
       <w:r>
         <w:rPr>
           <w:lang w:val="en-US"/>
         </w:rPr>
-        <w:t>– Recall (</w:t>
-      </w:r>
-      <w:r>
-        <w:t>полнота</w:t>
-      </w:r>
-      <w:r>
+        <w:t>): 0.96;</w:t>
+      </w:r>
+    </w:p>
+    <w:p>
+      <w:pPr>
         <w:rPr>
           <w:lang w:val="en-US"/>
         </w:rPr>
-        <w:t>): 0.96;</w:t>
-      </w:r>
-    </w:p>
-    <w:p>
-      <w:pPr>
+      </w:pPr>
+      <w:r>
         <w:rPr>
           <w:lang w:val="en-US"/>
         </w:rPr>
-      </w:pPr>
-      <w:r>
-        <w:rPr>
-          <w:lang w:val="en-US"/>
-        </w:rPr>
         <w:t>– mAP50: 0.98.</w:t>
       </w:r>
     </w:p>
@@ -8899,15 +7392,7 @@
     </w:p>
     <w:p>
       <w:r>
-        <w:t>Обученная модель была сохранена в файл формата .</w:t>
-      </w:r>
-      <w:proofErr w:type="spellStart"/>
-      <w:r>
-        <w:t>pt</w:t>
-      </w:r>
-      <w:proofErr w:type="spellEnd"/>
-      <w:r>
-        <w:t xml:space="preserve"> и в дальнейшем использована в алгоритме обработки видеопотока.</w:t>
+        <w:t>Обученная модель была сохранена в файл формата .pt и в дальнейшем использована в алгоритме обработки видеопотока.</w:t>
       </w:r>
     </w:p>
     <w:p>
@@ -8973,7 +7458,6 @@
         </w:rPr>
         <w:t>Для реализации д</w:t>
       </w:r>
-      <w:proofErr w:type="spellStart"/>
       <w:r>
         <w:rPr>
           <w:sz w:val="28"/>
@@ -8982,7 +7466,6 @@
         </w:rPr>
         <w:t>етектор</w:t>
       </w:r>
-      <w:proofErr w:type="spellEnd"/>
       <w:r>
         <w:rPr>
           <w:sz w:val="28"/>
@@ -9021,30 +7504,36 @@
         </w:rPr>
         <w:t>U</w:t>
       </w:r>
-      <w:proofErr w:type="spellStart"/>
       <w:r>
         <w:rPr>
           <w:sz w:val="28"/>
           <w:szCs w:val="28"/>
           <w:lang w:val="ru-BY"/>
         </w:rPr>
-        <w:t>ltralytics</w:t>
-      </w:r>
-      <w:proofErr w:type="spellEnd"/>
+        <w:t>ltralytics YOLO</w:t>
+      </w:r>
+      <w:r>
+        <w:rPr>
+          <w:sz w:val="28"/>
+          <w:szCs w:val="28"/>
+        </w:rPr>
+        <w:t xml:space="preserve"> и предварительно </w:t>
+      </w:r>
       <w:r>
         <w:rPr>
           <w:sz w:val="28"/>
           <w:szCs w:val="28"/>
           <w:lang w:val="ru-BY"/>
         </w:rPr>
-        <w:t xml:space="preserve"> YOLO</w:t>
-      </w:r>
-      <w:r>
-        <w:rPr>
-          <w:sz w:val="28"/>
-          <w:szCs w:val="28"/>
-        </w:rPr>
-        <w:t xml:space="preserve"> и предварительно </w:t>
+        <w:t>обученная модель </w:t>
+      </w:r>
+      <w:r>
+        <w:rPr>
+          <w:sz w:val="28"/>
+          <w:szCs w:val="28"/>
+          <w:lang w:val="en-US"/>
+        </w:rPr>
+        <w:t>best</w:t>
       </w:r>
       <w:r>
         <w:rPr>
@@ -9052,15 +7541,14 @@
           <w:szCs w:val="28"/>
           <w:lang w:val="ru-BY"/>
         </w:rPr>
-        <w:t>обученная модель </w:t>
-      </w:r>
-      <w:r>
-        <w:rPr>
-          <w:sz w:val="28"/>
-          <w:szCs w:val="28"/>
-          <w:lang w:val="en-US"/>
-        </w:rPr>
-        <w:t>best</w:t>
+        <w:t>.pt [2][</w:t>
+      </w:r>
+      <w:r>
+        <w:rPr>
+          <w:sz w:val="28"/>
+          <w:szCs w:val="28"/>
+        </w:rPr>
+        <w:t>7</w:t>
       </w:r>
       <w:r>
         <w:rPr>
@@ -9068,39 +7556,6 @@
           <w:szCs w:val="28"/>
           <w:lang w:val="ru-BY"/>
         </w:rPr>
-        <w:t>.</w:t>
-      </w:r>
-      <w:proofErr w:type="spellStart"/>
-      <w:r>
-        <w:rPr>
-          <w:sz w:val="28"/>
-          <w:szCs w:val="28"/>
-          <w:lang w:val="ru-BY"/>
-        </w:rPr>
-        <w:t>pt</w:t>
-      </w:r>
-      <w:proofErr w:type="spellEnd"/>
-      <w:r>
-        <w:rPr>
-          <w:sz w:val="28"/>
-          <w:szCs w:val="28"/>
-          <w:lang w:val="ru-BY"/>
-        </w:rPr>
-        <w:t> [2][</w:t>
-      </w:r>
-      <w:r>
-        <w:rPr>
-          <w:sz w:val="28"/>
-          <w:szCs w:val="28"/>
-        </w:rPr>
-        <w:t>7</w:t>
-      </w:r>
-      <w:r>
-        <w:rPr>
-          <w:sz w:val="28"/>
-          <w:szCs w:val="28"/>
-          <w:lang w:val="ru-BY"/>
-        </w:rPr>
         <w:t>].</w:t>
       </w:r>
       <w:r>
@@ -9108,94 +7563,7 @@
           <w:sz w:val="28"/>
           <w:szCs w:val="28"/>
         </w:rPr>
-        <w:t xml:space="preserve"> </w:t>
-      </w:r>
-      <w:r>
-        <w:rPr>
-          <w:sz w:val="28"/>
-          <w:szCs w:val="28"/>
-        </w:rPr>
-        <w:t xml:space="preserve">В процессе работы алгоритма каждый кадр видеопотока подается на вход </w:t>
-      </w:r>
-      <w:proofErr w:type="spellStart"/>
-      <w:r>
-        <w:rPr>
-          <w:sz w:val="28"/>
-          <w:szCs w:val="28"/>
-        </w:rPr>
-        <w:t>нейросетевой</w:t>
-      </w:r>
-      <w:proofErr w:type="spellEnd"/>
-      <w:r>
-        <w:rPr>
-          <w:sz w:val="28"/>
-          <w:szCs w:val="28"/>
-        </w:rPr>
-        <w:t xml:space="preserve"> модели, которая выполняет предсказание координат ограничивающих рамок (</w:t>
-      </w:r>
-      <w:proofErr w:type="spellStart"/>
-      <w:r>
-        <w:rPr>
-          <w:sz w:val="28"/>
-          <w:szCs w:val="28"/>
-        </w:rPr>
-        <w:t>bounding</w:t>
-      </w:r>
-      <w:proofErr w:type="spellEnd"/>
-      <w:r>
-        <w:rPr>
-          <w:sz w:val="28"/>
-          <w:szCs w:val="28"/>
-        </w:rPr>
-        <w:t xml:space="preserve"> </w:t>
-      </w:r>
-      <w:proofErr w:type="spellStart"/>
-      <w:r>
-        <w:rPr>
-          <w:sz w:val="28"/>
-          <w:szCs w:val="28"/>
-        </w:rPr>
-        <w:t>boxes</w:t>
-      </w:r>
-      <w:proofErr w:type="spellEnd"/>
-      <w:r>
-        <w:rPr>
-          <w:sz w:val="28"/>
-          <w:szCs w:val="28"/>
-        </w:rPr>
-        <w:t>), вероятности принадлежности к классу и уровня уверенности (</w:t>
-      </w:r>
-      <w:proofErr w:type="spellStart"/>
-      <w:r>
-        <w:rPr>
-          <w:sz w:val="28"/>
-          <w:szCs w:val="28"/>
-        </w:rPr>
-        <w:t>confidence</w:t>
-      </w:r>
-      <w:proofErr w:type="spellEnd"/>
-      <w:r>
-        <w:rPr>
-          <w:sz w:val="28"/>
-          <w:szCs w:val="28"/>
-        </w:rPr>
-        <w:t xml:space="preserve"> </w:t>
-      </w:r>
-      <w:proofErr w:type="spellStart"/>
-      <w:r>
-        <w:rPr>
-          <w:sz w:val="28"/>
-          <w:szCs w:val="28"/>
-        </w:rPr>
-        <w:t>score</w:t>
-      </w:r>
-      <w:proofErr w:type="spellEnd"/>
-      <w:r>
-        <w:rPr>
-          <w:sz w:val="28"/>
-          <w:szCs w:val="28"/>
-        </w:rPr>
-        <w:t xml:space="preserve">). </w:t>
+        <w:t xml:space="preserve"> В процессе работы алгоритма каждый кадр видеопотока подается на вход нейросетевой модели, которая выполняет предсказание координат ограничивающих рамок (bounding boxes), вероятности принадлежности к классу и уровня уверенности (confidence score). </w:t>
       </w:r>
     </w:p>
     <w:p>
@@ -9248,7 +7616,6 @@
           <w:lang w:val="ru-BY" w:eastAsia="ru-BY"/>
         </w:rPr>
       </w:pPr>
-      <w:proofErr w:type="spellStart"/>
       <w:r>
         <w:rPr>
           <w:rFonts w:ascii="Courier New" w:eastAsia="Times New Roman" w:hAnsi="Courier New" w:cs="Courier New"/>
@@ -9256,17 +7623,7 @@
           <w:szCs w:val="20"/>
           <w:lang w:val="ru-BY" w:eastAsia="ru-BY"/>
         </w:rPr>
-        <w:t>model</w:t>
-      </w:r>
-      <w:proofErr w:type="spellEnd"/>
-      <w:r>
-        <w:rPr>
-          <w:rFonts w:ascii="Courier New" w:eastAsia="Times New Roman" w:hAnsi="Courier New" w:cs="Courier New"/>
-          <w:sz w:val="20"/>
-          <w:szCs w:val="20"/>
-          <w:lang w:val="ru-BY" w:eastAsia="ru-BY"/>
-        </w:rPr>
-        <w:t xml:space="preserve"> = YOLO(MODEL_PATH)</w:t>
+        <w:t>model = YOLO(MODEL_PATH)</w:t>
       </w:r>
     </w:p>
     <w:p>
@@ -9380,7 +7737,6 @@
           <w:lang w:val="ru-BY" w:eastAsia="ru-BY"/>
         </w:rPr>
       </w:pPr>
-      <w:proofErr w:type="spellStart"/>
       <w:r>
         <w:rPr>
           <w:rFonts w:ascii="Courier New" w:eastAsia="Times New Roman" w:hAnsi="Courier New" w:cs="Courier New"/>
@@ -9388,77 +7744,7 @@
           <w:szCs w:val="20"/>
           <w:lang w:val="ru-BY" w:eastAsia="ru-BY"/>
         </w:rPr>
-        <w:t>results</w:t>
-      </w:r>
-      <w:proofErr w:type="spellEnd"/>
-      <w:r>
-        <w:rPr>
-          <w:rFonts w:ascii="Courier New" w:eastAsia="Times New Roman" w:hAnsi="Courier New" w:cs="Courier New"/>
-          <w:sz w:val="20"/>
-          <w:szCs w:val="20"/>
-          <w:lang w:val="ru-BY" w:eastAsia="ru-BY"/>
-        </w:rPr>
-        <w:t xml:space="preserve"> = </w:t>
-      </w:r>
-      <w:proofErr w:type="spellStart"/>
-      <w:r>
-        <w:rPr>
-          <w:rFonts w:ascii="Courier New" w:eastAsia="Times New Roman" w:hAnsi="Courier New" w:cs="Courier New"/>
-          <w:sz w:val="20"/>
-          <w:szCs w:val="20"/>
-          <w:lang w:val="ru-BY" w:eastAsia="ru-BY"/>
-        </w:rPr>
-        <w:t>model</w:t>
-      </w:r>
-      <w:proofErr w:type="spellEnd"/>
-      <w:r>
-        <w:rPr>
-          <w:rFonts w:ascii="Courier New" w:eastAsia="Times New Roman" w:hAnsi="Courier New" w:cs="Courier New"/>
-          <w:sz w:val="20"/>
-          <w:szCs w:val="20"/>
-          <w:lang w:val="ru-BY" w:eastAsia="ru-BY"/>
-        </w:rPr>
-        <w:t>(</w:t>
-      </w:r>
-      <w:proofErr w:type="spellStart"/>
-      <w:r>
-        <w:rPr>
-          <w:rFonts w:ascii="Courier New" w:eastAsia="Times New Roman" w:hAnsi="Courier New" w:cs="Courier New"/>
-          <w:sz w:val="20"/>
-          <w:szCs w:val="20"/>
-          <w:lang w:val="ru-BY" w:eastAsia="ru-BY"/>
-        </w:rPr>
-        <w:t>frame_blur</w:t>
-      </w:r>
-      <w:proofErr w:type="spellEnd"/>
-      <w:r>
-        <w:rPr>
-          <w:rFonts w:ascii="Courier New" w:eastAsia="Times New Roman" w:hAnsi="Courier New" w:cs="Courier New"/>
-          <w:sz w:val="20"/>
-          <w:szCs w:val="20"/>
-          <w:lang w:val="ru-BY" w:eastAsia="ru-BY"/>
-        </w:rPr>
-        <w:t xml:space="preserve">, </w:t>
-      </w:r>
-      <w:proofErr w:type="spellStart"/>
-      <w:r>
-        <w:rPr>
-          <w:rFonts w:ascii="Courier New" w:eastAsia="Times New Roman" w:hAnsi="Courier New" w:cs="Courier New"/>
-          <w:sz w:val="20"/>
-          <w:szCs w:val="20"/>
-          <w:lang w:val="ru-BY" w:eastAsia="ru-BY"/>
-        </w:rPr>
-        <w:t>conf</w:t>
-      </w:r>
-      <w:proofErr w:type="spellEnd"/>
-      <w:r>
-        <w:rPr>
-          <w:rFonts w:ascii="Courier New" w:eastAsia="Times New Roman" w:hAnsi="Courier New" w:cs="Courier New"/>
-          <w:sz w:val="20"/>
-          <w:szCs w:val="20"/>
-          <w:lang w:val="ru-BY" w:eastAsia="ru-BY"/>
-        </w:rPr>
-        <w:t>=CONF_THRESHOLD)</w:t>
+        <w:t>results = model(frame_blur, conf=CONF_THRESHOLD)</w:t>
       </w:r>
     </w:p>
     <w:p>
@@ -9599,7 +7885,6 @@
           <w:lang w:val="ru-BY" w:eastAsia="ru-BY"/>
         </w:rPr>
       </w:pPr>
-      <w:proofErr w:type="spellStart"/>
       <w:r>
         <w:rPr>
           <w:rFonts w:ascii="Courier New" w:eastAsia="Times New Roman" w:hAnsi="Courier New" w:cs="Courier New"/>
@@ -9607,97 +7892,7 @@
           <w:szCs w:val="20"/>
           <w:lang w:val="ru-BY" w:eastAsia="ru-BY"/>
         </w:rPr>
-        <w:t>for</w:t>
-      </w:r>
-      <w:proofErr w:type="spellEnd"/>
-      <w:r>
-        <w:rPr>
-          <w:rFonts w:ascii="Courier New" w:eastAsia="Times New Roman" w:hAnsi="Courier New" w:cs="Courier New"/>
-          <w:sz w:val="20"/>
-          <w:szCs w:val="20"/>
-          <w:lang w:val="ru-BY" w:eastAsia="ru-BY"/>
-        </w:rPr>
-        <w:t xml:space="preserve"> </w:t>
-      </w:r>
-      <w:proofErr w:type="spellStart"/>
-      <w:r>
-        <w:rPr>
-          <w:rFonts w:ascii="Courier New" w:eastAsia="Times New Roman" w:hAnsi="Courier New" w:cs="Courier New"/>
-          <w:sz w:val="20"/>
-          <w:szCs w:val="20"/>
-          <w:lang w:val="ru-BY" w:eastAsia="ru-BY"/>
-        </w:rPr>
-        <w:t>box</w:t>
-      </w:r>
-      <w:proofErr w:type="spellEnd"/>
-      <w:r>
-        <w:rPr>
-          <w:rFonts w:ascii="Courier New" w:eastAsia="Times New Roman" w:hAnsi="Courier New" w:cs="Courier New"/>
-          <w:sz w:val="20"/>
-          <w:szCs w:val="20"/>
-          <w:lang w:val="ru-BY" w:eastAsia="ru-BY"/>
-        </w:rPr>
-        <w:t xml:space="preserve"> </w:t>
-      </w:r>
-      <w:proofErr w:type="spellStart"/>
-      <w:r>
-        <w:rPr>
-          <w:rFonts w:ascii="Courier New" w:eastAsia="Times New Roman" w:hAnsi="Courier New" w:cs="Courier New"/>
-          <w:sz w:val="20"/>
-          <w:szCs w:val="20"/>
-          <w:lang w:val="ru-BY" w:eastAsia="ru-BY"/>
-        </w:rPr>
-        <w:t>in</w:t>
-      </w:r>
-      <w:proofErr w:type="spellEnd"/>
-      <w:r>
-        <w:rPr>
-          <w:rFonts w:ascii="Courier New" w:eastAsia="Times New Roman" w:hAnsi="Courier New" w:cs="Courier New"/>
-          <w:sz w:val="20"/>
-          <w:szCs w:val="20"/>
-          <w:lang w:val="ru-BY" w:eastAsia="ru-BY"/>
-        </w:rPr>
-        <w:t xml:space="preserve"> </w:t>
-      </w:r>
-      <w:proofErr w:type="spellStart"/>
-      <w:r>
-        <w:rPr>
-          <w:rFonts w:ascii="Courier New" w:eastAsia="Times New Roman" w:hAnsi="Courier New" w:cs="Courier New"/>
-          <w:sz w:val="20"/>
-          <w:szCs w:val="20"/>
-          <w:lang w:val="ru-BY" w:eastAsia="ru-BY"/>
-        </w:rPr>
-        <w:t>results</w:t>
-      </w:r>
-      <w:proofErr w:type="spellEnd"/>
-      <w:r>
-        <w:rPr>
-          <w:rFonts w:ascii="Courier New" w:eastAsia="Times New Roman" w:hAnsi="Courier New" w:cs="Courier New"/>
-          <w:sz w:val="20"/>
-          <w:szCs w:val="20"/>
-          <w:lang w:val="ru-BY" w:eastAsia="ru-BY"/>
-        </w:rPr>
-        <w:t>[0].</w:t>
-      </w:r>
-      <w:proofErr w:type="spellStart"/>
-      <w:r>
-        <w:rPr>
-          <w:rFonts w:ascii="Courier New" w:eastAsia="Times New Roman" w:hAnsi="Courier New" w:cs="Courier New"/>
-          <w:sz w:val="20"/>
-          <w:szCs w:val="20"/>
-          <w:lang w:val="ru-BY" w:eastAsia="ru-BY"/>
-        </w:rPr>
-        <w:t>boxes</w:t>
-      </w:r>
-      <w:proofErr w:type="spellEnd"/>
-      <w:r>
-        <w:rPr>
-          <w:rFonts w:ascii="Courier New" w:eastAsia="Times New Roman" w:hAnsi="Courier New" w:cs="Courier New"/>
-          <w:sz w:val="20"/>
-          <w:szCs w:val="20"/>
-          <w:lang w:val="ru-BY" w:eastAsia="ru-BY"/>
-        </w:rPr>
-        <w:t>:</w:t>
+        <w:t>for box in results[0].boxes:</w:t>
       </w:r>
     </w:p>
     <w:p>
@@ -9718,47 +7913,7 @@
           <w:szCs w:val="28"/>
           <w:lang w:val="ru-BY" w:eastAsia="ru-BY"/>
         </w:rPr>
-        <w:t xml:space="preserve">Для каждого объекта извлекаются координаты </w:t>
-      </w:r>
-      <w:proofErr w:type="spellStart"/>
-      <w:r>
-        <w:rPr>
-          <w:rFonts w:eastAsia="Times New Roman"/>
-          <w:sz w:val="28"/>
-          <w:szCs w:val="28"/>
-          <w:lang w:val="ru-BY" w:eastAsia="ru-BY"/>
-        </w:rPr>
-        <w:t>bounding</w:t>
-      </w:r>
-      <w:proofErr w:type="spellEnd"/>
-      <w:r>
-        <w:rPr>
-          <w:rFonts w:eastAsia="Times New Roman"/>
-          <w:sz w:val="28"/>
-          <w:szCs w:val="28"/>
-          <w:lang w:val="ru-BY" w:eastAsia="ru-BY"/>
-        </w:rPr>
-        <w:t xml:space="preserve"> </w:t>
-      </w:r>
-      <w:proofErr w:type="spellStart"/>
-      <w:r>
-        <w:rPr>
-          <w:rFonts w:eastAsia="Times New Roman"/>
-          <w:sz w:val="28"/>
-          <w:szCs w:val="28"/>
-          <w:lang w:val="ru-BY" w:eastAsia="ru-BY"/>
-        </w:rPr>
-        <w:t>box</w:t>
-      </w:r>
-      <w:proofErr w:type="spellEnd"/>
-      <w:r>
-        <w:rPr>
-          <w:rFonts w:eastAsia="Times New Roman"/>
-          <w:sz w:val="28"/>
-          <w:szCs w:val="28"/>
-          <w:lang w:val="ru-BY" w:eastAsia="ru-BY"/>
-        </w:rPr>
-        <w:t>:</w:t>
+        <w:t>Для каждого объекта извлекаются координаты bounding box:</w:t>
       </w:r>
     </w:p>
     <w:p>
@@ -9797,67 +7952,7 @@
           <w:szCs w:val="20"/>
           <w:lang w:val="ru-BY" w:eastAsia="ru-BY"/>
         </w:rPr>
-        <w:t xml:space="preserve">x1, y1, x2, y2 = </w:t>
-      </w:r>
-      <w:proofErr w:type="spellStart"/>
-      <w:r>
-        <w:rPr>
-          <w:rFonts w:ascii="Courier New" w:eastAsia="Times New Roman" w:hAnsi="Courier New" w:cs="Courier New"/>
-          <w:sz w:val="20"/>
-          <w:szCs w:val="20"/>
-          <w:lang w:val="ru-BY" w:eastAsia="ru-BY"/>
-        </w:rPr>
-        <w:t>map</w:t>
-      </w:r>
-      <w:proofErr w:type="spellEnd"/>
-      <w:r>
-        <w:rPr>
-          <w:rFonts w:ascii="Courier New" w:eastAsia="Times New Roman" w:hAnsi="Courier New" w:cs="Courier New"/>
-          <w:sz w:val="20"/>
-          <w:szCs w:val="20"/>
-          <w:lang w:val="ru-BY" w:eastAsia="ru-BY"/>
-        </w:rPr>
-        <w:t>(</w:t>
-      </w:r>
-      <w:proofErr w:type="spellStart"/>
-      <w:r>
-        <w:rPr>
-          <w:rFonts w:ascii="Courier New" w:eastAsia="Times New Roman" w:hAnsi="Courier New" w:cs="Courier New"/>
-          <w:sz w:val="20"/>
-          <w:szCs w:val="20"/>
-          <w:lang w:val="ru-BY" w:eastAsia="ru-BY"/>
-        </w:rPr>
-        <w:t>int</w:t>
-      </w:r>
-      <w:proofErr w:type="spellEnd"/>
-      <w:r>
-        <w:rPr>
-          <w:rFonts w:ascii="Courier New" w:eastAsia="Times New Roman" w:hAnsi="Courier New" w:cs="Courier New"/>
-          <w:sz w:val="20"/>
-          <w:szCs w:val="20"/>
-          <w:lang w:val="ru-BY" w:eastAsia="ru-BY"/>
-        </w:rPr>
-        <w:t xml:space="preserve">, </w:t>
-      </w:r>
-      <w:proofErr w:type="spellStart"/>
-      <w:r>
-        <w:rPr>
-          <w:rFonts w:ascii="Courier New" w:eastAsia="Times New Roman" w:hAnsi="Courier New" w:cs="Courier New"/>
-          <w:sz w:val="20"/>
-          <w:szCs w:val="20"/>
-          <w:lang w:val="ru-BY" w:eastAsia="ru-BY"/>
-        </w:rPr>
-        <w:t>box.xyxy</w:t>
-      </w:r>
-      <w:proofErr w:type="spellEnd"/>
-      <w:r>
-        <w:rPr>
-          <w:rFonts w:ascii="Courier New" w:eastAsia="Times New Roman" w:hAnsi="Courier New" w:cs="Courier New"/>
-          <w:sz w:val="20"/>
-          <w:szCs w:val="20"/>
-          <w:lang w:val="ru-BY" w:eastAsia="ru-BY"/>
-        </w:rPr>
-        <w:t>[0])</w:t>
+        <w:t>x1, y1, x2, y2 = map(int, box.xyxy[0])</w:t>
       </w:r>
     </w:p>
     <w:p>
@@ -9910,7 +8005,6 @@
           <w:lang w:val="ru-BY" w:eastAsia="ru-BY"/>
         </w:rPr>
       </w:pPr>
-      <w:proofErr w:type="spellStart"/>
       <w:r>
         <w:rPr>
           <w:rFonts w:ascii="Courier New" w:eastAsia="Times New Roman" w:hAnsi="Courier New" w:cs="Courier New"/>
@@ -9918,17 +8012,7 @@
           <w:szCs w:val="20"/>
           <w:lang w:val="ru-BY" w:eastAsia="ru-BY"/>
         </w:rPr>
-        <w:t>area</w:t>
-      </w:r>
-      <w:proofErr w:type="spellEnd"/>
-      <w:r>
-        <w:rPr>
-          <w:rFonts w:ascii="Courier New" w:eastAsia="Times New Roman" w:hAnsi="Courier New" w:cs="Courier New"/>
-          <w:sz w:val="20"/>
-          <w:szCs w:val="20"/>
-          <w:lang w:val="ru-BY" w:eastAsia="ru-BY"/>
-        </w:rPr>
-        <w:t xml:space="preserve"> = (x2 - x1) * (y2 - y1)</w:t>
+        <w:t>area = (x2 - x1) * (y2 - y1)</w:t>
       </w:r>
     </w:p>
     <w:p>
@@ -9981,7 +8065,6 @@
           <w:lang w:val="ru-BY" w:eastAsia="ru-BY"/>
         </w:rPr>
       </w:pPr>
-      <w:proofErr w:type="spellStart"/>
       <w:r>
         <w:rPr>
           <w:rFonts w:ascii="Courier New" w:eastAsia="Times New Roman" w:hAnsi="Courier New" w:cs="Courier New"/>
@@ -9989,37 +8072,7 @@
           <w:szCs w:val="20"/>
           <w:lang w:val="ru-BY" w:eastAsia="ru-BY"/>
         </w:rPr>
-        <w:t>if</w:t>
-      </w:r>
-      <w:proofErr w:type="spellEnd"/>
-      <w:r>
-        <w:rPr>
-          <w:rFonts w:ascii="Courier New" w:eastAsia="Times New Roman" w:hAnsi="Courier New" w:cs="Courier New"/>
-          <w:sz w:val="20"/>
-          <w:szCs w:val="20"/>
-          <w:lang w:val="ru-BY" w:eastAsia="ru-BY"/>
-        </w:rPr>
-        <w:t xml:space="preserve"> </w:t>
-      </w:r>
-      <w:proofErr w:type="spellStart"/>
-      <w:r>
-        <w:rPr>
-          <w:rFonts w:ascii="Courier New" w:eastAsia="Times New Roman" w:hAnsi="Courier New" w:cs="Courier New"/>
-          <w:sz w:val="20"/>
-          <w:szCs w:val="20"/>
-          <w:lang w:val="ru-BY" w:eastAsia="ru-BY"/>
-        </w:rPr>
-        <w:t>area</w:t>
-      </w:r>
-      <w:proofErr w:type="spellEnd"/>
-      <w:r>
-        <w:rPr>
-          <w:rFonts w:ascii="Courier New" w:eastAsia="Times New Roman" w:hAnsi="Courier New" w:cs="Courier New"/>
-          <w:sz w:val="20"/>
-          <w:szCs w:val="20"/>
-          <w:lang w:val="ru-BY" w:eastAsia="ru-BY"/>
-        </w:rPr>
-        <w:t xml:space="preserve"> &gt; MIN_AREA:</w:t>
+        <w:t>if area &gt; MIN_AREA:</w:t>
       </w:r>
     </w:p>
     <w:p>
@@ -10086,27 +8139,7 @@
           <w:szCs w:val="28"/>
           <w:lang w:val="ru-BY" w:eastAsia="ru-BY"/>
         </w:rPr>
-        <w:t xml:space="preserve">Предобработка изображений используется для уменьшения влияния шумов и повышения качества входных кадров перед передачей в </w:t>
-      </w:r>
-      <w:proofErr w:type="spellStart"/>
-      <w:r>
-        <w:rPr>
-          <w:rFonts w:eastAsia="Times New Roman"/>
-          <w:sz w:val="28"/>
-          <w:szCs w:val="28"/>
-          <w:lang w:val="ru-BY" w:eastAsia="ru-BY"/>
-        </w:rPr>
-        <w:t>нейросетевую</w:t>
-      </w:r>
-      <w:proofErr w:type="spellEnd"/>
-      <w:r>
-        <w:rPr>
-          <w:rFonts w:eastAsia="Times New Roman"/>
-          <w:sz w:val="28"/>
-          <w:szCs w:val="28"/>
-          <w:lang w:val="ru-BY" w:eastAsia="ru-BY"/>
-        </w:rPr>
-        <w:t xml:space="preserve"> модель.</w:t>
+        <w:t>Предобработка изображений используется для уменьшения влияния шумов и повышения качества входных кадров перед передачей в нейросетевую модель.</w:t>
       </w:r>
     </w:p>
     <w:p>
@@ -10204,7 +8237,6 @@
           <w:lang w:val="ru-BY" w:eastAsia="ru-BY"/>
         </w:rPr>
       </w:pPr>
-      <w:proofErr w:type="spellStart"/>
       <w:r>
         <w:rPr>
           <w:rFonts w:ascii="Courier New" w:eastAsia="Times New Roman" w:hAnsi="Courier New" w:cs="Courier New"/>
@@ -10212,37 +8244,7 @@
           <w:szCs w:val="20"/>
           <w:lang w:val="ru-BY" w:eastAsia="ru-BY"/>
         </w:rPr>
-        <w:t>frame_blur</w:t>
-      </w:r>
-      <w:proofErr w:type="spellEnd"/>
-      <w:r>
-        <w:rPr>
-          <w:rFonts w:ascii="Courier New" w:eastAsia="Times New Roman" w:hAnsi="Courier New" w:cs="Courier New"/>
-          <w:sz w:val="20"/>
-          <w:szCs w:val="20"/>
-          <w:lang w:val="ru-BY" w:eastAsia="ru-BY"/>
-        </w:rPr>
-        <w:t xml:space="preserve"> = cv2.GaussianBlur(</w:t>
-      </w:r>
-      <w:proofErr w:type="spellStart"/>
-      <w:r>
-        <w:rPr>
-          <w:rFonts w:ascii="Courier New" w:eastAsia="Times New Roman" w:hAnsi="Courier New" w:cs="Courier New"/>
-          <w:sz w:val="20"/>
-          <w:szCs w:val="20"/>
-          <w:lang w:val="ru-BY" w:eastAsia="ru-BY"/>
-        </w:rPr>
-        <w:t>frame</w:t>
-      </w:r>
-      <w:proofErr w:type="spellEnd"/>
-      <w:r>
-        <w:rPr>
-          <w:rFonts w:ascii="Courier New" w:eastAsia="Times New Roman" w:hAnsi="Courier New" w:cs="Courier New"/>
-          <w:sz w:val="20"/>
-          <w:szCs w:val="20"/>
-          <w:lang w:val="ru-BY" w:eastAsia="ru-BY"/>
-        </w:rPr>
-        <w:t>, (5, 5), 0)</w:t>
+        <w:t>frame_blur = cv2.GaussianBlur(frame, (5, 5), 0)</w:t>
       </w:r>
     </w:p>
     <w:p>
@@ -10316,7 +8318,6 @@
           <w:lang w:val="ru-BY" w:eastAsia="ru-BY"/>
         </w:rPr>
       </w:pPr>
-      <w:proofErr w:type="spellStart"/>
       <w:r>
         <w:rPr>
           <w:rFonts w:ascii="Courier New" w:eastAsia="Times New Roman" w:hAnsi="Courier New" w:cs="Courier New"/>
@@ -10324,17 +8325,7 @@
           <w:szCs w:val="20"/>
           <w:lang w:val="ru-BY" w:eastAsia="ru-BY"/>
         </w:rPr>
-        <w:t>area</w:t>
-      </w:r>
-      <w:proofErr w:type="spellEnd"/>
-      <w:r>
-        <w:rPr>
-          <w:rFonts w:ascii="Courier New" w:eastAsia="Times New Roman" w:hAnsi="Courier New" w:cs="Courier New"/>
-          <w:sz w:val="20"/>
-          <w:szCs w:val="20"/>
-          <w:lang w:val="ru-BY" w:eastAsia="ru-BY"/>
-        </w:rPr>
-        <w:t xml:space="preserve"> = (x2 - x1) * (y2 - y1)</w:t>
+        <w:t>area = (x2 - x1) * (y2 - y1)</w:t>
       </w:r>
     </w:p>
     <w:p>
@@ -10387,7 +8378,6 @@
           <w:lang w:val="ru-BY" w:eastAsia="ru-BY"/>
         </w:rPr>
       </w:pPr>
-      <w:proofErr w:type="spellStart"/>
       <w:r>
         <w:rPr>
           <w:rFonts w:ascii="Courier New" w:eastAsia="Times New Roman" w:hAnsi="Courier New" w:cs="Courier New"/>
@@ -10395,37 +8385,7 @@
           <w:szCs w:val="20"/>
           <w:lang w:val="ru-BY" w:eastAsia="ru-BY"/>
         </w:rPr>
-        <w:t>if</w:t>
-      </w:r>
-      <w:proofErr w:type="spellEnd"/>
-      <w:r>
-        <w:rPr>
-          <w:rFonts w:ascii="Courier New" w:eastAsia="Times New Roman" w:hAnsi="Courier New" w:cs="Courier New"/>
-          <w:sz w:val="20"/>
-          <w:szCs w:val="20"/>
-          <w:lang w:val="ru-BY" w:eastAsia="ru-BY"/>
-        </w:rPr>
-        <w:t xml:space="preserve"> </w:t>
-      </w:r>
-      <w:proofErr w:type="spellStart"/>
-      <w:r>
-        <w:rPr>
-          <w:rFonts w:ascii="Courier New" w:eastAsia="Times New Roman" w:hAnsi="Courier New" w:cs="Courier New"/>
-          <w:sz w:val="20"/>
-          <w:szCs w:val="20"/>
-          <w:lang w:val="ru-BY" w:eastAsia="ru-BY"/>
-        </w:rPr>
-        <w:t>area</w:t>
-      </w:r>
-      <w:proofErr w:type="spellEnd"/>
-      <w:r>
-        <w:rPr>
-          <w:rFonts w:ascii="Courier New" w:eastAsia="Times New Roman" w:hAnsi="Courier New" w:cs="Courier New"/>
-          <w:sz w:val="20"/>
-          <w:szCs w:val="20"/>
-          <w:lang w:val="ru-BY" w:eastAsia="ru-BY"/>
-        </w:rPr>
-        <w:t xml:space="preserve"> &gt; MIN_AREA:</w:t>
+        <w:t>if area &gt; MIN_AREA:</w:t>
       </w:r>
     </w:p>
     <w:p>
@@ -10499,7 +8459,6 @@
           <w:lang w:val="ru-BY" w:eastAsia="ru-BY"/>
         </w:rPr>
       </w:pPr>
-      <w:proofErr w:type="spellStart"/>
       <w:r>
         <w:rPr>
           <w:rFonts w:ascii="Courier New" w:eastAsia="Times New Roman" w:hAnsi="Courier New" w:cs="Courier New"/>
@@ -10507,17 +8466,7 @@
           <w:szCs w:val="20"/>
           <w:lang w:val="ru-BY" w:eastAsia="ru-BY"/>
         </w:rPr>
-        <w:t>cx</w:t>
-      </w:r>
-      <w:proofErr w:type="spellEnd"/>
-      <w:r>
-        <w:rPr>
-          <w:rFonts w:ascii="Courier New" w:eastAsia="Times New Roman" w:hAnsi="Courier New" w:cs="Courier New"/>
-          <w:sz w:val="20"/>
-          <w:szCs w:val="20"/>
-          <w:lang w:val="ru-BY" w:eastAsia="ru-BY"/>
-        </w:rPr>
-        <w:t xml:space="preserve"> = (x1 + x2) // 2</w:t>
+        <w:t>cx = (x1 + x2) // 2</w:t>
       </w:r>
       <w:r>
         <w:rPr>
@@ -10558,7 +8507,6 @@
           <w:lang w:val="ru-BY" w:eastAsia="ru-BY"/>
         </w:rPr>
       </w:pPr>
-      <w:proofErr w:type="spellStart"/>
       <w:r>
         <w:rPr>
           <w:rFonts w:ascii="Courier New" w:eastAsia="Times New Roman" w:hAnsi="Courier New" w:cs="Courier New"/>
@@ -10566,17 +8514,7 @@
           <w:szCs w:val="20"/>
           <w:lang w:val="ru-BY" w:eastAsia="ru-BY"/>
         </w:rPr>
-        <w:t>cy</w:t>
-      </w:r>
-      <w:proofErr w:type="spellEnd"/>
-      <w:r>
-        <w:rPr>
-          <w:rFonts w:ascii="Courier New" w:eastAsia="Times New Roman" w:hAnsi="Courier New" w:cs="Courier New"/>
-          <w:sz w:val="20"/>
-          <w:szCs w:val="20"/>
-          <w:lang w:val="ru-BY" w:eastAsia="ru-BY"/>
-        </w:rPr>
-        <w:t xml:space="preserve"> = (y1 + y2) // 2</w:t>
+        <w:t>cy = (y1 + y2) // 2</w:t>
       </w:r>
     </w:p>
     <w:p>
@@ -10659,19 +8597,8 @@
           <w:szCs w:val="28"/>
           <w:lang w:val="ru-BY" w:eastAsia="ru-BY"/>
         </w:rPr>
-        <w:t xml:space="preserve">Для отображения результатов работы алгоритма использовались средства библиотеки </w:t>
-      </w:r>
-      <w:proofErr w:type="spellStart"/>
-      <w:r>
-        <w:rPr>
-          <w:rFonts w:eastAsia="Times New Roman"/>
-          <w:sz w:val="28"/>
-          <w:szCs w:val="28"/>
-          <w:lang w:val="ru-BY" w:eastAsia="ru-BY"/>
-        </w:rPr>
-        <w:t>OpenCV</w:t>
-      </w:r>
-      <w:proofErr w:type="spellEnd"/>
+        <w:t>Для отображения результатов работы алгоритма использовались средства библиотеки OpenCV</w:t>
+      </w:r>
       <w:r>
         <w:rPr>
           <w:rFonts w:eastAsia="Times New Roman"/>
@@ -10727,47 +8654,7 @@
           <w:szCs w:val="28"/>
           <w:lang w:val="ru-BY" w:eastAsia="ru-BY"/>
         </w:rPr>
-        <w:t xml:space="preserve">Отрисовка </w:t>
-      </w:r>
-      <w:proofErr w:type="spellStart"/>
-      <w:r>
-        <w:rPr>
-          <w:rFonts w:eastAsia="Times New Roman"/>
-          <w:sz w:val="28"/>
-          <w:szCs w:val="28"/>
-          <w:lang w:val="ru-BY" w:eastAsia="ru-BY"/>
-        </w:rPr>
-        <w:t>bounding</w:t>
-      </w:r>
-      <w:proofErr w:type="spellEnd"/>
-      <w:r>
-        <w:rPr>
-          <w:rFonts w:eastAsia="Times New Roman"/>
-          <w:sz w:val="28"/>
-          <w:szCs w:val="28"/>
-          <w:lang w:val="ru-BY" w:eastAsia="ru-BY"/>
-        </w:rPr>
-        <w:t xml:space="preserve"> </w:t>
-      </w:r>
-      <w:proofErr w:type="spellStart"/>
-      <w:r>
-        <w:rPr>
-          <w:rFonts w:eastAsia="Times New Roman"/>
-          <w:sz w:val="28"/>
-          <w:szCs w:val="28"/>
-          <w:lang w:val="ru-BY" w:eastAsia="ru-BY"/>
-        </w:rPr>
-        <w:t>box</w:t>
-      </w:r>
-      <w:proofErr w:type="spellEnd"/>
-      <w:r>
-        <w:rPr>
-          <w:rFonts w:eastAsia="Times New Roman"/>
-          <w:sz w:val="28"/>
-          <w:szCs w:val="28"/>
-          <w:lang w:val="ru-BY" w:eastAsia="ru-BY"/>
-        </w:rPr>
-        <w:t xml:space="preserve"> выполняется функцией:</w:t>
+        <w:t>Отрисовка bounding box выполняется функцией:</w:t>
       </w:r>
     </w:p>
     <w:p>
@@ -10806,27 +8693,7 @@
           <w:szCs w:val="20"/>
           <w:lang w:val="ru-BY" w:eastAsia="ru-BY"/>
         </w:rPr>
-        <w:t>cv2.rectangle(</w:t>
-      </w:r>
-      <w:proofErr w:type="spellStart"/>
-      <w:r>
-        <w:rPr>
-          <w:rFonts w:ascii="Courier New" w:eastAsia="Times New Roman" w:hAnsi="Courier New" w:cs="Courier New"/>
-          <w:sz w:val="20"/>
-          <w:szCs w:val="20"/>
-          <w:lang w:val="ru-BY" w:eastAsia="ru-BY"/>
-        </w:rPr>
-        <w:t>annotated_frame</w:t>
-      </w:r>
-      <w:proofErr w:type="spellEnd"/>
-      <w:r>
-        <w:rPr>
-          <w:rFonts w:ascii="Courier New" w:eastAsia="Times New Roman" w:hAnsi="Courier New" w:cs="Courier New"/>
-          <w:sz w:val="20"/>
-          <w:szCs w:val="20"/>
-          <w:lang w:val="ru-BY" w:eastAsia="ru-BY"/>
-        </w:rPr>
-        <w:t>, (x1, y1), (x2, y2),</w:t>
+        <w:t>cv2.rectangle(annotated_frame, (x1, y1), (x2, y2),</w:t>
       </w:r>
       <w:r>
         <w:rPr>
@@ -10896,67 +8763,7 @@
           <w:szCs w:val="20"/>
           <w:lang w:val="ru-BY" w:eastAsia="ru-BY"/>
         </w:rPr>
-        <w:t>cv2.circle(</w:t>
-      </w:r>
-      <w:proofErr w:type="spellStart"/>
-      <w:r>
-        <w:rPr>
-          <w:rFonts w:ascii="Courier New" w:eastAsia="Times New Roman" w:hAnsi="Courier New" w:cs="Courier New"/>
-          <w:sz w:val="20"/>
-          <w:szCs w:val="20"/>
-          <w:lang w:val="ru-BY" w:eastAsia="ru-BY"/>
-        </w:rPr>
-        <w:t>annotated_frame</w:t>
-      </w:r>
-      <w:proofErr w:type="spellEnd"/>
-      <w:r>
-        <w:rPr>
-          <w:rFonts w:ascii="Courier New" w:eastAsia="Times New Roman" w:hAnsi="Courier New" w:cs="Courier New"/>
-          <w:sz w:val="20"/>
-          <w:szCs w:val="20"/>
-          <w:lang w:val="ru-BY" w:eastAsia="ru-BY"/>
-        </w:rPr>
-        <w:t>, (</w:t>
-      </w:r>
-      <w:proofErr w:type="spellStart"/>
-      <w:r>
-        <w:rPr>
-          <w:rFonts w:ascii="Courier New" w:eastAsia="Times New Roman" w:hAnsi="Courier New" w:cs="Courier New"/>
-          <w:sz w:val="20"/>
-          <w:szCs w:val="20"/>
-          <w:lang w:val="ru-BY" w:eastAsia="ru-BY"/>
-        </w:rPr>
-        <w:t>cx</w:t>
-      </w:r>
-      <w:proofErr w:type="spellEnd"/>
-      <w:r>
-        <w:rPr>
-          <w:rFonts w:ascii="Courier New" w:eastAsia="Times New Roman" w:hAnsi="Courier New" w:cs="Courier New"/>
-          <w:sz w:val="20"/>
-          <w:szCs w:val="20"/>
-          <w:lang w:val="ru-BY" w:eastAsia="ru-BY"/>
-        </w:rPr>
-        <w:t xml:space="preserve">, </w:t>
-      </w:r>
-      <w:proofErr w:type="spellStart"/>
-      <w:r>
-        <w:rPr>
-          <w:rFonts w:ascii="Courier New" w:eastAsia="Times New Roman" w:hAnsi="Courier New" w:cs="Courier New"/>
-          <w:sz w:val="20"/>
-          <w:szCs w:val="20"/>
-          <w:lang w:val="ru-BY" w:eastAsia="ru-BY"/>
-        </w:rPr>
-        <w:t>cy</w:t>
-      </w:r>
-      <w:proofErr w:type="spellEnd"/>
-      <w:r>
-        <w:rPr>
-          <w:rFonts w:ascii="Courier New" w:eastAsia="Times New Roman" w:hAnsi="Courier New" w:cs="Courier New"/>
-          <w:sz w:val="20"/>
-          <w:szCs w:val="20"/>
-          <w:lang w:val="ru-BY" w:eastAsia="ru-BY"/>
-        </w:rPr>
-        <w:t>), 5,</w:t>
+        <w:t>cv2.circle(annotated_frame, (cx, cy), 5,</w:t>
       </w:r>
       <w:r>
         <w:rPr>
@@ -11026,67 +8833,7 @@
           <w:szCs w:val="20"/>
           <w:lang w:val="ru-BY" w:eastAsia="ru-BY"/>
         </w:rPr>
-        <w:t>cv2.putText(</w:t>
-      </w:r>
-      <w:proofErr w:type="spellStart"/>
-      <w:r>
-        <w:rPr>
-          <w:rFonts w:ascii="Courier New" w:eastAsia="Times New Roman" w:hAnsi="Courier New" w:cs="Courier New"/>
-          <w:sz w:val="20"/>
-          <w:szCs w:val="20"/>
-          <w:lang w:val="ru-BY" w:eastAsia="ru-BY"/>
-        </w:rPr>
-        <w:t>annotated_frame</w:t>
-      </w:r>
-      <w:proofErr w:type="spellEnd"/>
-      <w:r>
-        <w:rPr>
-          <w:rFonts w:ascii="Courier New" w:eastAsia="Times New Roman" w:hAnsi="Courier New" w:cs="Courier New"/>
-          <w:sz w:val="20"/>
-          <w:szCs w:val="20"/>
-          <w:lang w:val="ru-BY" w:eastAsia="ru-BY"/>
-        </w:rPr>
-        <w:t xml:space="preserve">, </w:t>
-      </w:r>
-      <w:proofErr w:type="spellStart"/>
-      <w:r>
-        <w:rPr>
-          <w:rFonts w:ascii="Courier New" w:eastAsia="Times New Roman" w:hAnsi="Courier New" w:cs="Courier New"/>
-          <w:sz w:val="20"/>
-          <w:szCs w:val="20"/>
-          <w:lang w:val="ru-BY" w:eastAsia="ru-BY"/>
-        </w:rPr>
-        <w:t>f"Objects</w:t>
-      </w:r>
-      <w:proofErr w:type="spellEnd"/>
-      <w:r>
-        <w:rPr>
-          <w:rFonts w:ascii="Courier New" w:eastAsia="Times New Roman" w:hAnsi="Courier New" w:cs="Courier New"/>
-          <w:sz w:val="20"/>
-          <w:szCs w:val="20"/>
-          <w:lang w:val="ru-BY" w:eastAsia="ru-BY"/>
-        </w:rPr>
-        <w:t>: {</w:t>
-      </w:r>
-      <w:proofErr w:type="spellStart"/>
-      <w:r>
-        <w:rPr>
-          <w:rFonts w:ascii="Courier New" w:eastAsia="Times New Roman" w:hAnsi="Courier New" w:cs="Courier New"/>
-          <w:sz w:val="20"/>
-          <w:szCs w:val="20"/>
-          <w:lang w:val="ru-BY" w:eastAsia="ru-BY"/>
-        </w:rPr>
-        <w:t>num_objects</w:t>
-      </w:r>
-      <w:proofErr w:type="spellEnd"/>
-      <w:r>
-        <w:rPr>
-          <w:rFonts w:ascii="Courier New" w:eastAsia="Times New Roman" w:hAnsi="Courier New" w:cs="Courier New"/>
-          <w:sz w:val="20"/>
-          <w:szCs w:val="20"/>
-          <w:lang w:val="ru-BY" w:eastAsia="ru-BY"/>
-        </w:rPr>
-        <w:t>}", (10, 30),</w:t>
+        <w:t>cv2.putText(annotated_frame, f"Objects: {num_objects}", (10, 30),</w:t>
       </w:r>
       <w:r>
         <w:rPr>
@@ -11156,47 +8903,7 @@
           <w:szCs w:val="20"/>
           <w:lang w:val="ru-BY" w:eastAsia="ru-BY"/>
         </w:rPr>
-        <w:t>cv2.putText(</w:t>
-      </w:r>
-      <w:proofErr w:type="spellStart"/>
-      <w:r>
-        <w:rPr>
-          <w:rFonts w:ascii="Courier New" w:eastAsia="Times New Roman" w:hAnsi="Courier New" w:cs="Courier New"/>
-          <w:sz w:val="20"/>
-          <w:szCs w:val="20"/>
-          <w:lang w:val="ru-BY" w:eastAsia="ru-BY"/>
-        </w:rPr>
-        <w:t>annotated_frame</w:t>
-      </w:r>
-      <w:proofErr w:type="spellEnd"/>
-      <w:r>
-        <w:rPr>
-          <w:rFonts w:ascii="Courier New" w:eastAsia="Times New Roman" w:hAnsi="Courier New" w:cs="Courier New"/>
-          <w:sz w:val="20"/>
-          <w:szCs w:val="20"/>
-          <w:lang w:val="ru-BY" w:eastAsia="ru-BY"/>
-        </w:rPr>
-        <w:t xml:space="preserve">, </w:t>
-      </w:r>
-      <w:proofErr w:type="spellStart"/>
-      <w:r>
-        <w:rPr>
-          <w:rFonts w:ascii="Courier New" w:eastAsia="Times New Roman" w:hAnsi="Courier New" w:cs="Courier New"/>
-          <w:sz w:val="20"/>
-          <w:szCs w:val="20"/>
-          <w:lang w:val="ru-BY" w:eastAsia="ru-BY"/>
-        </w:rPr>
-        <w:t>f"FPS</w:t>
-      </w:r>
-      <w:proofErr w:type="spellEnd"/>
-      <w:r>
-        <w:rPr>
-          <w:rFonts w:ascii="Courier New" w:eastAsia="Times New Roman" w:hAnsi="Courier New" w:cs="Courier New"/>
-          <w:sz w:val="20"/>
-          <w:szCs w:val="20"/>
-          <w:lang w:val="ru-BY" w:eastAsia="ru-BY"/>
-        </w:rPr>
-        <w:t>: {fps:.2f}", (10, 70),</w:t>
+        <w:t>cv2.putText(annotated_frame, f"FPS: {fps:.2f}", (10, 70),</w:t>
       </w:r>
       <w:r>
         <w:rPr>
@@ -11267,67 +8974,7 @@
           <w:szCs w:val="20"/>
           <w:lang w:val="ru-BY" w:eastAsia="ru-BY"/>
         </w:rPr>
-        <w:t>cv2.imshow("</w:t>
-      </w:r>
-      <w:proofErr w:type="spellStart"/>
-      <w:r>
-        <w:rPr>
-          <w:rFonts w:ascii="Courier New" w:eastAsia="Times New Roman" w:hAnsi="Courier New" w:cs="Courier New"/>
-          <w:sz w:val="20"/>
-          <w:szCs w:val="20"/>
-          <w:lang w:val="ru-BY" w:eastAsia="ru-BY"/>
-        </w:rPr>
-        <w:t>Pipe</w:t>
-      </w:r>
-      <w:proofErr w:type="spellEnd"/>
-      <w:r>
-        <w:rPr>
-          <w:rFonts w:ascii="Courier New" w:eastAsia="Times New Roman" w:hAnsi="Courier New" w:cs="Courier New"/>
-          <w:sz w:val="20"/>
-          <w:szCs w:val="20"/>
-          <w:lang w:val="ru-BY" w:eastAsia="ru-BY"/>
-        </w:rPr>
-        <w:t xml:space="preserve"> </w:t>
-      </w:r>
-      <w:proofErr w:type="spellStart"/>
-      <w:r>
-        <w:rPr>
-          <w:rFonts w:ascii="Courier New" w:eastAsia="Times New Roman" w:hAnsi="Courier New" w:cs="Courier New"/>
-          <w:sz w:val="20"/>
-          <w:szCs w:val="20"/>
-          <w:lang w:val="ru-BY" w:eastAsia="ru-BY"/>
-        </w:rPr>
-        <w:t>Detection</w:t>
-      </w:r>
-      <w:proofErr w:type="spellEnd"/>
-      <w:r>
-        <w:rPr>
-          <w:rFonts w:ascii="Courier New" w:eastAsia="Times New Roman" w:hAnsi="Courier New" w:cs="Courier New"/>
-          <w:sz w:val="20"/>
-          <w:szCs w:val="20"/>
-          <w:lang w:val="ru-BY" w:eastAsia="ru-BY"/>
-        </w:rPr>
-        <w:t xml:space="preserve">", </w:t>
-      </w:r>
-      <w:proofErr w:type="spellStart"/>
-      <w:r>
-        <w:rPr>
-          <w:rFonts w:ascii="Courier New" w:eastAsia="Times New Roman" w:hAnsi="Courier New" w:cs="Courier New"/>
-          <w:sz w:val="20"/>
-          <w:szCs w:val="20"/>
-          <w:lang w:val="ru-BY" w:eastAsia="ru-BY"/>
-        </w:rPr>
-        <w:t>annotated_frame</w:t>
-      </w:r>
-      <w:proofErr w:type="spellEnd"/>
-      <w:r>
-        <w:rPr>
-          <w:rFonts w:ascii="Courier New" w:eastAsia="Times New Roman" w:hAnsi="Courier New" w:cs="Courier New"/>
-          <w:sz w:val="20"/>
-          <w:szCs w:val="20"/>
-          <w:lang w:val="ru-BY" w:eastAsia="ru-BY"/>
-        </w:rPr>
-        <w:t>)</w:t>
+        <w:t>cv2.imshow("Pipe Detection", annotated_frame)</w:t>
       </w:r>
     </w:p>
     <w:p>
@@ -11380,7 +9027,6 @@
           <w:lang w:val="ru-BY" w:eastAsia="ru-BY"/>
         </w:rPr>
       </w:pPr>
-      <w:proofErr w:type="spellStart"/>
       <w:r>
         <w:rPr>
           <w:rFonts w:ascii="Courier New" w:eastAsia="Times New Roman" w:hAnsi="Courier New" w:cs="Courier New"/>
@@ -11388,37 +9034,7 @@
           <w:szCs w:val="20"/>
           <w:lang w:val="ru-BY" w:eastAsia="ru-BY"/>
         </w:rPr>
-        <w:t>out.write</w:t>
-      </w:r>
-      <w:proofErr w:type="spellEnd"/>
-      <w:r>
-        <w:rPr>
-          <w:rFonts w:ascii="Courier New" w:eastAsia="Times New Roman" w:hAnsi="Courier New" w:cs="Courier New"/>
-          <w:sz w:val="20"/>
-          <w:szCs w:val="20"/>
-          <w:lang w:val="ru-BY" w:eastAsia="ru-BY"/>
-        </w:rPr>
-        <w:t>(</w:t>
-      </w:r>
-      <w:proofErr w:type="spellStart"/>
-      <w:r>
-        <w:rPr>
-          <w:rFonts w:ascii="Courier New" w:eastAsia="Times New Roman" w:hAnsi="Courier New" w:cs="Courier New"/>
-          <w:sz w:val="20"/>
-          <w:szCs w:val="20"/>
-          <w:lang w:val="ru-BY" w:eastAsia="ru-BY"/>
-        </w:rPr>
-        <w:t>annotated_frame</w:t>
-      </w:r>
-      <w:proofErr w:type="spellEnd"/>
-      <w:r>
-        <w:rPr>
-          <w:rFonts w:ascii="Courier New" w:eastAsia="Times New Roman" w:hAnsi="Courier New" w:cs="Courier New"/>
-          <w:sz w:val="20"/>
-          <w:szCs w:val="20"/>
-          <w:lang w:val="ru-BY" w:eastAsia="ru-BY"/>
-        </w:rPr>
-        <w:t>)</w:t>
+        <w:t>out.write(annotated_frame)</w:t>
       </w:r>
     </w:p>
     <w:p>
@@ -11455,23 +9071,7 @@
           <w:rFonts w:eastAsia="Times New Roman" w:cs="Times New Roman"/>
           <w:lang w:val="ru-BY"/>
         </w:rPr>
-        <w:t xml:space="preserve">Тестирование алгоритма на </w:t>
-      </w:r>
-      <w:proofErr w:type="spellStart"/>
-      <w:r>
-        <w:rPr>
-          <w:rFonts w:eastAsia="Times New Roman" w:cs="Times New Roman"/>
-          <w:lang w:val="ru-BY"/>
-        </w:rPr>
-        <w:t>видеосценах</w:t>
-      </w:r>
-      <w:proofErr w:type="spellEnd"/>
-      <w:r>
-        <w:rPr>
-          <w:rFonts w:eastAsia="Times New Roman" w:cs="Times New Roman"/>
-          <w:lang w:val="ru-BY"/>
-        </w:rPr>
-        <w:t xml:space="preserve"> из симулятора MUR IDE</w:t>
+        <w:t>Тестирование алгоритма на видеосценах из симулятора MUR IDE</w:t>
       </w:r>
       <w:bookmarkEnd w:id="22"/>
     </w:p>
@@ -11493,9 +9093,17 @@
           <w:szCs w:val="28"/>
           <w:lang w:val="ru-BY" w:eastAsia="ru-BY"/>
         </w:rPr>
-        <w:t xml:space="preserve">Тестирование алгоритма выполнялось на </w:t>
-      </w:r>
-      <w:proofErr w:type="spellStart"/>
+        <w:t>Тестирование алгоритма выполнялось на видеосценах, полученных в симуляторе MUR IDE</w:t>
+      </w:r>
+      <w:r>
+        <w:rPr>
+          <w:rFonts w:eastAsia="Times New Roman"/>
+          <w:sz w:val="28"/>
+          <w:szCs w:val="28"/>
+          <w:lang w:eastAsia="ru-BY"/>
+        </w:rPr>
+        <w:t>[1]</w:t>
+      </w:r>
       <w:r>
         <w:rPr>
           <w:rFonts w:eastAsia="Times New Roman"/>
@@ -11503,9 +9111,17 @@
           <w:szCs w:val="28"/>
           <w:lang w:val="ru-BY" w:eastAsia="ru-BY"/>
         </w:rPr>
-        <w:t>видеосценах</w:t>
-      </w:r>
-      <w:proofErr w:type="spellEnd"/>
+        <w:t xml:space="preserve">. Для проверки работы использовались сцен с различными </w:t>
+      </w:r>
+      <w:r>
+        <w:rPr>
+          <w:rFonts w:eastAsia="Times New Roman"/>
+          <w:sz w:val="28"/>
+          <w:szCs w:val="28"/>
+          <w:lang w:eastAsia="ru-BY"/>
+        </w:rPr>
+        <w:t>объектами</w:t>
+      </w:r>
       <w:r>
         <w:rPr>
           <w:rFonts w:eastAsia="Times New Roman"/>
@@ -11513,7 +9129,7 @@
           <w:szCs w:val="28"/>
           <w:lang w:val="ru-BY" w:eastAsia="ru-BY"/>
         </w:rPr>
-        <w:t>, полученных в симуляторе MUR IDE</w:t>
+        <w:t xml:space="preserve"> подводной среды: </w:t>
       </w:r>
       <w:r>
         <w:rPr>
@@ -11522,7 +9138,7 @@
           <w:szCs w:val="28"/>
           <w:lang w:eastAsia="ru-BY"/>
         </w:rPr>
-        <w:t>[1]</w:t>
+        <w:t>трубы</w:t>
       </w:r>
       <w:r>
         <w:rPr>
@@ -11531,25 +9147,7 @@
           <w:szCs w:val="28"/>
           <w:lang w:val="ru-BY" w:eastAsia="ru-BY"/>
         </w:rPr>
-        <w:t>. Для проверки работы использовались сцен</w:t>
-      </w:r>
-      <w:r>
-        <w:rPr>
-          <w:rFonts w:eastAsia="Times New Roman"/>
-          <w:sz w:val="28"/>
-          <w:szCs w:val="28"/>
-          <w:lang w:val="en-US" w:eastAsia="ru-BY"/>
-        </w:rPr>
-        <w:t>f</w:t>
-      </w:r>
-      <w:r>
-        <w:rPr>
-          <w:rFonts w:eastAsia="Times New Roman"/>
-          <w:sz w:val="28"/>
-          <w:szCs w:val="28"/>
-          <w:lang w:val="ru-BY" w:eastAsia="ru-BY"/>
-        </w:rPr>
-        <w:t xml:space="preserve"> с различными </w:t>
+        <w:t>, шум, фон и частичн</w:t>
       </w:r>
       <w:r>
         <w:rPr>
@@ -11558,55 +9156,8 @@
           <w:szCs w:val="28"/>
           <w:lang w:eastAsia="ru-BY"/>
         </w:rPr>
-        <w:t>объектами</w:t>
-      </w:r>
-      <w:r>
-        <w:rPr>
-          <w:rFonts w:eastAsia="Times New Roman"/>
-          <w:sz w:val="28"/>
-          <w:szCs w:val="28"/>
-          <w:lang w:val="ru-BY" w:eastAsia="ru-BY"/>
-        </w:rPr>
-        <w:t xml:space="preserve"> подводной среды: </w:t>
-      </w:r>
-      <w:r>
-        <w:rPr>
-          <w:rFonts w:eastAsia="Times New Roman"/>
-          <w:sz w:val="28"/>
-          <w:szCs w:val="28"/>
-          <w:lang w:eastAsia="ru-BY"/>
-        </w:rPr>
-        <w:t>трубы</w:t>
-      </w:r>
-      <w:r>
-        <w:rPr>
-          <w:rFonts w:eastAsia="Times New Roman"/>
-          <w:sz w:val="28"/>
-          <w:szCs w:val="28"/>
-          <w:lang w:val="ru-BY" w:eastAsia="ru-BY"/>
-        </w:rPr>
-        <w:t xml:space="preserve">, шум, фон и </w:t>
-      </w:r>
-      <w:proofErr w:type="spellStart"/>
-      <w:r>
-        <w:rPr>
-          <w:rFonts w:eastAsia="Times New Roman"/>
-          <w:sz w:val="28"/>
-          <w:szCs w:val="28"/>
-          <w:lang w:val="ru-BY" w:eastAsia="ru-BY"/>
-        </w:rPr>
-        <w:t>частичн</w:t>
-      </w:r>
-      <w:r>
-        <w:rPr>
-          <w:rFonts w:eastAsia="Times New Roman"/>
-          <w:sz w:val="28"/>
-          <w:szCs w:val="28"/>
-          <w:lang w:eastAsia="ru-BY"/>
-        </w:rPr>
         <w:t>ое</w:t>
       </w:r>
-      <w:proofErr w:type="spellEnd"/>
       <w:r>
         <w:rPr>
           <w:rFonts w:eastAsia="Times New Roman"/>
@@ -11779,11 +9330,97 @@
     <w:p>
       <w:pPr>
         <w:spacing w:before="100" w:beforeAutospacing="1" w:after="100" w:afterAutospacing="1" w:line="429" w:lineRule="atLeast"/>
+        <w:rPr>
+          <w:rFonts w:eastAsia="Times New Roman"/>
+          <w:sz w:val="28"/>
+          <w:szCs w:val="28"/>
+          <w:lang w:val="ru-BY" w:eastAsia="ru-BY"/>
+        </w:rPr>
+      </w:pPr>
+      <w:r>
+        <w:rPr>
+          <w:rFonts w:eastAsia="Times New Roman"/>
+          <w:sz w:val="28"/>
+          <w:szCs w:val="28"/>
+          <w:lang w:val="ru-BY" w:eastAsia="ru-BY"/>
+        </w:rPr>
+        <w:lastRenderedPageBreak/>
+        <w:drawing>
+          <wp:inline distT="0" distB="0" distL="0" distR="0" wp14:anchorId="5658B191" wp14:editId="39B5E15E">
+            <wp:extent cx="5314706" cy="3843020"/>
+            <wp:effectExtent l="0" t="0" r="635" b="5080"/>
+            <wp:docPr id="1" name="Рисунок 1"/>
+            <wp:cNvGraphicFramePr>
+              <a:graphicFrameLocks xmlns:a="http://schemas.openxmlformats.org/drawingml/2006/main" noChangeAspect="1"/>
+            </wp:cNvGraphicFramePr>
+            <a:graphic xmlns:a="http://schemas.openxmlformats.org/drawingml/2006/main">
+              <a:graphicData uri="http://schemas.openxmlformats.org/drawingml/2006/picture">
+                <pic:pic xmlns:pic="http://schemas.openxmlformats.org/drawingml/2006/picture">
+                  <pic:nvPicPr>
+                    <pic:cNvPr id="1" name=""/>
+                    <pic:cNvPicPr/>
+                  </pic:nvPicPr>
+                  <pic:blipFill>
+                    <a:blip r:embed="rId8"/>
+                    <a:stretch>
+                      <a:fillRect/>
+                    </a:stretch>
+                  </pic:blipFill>
+                  <pic:spPr>
+                    <a:xfrm>
+                      <a:off x="0" y="0"/>
+                      <a:ext cx="5319313" cy="3846352"/>
+                    </a:xfrm>
+                    <a:prstGeom prst="rect">
+                      <a:avLst/>
+                    </a:prstGeom>
+                  </pic:spPr>
+                </pic:pic>
+              </a:graphicData>
+            </a:graphic>
+          </wp:inline>
+        </w:drawing>
+      </w:r>
+    </w:p>
+    <w:p>
+      <w:pPr>
+        <w:spacing w:before="100" w:beforeAutospacing="1" w:after="100" w:afterAutospacing="1" w:line="429" w:lineRule="atLeast"/>
         <w:jc w:val="left"/>
         <w:rPr>
           <w:rFonts w:eastAsia="Times New Roman"/>
           <w:sz w:val="28"/>
           <w:szCs w:val="28"/>
+          <w:lang w:eastAsia="ru-BY"/>
+        </w:rPr>
+      </w:pPr>
+      <w:r>
+        <w:rPr>
+          <w:rFonts w:eastAsia="Times New Roman"/>
+          <w:sz w:val="28"/>
+          <w:szCs w:val="28"/>
+          <w:lang w:eastAsia="ru-BY"/>
+        </w:rPr>
+        <w:tab/>
+      </w:r>
+      <w:r>
+        <w:rPr>
+          <w:rFonts w:eastAsia="Times New Roman"/>
+          <w:sz w:val="28"/>
+          <w:szCs w:val="28"/>
+          <w:lang w:eastAsia="ru-BY"/>
+        </w:rPr>
+        <w:tab/>
+        <w:t>Рисунок 3.1 – Распознавание трубопровода</w:t>
+      </w:r>
+    </w:p>
+    <w:p>
+      <w:pPr>
+        <w:spacing w:before="100" w:beforeAutospacing="1" w:after="100" w:afterAutospacing="1" w:line="429" w:lineRule="atLeast"/>
+        <w:jc w:val="left"/>
+        <w:rPr>
+          <w:rFonts w:eastAsia="Times New Roman"/>
+          <w:sz w:val="28"/>
+          <w:szCs w:val="28"/>
           <w:lang w:val="ru-BY" w:eastAsia="ru-BY"/>
         </w:rPr>
       </w:pPr>
@@ -11794,7 +9431,52 @@
           <w:szCs w:val="28"/>
           <w:lang w:val="ru-BY" w:eastAsia="ru-BY"/>
         </w:rPr>
-        <w:t>В ходе работы алгоритм успешно обнаруживал трубопровод на большинстве кадров видеопотока. Для уменьшения количества ложных обнаружений использовалась фильтрация объектов по площади и порогу уверенности модели.</w:t>
+        <w:t>В ходе работы алгоритм успешно обнаруживал трубопровод на большинстве кадров видеопотока</w:t>
+      </w:r>
+      <w:r>
+        <w:rPr>
+          <w:rFonts w:eastAsia="Times New Roman"/>
+          <w:sz w:val="28"/>
+          <w:szCs w:val="28"/>
+          <w:lang w:eastAsia="ru-BY"/>
+        </w:rPr>
+        <w:t xml:space="preserve"> </w:t>
+      </w:r>
+      <w:r>
+        <w:rPr>
+          <w:rFonts w:eastAsia="Times New Roman"/>
+          <w:sz w:val="28"/>
+          <w:szCs w:val="28"/>
+          <w:lang w:eastAsia="ru-BY"/>
+        </w:rPr>
+        <w:t>(</w:t>
+      </w:r>
+      <w:r>
+        <w:rPr>
+          <w:rFonts w:eastAsia="Times New Roman"/>
+          <w:sz w:val="28"/>
+          <w:szCs w:val="28"/>
+          <w:lang w:eastAsia="ru-BY"/>
+        </w:rPr>
+        <w:t>рис 3.1</w:t>
+      </w:r>
+      <w:r>
+        <w:rPr>
+          <w:rFonts w:eastAsia="Times New Roman"/>
+          <w:sz w:val="28"/>
+          <w:szCs w:val="28"/>
+          <w:lang w:eastAsia="ru-BY"/>
+        </w:rPr>
+        <w:t>)</w:t>
+      </w:r>
+      <w:r>
+        <w:rPr>
+          <w:rFonts w:eastAsia="Times New Roman"/>
+          <w:sz w:val="28"/>
+          <w:szCs w:val="28"/>
+          <w:lang w:val="ru-BY" w:eastAsia="ru-BY"/>
+        </w:rPr>
+        <w:t>. Для уменьшения количества ложных обнаружений использовалась фильтрация объектов по площади и порогу уверенности модели.</w:t>
       </w:r>
     </w:p>
     <w:p>
@@ -11847,7 +9529,6 @@
           <w:lang w:val="ru-BY" w:eastAsia="ru-BY"/>
         </w:rPr>
       </w:pPr>
-      <w:proofErr w:type="spellStart"/>
       <w:r>
         <w:rPr>
           <w:rFonts w:ascii="Courier New" w:eastAsia="Times New Roman" w:hAnsi="Courier New" w:cs="Courier New"/>
@@ -11855,58 +9536,7 @@
           <w:szCs w:val="20"/>
           <w:lang w:val="ru-BY" w:eastAsia="ru-BY"/>
         </w:rPr>
-        <w:lastRenderedPageBreak/>
-        <w:t>fps</w:t>
-      </w:r>
-      <w:proofErr w:type="spellEnd"/>
-      <w:r>
-        <w:rPr>
-          <w:rFonts w:ascii="Courier New" w:eastAsia="Times New Roman" w:hAnsi="Courier New" w:cs="Courier New"/>
-          <w:sz w:val="20"/>
-          <w:szCs w:val="20"/>
-          <w:lang w:val="ru-BY" w:eastAsia="ru-BY"/>
-        </w:rPr>
-        <w:t xml:space="preserve"> = 1 / (</w:t>
-      </w:r>
-      <w:proofErr w:type="spellStart"/>
-      <w:r>
-        <w:rPr>
-          <w:rFonts w:ascii="Courier New" w:eastAsia="Times New Roman" w:hAnsi="Courier New" w:cs="Courier New"/>
-          <w:sz w:val="20"/>
-          <w:szCs w:val="20"/>
-          <w:lang w:val="ru-BY" w:eastAsia="ru-BY"/>
-        </w:rPr>
-        <w:t>current_time</w:t>
-      </w:r>
-      <w:proofErr w:type="spellEnd"/>
-      <w:r>
-        <w:rPr>
-          <w:rFonts w:ascii="Courier New" w:eastAsia="Times New Roman" w:hAnsi="Courier New" w:cs="Courier New"/>
-          <w:sz w:val="20"/>
-          <w:szCs w:val="20"/>
-          <w:lang w:val="ru-BY" w:eastAsia="ru-BY"/>
-        </w:rPr>
-        <w:t xml:space="preserve"> - </w:t>
-      </w:r>
-      <w:proofErr w:type="spellStart"/>
-      <w:r>
-        <w:rPr>
-          <w:rFonts w:ascii="Courier New" w:eastAsia="Times New Roman" w:hAnsi="Courier New" w:cs="Courier New"/>
-          <w:sz w:val="20"/>
-          <w:szCs w:val="20"/>
-          <w:lang w:val="ru-BY" w:eastAsia="ru-BY"/>
-        </w:rPr>
-        <w:t>prev_time</w:t>
-      </w:r>
-      <w:proofErr w:type="spellEnd"/>
-      <w:r>
-        <w:rPr>
-          <w:rFonts w:ascii="Courier New" w:eastAsia="Times New Roman" w:hAnsi="Courier New" w:cs="Courier New"/>
-          <w:sz w:val="20"/>
-          <w:szCs w:val="20"/>
-          <w:lang w:val="ru-BY" w:eastAsia="ru-BY"/>
-        </w:rPr>
-        <w:t>)</w:t>
+        <w:t>fps = 1 / (current_time - prev_time)</w:t>
       </w:r>
     </w:p>
     <w:p>
@@ -11974,27 +9604,38 @@
           <w:szCs w:val="28"/>
           <w:lang w:val="ru-BY"/>
         </w:rPr>
-        <w:t xml:space="preserve">В ходе выполнения курсовой работы была решена задача разработки алгоритма компьютерного зрения для обнаружения подводных трубопроводов по видеопотоку с камеры автономного необитаемого подводного аппарата в </w:t>
-      </w:r>
-      <w:proofErr w:type="spellStart"/>
-      <w:r>
+        <w:t>В ходе выполнения курсовой работы была решена задача разработки алгоритма компьютерного зрения для обнаружения подводных трубопроводов по видеопотоку с камеры автономного необитаемого подводного аппарата в симуляционной среде.</w:t>
+      </w:r>
+    </w:p>
+    <w:p>
+      <w:pPr>
+        <w:spacing w:line="429" w:lineRule="atLeast"/>
         <w:rPr>
           <w:rFonts w:eastAsia="Times New Roman"/>
           <w:sz w:val="28"/>
           <w:szCs w:val="28"/>
           <w:lang w:val="ru-BY"/>
         </w:rPr>
-        <w:t>симуляционной</w:t>
-      </w:r>
-      <w:proofErr w:type="spellEnd"/>
-      <w:r>
+      </w:pPr>
+    </w:p>
+    <w:p>
+      <w:pPr>
+        <w:spacing w:line="429" w:lineRule="atLeast"/>
         <w:rPr>
           <w:rFonts w:eastAsia="Times New Roman"/>
           <w:sz w:val="28"/>
           <w:szCs w:val="28"/>
           <w:lang w:val="ru-BY"/>
         </w:rPr>
-        <w:t xml:space="preserve"> среде.</w:t>
+      </w:pPr>
+      <w:r>
+        <w:rPr>
+          <w:rFonts w:eastAsia="Times New Roman"/>
+          <w:sz w:val="28"/>
+          <w:szCs w:val="28"/>
+          <w:lang w:val="ru-BY"/>
+        </w:rPr>
+        <w:t>В процессе работы проведён анализ предметной области, рассмотрены особенности визуального восприятия объектов в подводной среде, включая влияние освещённости, зашумлённости и наличия посторонних объектов. Выполнен обзор современных методов компьютерного зрения и обоснован выбор нейросетевого подхода на основе архитектуры YOLO, обеспечивающей высокую скорость и точность обработки изображений.</w:t>
       </w:r>
     </w:p>
     <w:p>
@@ -12025,27 +9666,38 @@
           <w:szCs w:val="28"/>
           <w:lang w:val="ru-BY"/>
         </w:rPr>
-        <w:t xml:space="preserve">В процессе работы проведён анализ предметной области, рассмотрены особенности визуального восприятия объектов в подводной среде, включая влияние освещённости, зашумлённости и наличия посторонних объектов. Выполнен обзор современных методов компьютерного зрения и обоснован выбор </w:t>
-      </w:r>
-      <w:proofErr w:type="spellStart"/>
-      <w:r>
+        <w:t>Разработан алгоритм, включающий этапы предобработки изображений, детекции объектов и постобработки результатов. В качестве метода предобработки применялась фильтрация шумов, характерных для подводной среды. Детекция трубопроводов реализована с использованием обученной нейросетевой модели, а результаты визуализированы в виде ограничивающих рамок на изображении.</w:t>
+      </w:r>
+    </w:p>
+    <w:p>
+      <w:pPr>
+        <w:spacing w:line="429" w:lineRule="atLeast"/>
         <w:rPr>
           <w:rFonts w:eastAsia="Times New Roman"/>
           <w:sz w:val="28"/>
           <w:szCs w:val="28"/>
           <w:lang w:val="ru-BY"/>
         </w:rPr>
-        <w:t>нейросетевого</w:t>
-      </w:r>
-      <w:proofErr w:type="spellEnd"/>
-      <w:r>
+      </w:pPr>
+    </w:p>
+    <w:p>
+      <w:pPr>
+        <w:spacing w:line="429" w:lineRule="atLeast"/>
         <w:rPr>
           <w:rFonts w:eastAsia="Times New Roman"/>
           <w:sz w:val="28"/>
           <w:szCs w:val="28"/>
           <w:lang w:val="ru-BY"/>
         </w:rPr>
-        <w:t xml:space="preserve"> подхода на основе архитектуры YOLO, обеспечивающей высокую скорость и точность обработки изображений.</w:t>
+      </w:pPr>
+      <w:r>
+        <w:rPr>
+          <w:rFonts w:eastAsia="Times New Roman"/>
+          <w:sz w:val="28"/>
+          <w:szCs w:val="28"/>
+          <w:lang w:val="ru-BY"/>
+        </w:rPr>
+        <w:t>Для обучения модели использован размеченный датасет изображений подводных трубопроводов, сформированы обучающая и валидационная выборки. В процессе обучения достигнуты высокие значения метрик качества, в частности точность обнаружения (mAP50) на уровне более 0.98, что свидетельствует о высокой эффективности разработанного решения.</w:t>
       </w:r>
     </w:p>
     <w:p>
@@ -12076,9 +9728,8 @@
           <w:szCs w:val="28"/>
           <w:lang w:val="ru-BY"/>
         </w:rPr>
-        <w:t xml:space="preserve">Разработан алгоритм, включающий этапы предобработки изображений, детекции объектов и постобработки результатов. В качестве метода предобработки применялась фильтрация шумов, характерных для подводной среды. Детекция трубопроводов реализована с использованием обученной </w:t>
-      </w:r>
-      <w:proofErr w:type="spellStart"/>
+        <w:t xml:space="preserve">Реализована обработка видеопотока в режиме, близком к реальному времени, с отображением результатов детекции и дополнительной информации, включая количество обнаруженных объектов и частоту обработки кадров. В </w:t>
+      </w:r>
       <w:r>
         <w:rPr>
           <w:rFonts w:eastAsia="Times New Roman"/>
@@ -12086,18 +9737,20 @@
           <w:szCs w:val="28"/>
           <w:lang w:val="ru-BY"/>
         </w:rPr>
-        <w:t>нейросетевой</w:t>
-      </w:r>
-      <w:proofErr w:type="spellEnd"/>
-      <w:r>
+        <w:lastRenderedPageBreak/>
+        <w:t>качестве источника данных использовалась симуляционная среда, имитирующая работу камеры подводного аппарата.</w:t>
+      </w:r>
+    </w:p>
+    <w:p>
+      <w:pPr>
+        <w:spacing w:line="429" w:lineRule="atLeast"/>
         <w:rPr>
           <w:rFonts w:eastAsia="Times New Roman"/>
           <w:sz w:val="28"/>
           <w:szCs w:val="28"/>
           <w:lang w:val="ru-BY"/>
         </w:rPr>
-        <w:t xml:space="preserve"> модели, а результаты визуализированы в виде ограничивающих рамок на изображении.</w:t>
-      </w:r>
+      </w:pPr>
     </w:p>
     <w:p>
       <w:pPr>
@@ -12106,9 +9759,25 @@
           <w:rFonts w:eastAsia="Times New Roman"/>
           <w:sz w:val="28"/>
           <w:szCs w:val="28"/>
+        </w:rPr>
+      </w:pPr>
+      <w:r>
+        <w:rPr>
+          <w:rFonts w:eastAsia="Times New Roman"/>
+          <w:sz w:val="28"/>
+          <w:szCs w:val="28"/>
           <w:lang w:val="ru-BY"/>
         </w:rPr>
-      </w:pPr>
+        <w:t>Полученные результаты подтверждают возможность применения разработанного алгоритма для задач инспекции подводной инфраструктуры в симуляционных условиях. Алгоритм демонстрирует устойчивость к различным условиям съёмки и способен эффективно обнаруживать трубопроводы на фоне сложной сцены.</w:t>
+      </w:r>
+      <w:r>
+        <w:rPr>
+          <w:rFonts w:eastAsia="Times New Roman"/>
+          <w:sz w:val="28"/>
+          <w:szCs w:val="28"/>
+        </w:rPr>
+        <w:t xml:space="preserve"> </w:t>
+      </w:r>
     </w:p>
     <w:p>
       <w:pPr>
@@ -12120,16 +9789,17 @@
           <w:lang w:val="ru-BY"/>
         </w:rPr>
       </w:pPr>
-      <w:r>
+    </w:p>
+    <w:p>
+      <w:pPr>
+        <w:spacing w:line="429" w:lineRule="atLeast"/>
         <w:rPr>
           <w:rFonts w:eastAsia="Times New Roman"/>
           <w:sz w:val="28"/>
           <w:szCs w:val="28"/>
           <w:lang w:val="ru-BY"/>
         </w:rPr>
-        <w:t xml:space="preserve">Для обучения модели использован размеченный </w:t>
-      </w:r>
-      <w:proofErr w:type="spellStart"/>
+      </w:pPr>
       <w:r>
         <w:rPr>
           <w:rFonts w:eastAsia="Times New Roman"/>
@@ -12137,186 +9807,6 @@
           <w:szCs w:val="28"/>
           <w:lang w:val="ru-BY"/>
         </w:rPr>
-        <w:t>датасет</w:t>
-      </w:r>
-      <w:proofErr w:type="spellEnd"/>
-      <w:r>
-        <w:rPr>
-          <w:rFonts w:eastAsia="Times New Roman"/>
-          <w:sz w:val="28"/>
-          <w:szCs w:val="28"/>
-          <w:lang w:val="ru-BY"/>
-        </w:rPr>
-        <w:t xml:space="preserve"> изображений подводных трубопроводов, сформированы обучающая и </w:t>
-      </w:r>
-      <w:proofErr w:type="spellStart"/>
-      <w:r>
-        <w:rPr>
-          <w:rFonts w:eastAsia="Times New Roman"/>
-          <w:sz w:val="28"/>
-          <w:szCs w:val="28"/>
-          <w:lang w:val="ru-BY"/>
-        </w:rPr>
-        <w:t>валидационная</w:t>
-      </w:r>
-      <w:proofErr w:type="spellEnd"/>
-      <w:r>
-        <w:rPr>
-          <w:rFonts w:eastAsia="Times New Roman"/>
-          <w:sz w:val="28"/>
-          <w:szCs w:val="28"/>
-          <w:lang w:val="ru-BY"/>
-        </w:rPr>
-        <w:t xml:space="preserve"> выборки. В процессе обучения достигнуты высокие значения метрик качества, в частности точность обнаружения (mAP50) на уровне более 0.98, что свидетельствует о высокой эффективности разработанного решения.</w:t>
-      </w:r>
-    </w:p>
-    <w:p>
-      <w:pPr>
-        <w:spacing w:line="429" w:lineRule="atLeast"/>
-        <w:rPr>
-          <w:rFonts w:eastAsia="Times New Roman"/>
-          <w:sz w:val="28"/>
-          <w:szCs w:val="28"/>
-          <w:lang w:val="ru-BY"/>
-        </w:rPr>
-      </w:pPr>
-    </w:p>
-    <w:p>
-      <w:pPr>
-        <w:spacing w:line="429" w:lineRule="atLeast"/>
-        <w:rPr>
-          <w:rFonts w:eastAsia="Times New Roman"/>
-          <w:sz w:val="28"/>
-          <w:szCs w:val="28"/>
-          <w:lang w:val="ru-BY"/>
-        </w:rPr>
-      </w:pPr>
-      <w:r>
-        <w:rPr>
-          <w:rFonts w:eastAsia="Times New Roman"/>
-          <w:sz w:val="28"/>
-          <w:szCs w:val="28"/>
-          <w:lang w:val="ru-BY"/>
-        </w:rPr>
-        <w:t xml:space="preserve">Реализована обработка видеопотока в режиме, близком к реальному времени, с отображением результатов детекции и дополнительной информации, включая количество обнаруженных объектов и частоту обработки кадров. В </w:t>
-      </w:r>
-      <w:r>
-        <w:rPr>
-          <w:rFonts w:eastAsia="Times New Roman"/>
-          <w:sz w:val="28"/>
-          <w:szCs w:val="28"/>
-          <w:lang w:val="ru-BY"/>
-        </w:rPr>
-        <w:lastRenderedPageBreak/>
-        <w:t xml:space="preserve">качестве источника данных использовалась </w:t>
-      </w:r>
-      <w:proofErr w:type="spellStart"/>
-      <w:r>
-        <w:rPr>
-          <w:rFonts w:eastAsia="Times New Roman"/>
-          <w:sz w:val="28"/>
-          <w:szCs w:val="28"/>
-          <w:lang w:val="ru-BY"/>
-        </w:rPr>
-        <w:t>симуляционная</w:t>
-      </w:r>
-      <w:proofErr w:type="spellEnd"/>
-      <w:r>
-        <w:rPr>
-          <w:rFonts w:eastAsia="Times New Roman"/>
-          <w:sz w:val="28"/>
-          <w:szCs w:val="28"/>
-          <w:lang w:val="ru-BY"/>
-        </w:rPr>
-        <w:t xml:space="preserve"> среда, имитирующая работу камеры подводного аппарата.</w:t>
-      </w:r>
-    </w:p>
-    <w:p>
-      <w:pPr>
-        <w:spacing w:line="429" w:lineRule="atLeast"/>
-        <w:rPr>
-          <w:rFonts w:eastAsia="Times New Roman"/>
-          <w:sz w:val="28"/>
-          <w:szCs w:val="28"/>
-          <w:lang w:val="ru-BY"/>
-        </w:rPr>
-      </w:pPr>
-    </w:p>
-    <w:p>
-      <w:pPr>
-        <w:spacing w:line="429" w:lineRule="atLeast"/>
-        <w:rPr>
-          <w:rFonts w:eastAsia="Times New Roman"/>
-          <w:sz w:val="28"/>
-          <w:szCs w:val="28"/>
-        </w:rPr>
-      </w:pPr>
-      <w:r>
-        <w:rPr>
-          <w:rFonts w:eastAsia="Times New Roman"/>
-          <w:sz w:val="28"/>
-          <w:szCs w:val="28"/>
-          <w:lang w:val="ru-BY"/>
-        </w:rPr>
-        <w:t xml:space="preserve">Полученные результаты подтверждают возможность применения разработанного алгоритма для задач инспекции подводной инфраструктуры в </w:t>
-      </w:r>
-      <w:proofErr w:type="spellStart"/>
-      <w:r>
-        <w:rPr>
-          <w:rFonts w:eastAsia="Times New Roman"/>
-          <w:sz w:val="28"/>
-          <w:szCs w:val="28"/>
-          <w:lang w:val="ru-BY"/>
-        </w:rPr>
-        <w:t>симуляционных</w:t>
-      </w:r>
-      <w:proofErr w:type="spellEnd"/>
-      <w:r>
-        <w:rPr>
-          <w:rFonts w:eastAsia="Times New Roman"/>
-          <w:sz w:val="28"/>
-          <w:szCs w:val="28"/>
-          <w:lang w:val="ru-BY"/>
-        </w:rPr>
-        <w:t xml:space="preserve"> условиях. Алгоритм демонстрирует устойчивость к различным условиям съёмки и способен эффективно обнаруживать трубопроводы на фоне сложной сцены.</w:t>
-      </w:r>
-      <w:r>
-        <w:rPr>
-          <w:rFonts w:eastAsia="Times New Roman"/>
-          <w:sz w:val="28"/>
-          <w:szCs w:val="28"/>
-        </w:rPr>
-        <w:t xml:space="preserve"> </w:t>
-      </w:r>
-    </w:p>
-    <w:p>
-      <w:pPr>
-        <w:spacing w:line="429" w:lineRule="atLeast"/>
-        <w:rPr>
-          <w:rFonts w:eastAsia="Times New Roman"/>
-          <w:sz w:val="28"/>
-          <w:szCs w:val="28"/>
-          <w:lang w:val="ru-BY"/>
-        </w:rPr>
-      </w:pPr>
-    </w:p>
-    <w:p>
-      <w:pPr>
-        <w:spacing w:line="429" w:lineRule="atLeast"/>
-        <w:rPr>
-          <w:rFonts w:eastAsia="Times New Roman"/>
-          <w:sz w:val="28"/>
-          <w:szCs w:val="28"/>
-          <w:lang w:val="ru-BY"/>
-        </w:rPr>
-      </w:pPr>
-      <w:r>
-        <w:rPr>
-          <w:rFonts w:eastAsia="Times New Roman"/>
-          <w:sz w:val="28"/>
-          <w:szCs w:val="28"/>
-          <w:lang w:val="ru-BY"/>
-        </w:rPr>
         <w:t>В качестве направлений дальнейшего развития можно выделить расширение набора классов обнаруживаемых объектов, повышение устойчивости к экстремальным условиям съёмки, интеграцию алгоритма с системой управления аппаратом для реализации автономной навигации</w:t>
       </w:r>
       <w:r>
@@ -12333,15 +9823,7 @@
           <w:sz w:val="28"/>
           <w:szCs w:val="28"/>
         </w:rPr>
-        <w:t>алгоритм может быть использован как основа для построения систем автоматической инспекции подводных объектов.</w:t>
-      </w:r>
-      <w:r>
-        <w:rPr>
-          <w:rFonts w:eastAsia="Times New Roman"/>
-          <w:sz w:val="28"/>
-          <w:szCs w:val="28"/>
-        </w:rPr>
-        <w:t xml:space="preserve"> </w:t>
+        <w:t xml:space="preserve">алгоритм может быть использован как основа для построения систем автоматической инспекции подводных объектов. </w:t>
       </w:r>
       <w:r>
         <w:rPr>
@@ -12705,19 +10187,8 @@
                 <w:szCs w:val="28"/>
                 <w:lang w:val="ru-BY"/>
               </w:rPr>
-              <w:t xml:space="preserve">You Only Look </w:t>
+              <w:t>You Only Look Once</w:t>
             </w:r>
-            <w:proofErr w:type="spellStart"/>
-            <w:r>
-              <w:rPr>
-                <w:rFonts w:eastAsia="Times New Roman"/>
-                <w:sz w:val="28"/>
-                <w:szCs w:val="28"/>
-                <w:lang w:val="ru-BY"/>
-              </w:rPr>
-              <w:t>Once</w:t>
-            </w:r>
-            <w:proofErr w:type="spellEnd"/>
           </w:p>
         </w:tc>
       </w:tr>
@@ -12750,7 +10221,6 @@
                 <w:lang w:val="ru-BY"/>
               </w:rPr>
             </w:pPr>
-            <w:proofErr w:type="spellStart"/>
             <w:r>
               <w:rPr>
                 <w:rFonts w:eastAsia="Times New Roman"/>
@@ -12760,7 +10230,6 @@
               </w:rPr>
               <w:t>mAP</w:t>
             </w:r>
-            <w:proofErr w:type="spellEnd"/>
           </w:p>
         </w:tc>
         <w:tc>
@@ -12788,7 +10257,6 @@
                 <w:lang w:val="ru-BY"/>
               </w:rPr>
             </w:pPr>
-            <w:proofErr w:type="spellStart"/>
             <w:r>
               <w:rPr>
                 <w:rFonts w:eastAsia="Times New Roman"/>
@@ -12796,37 +10264,7 @@
                 <w:szCs w:val="28"/>
                 <w:lang w:val="ru-BY"/>
               </w:rPr>
-              <w:t>mean</w:t>
-            </w:r>
-            <w:proofErr w:type="spellEnd"/>
-            <w:r>
-              <w:rPr>
-                <w:rFonts w:eastAsia="Times New Roman"/>
-                <w:sz w:val="28"/>
-                <w:szCs w:val="28"/>
-                <w:lang w:val="ru-BY"/>
-              </w:rPr>
-              <w:t xml:space="preserve"> </w:t>
-            </w:r>
-            <w:proofErr w:type="spellStart"/>
-            <w:r>
-              <w:rPr>
-                <w:rFonts w:eastAsia="Times New Roman"/>
-                <w:sz w:val="28"/>
-                <w:szCs w:val="28"/>
-                <w:lang w:val="ru-BY"/>
-              </w:rPr>
-              <w:t>Average</w:t>
-            </w:r>
-            <w:proofErr w:type="spellEnd"/>
-            <w:r>
-              <w:rPr>
-                <w:rFonts w:eastAsia="Times New Roman"/>
-                <w:sz w:val="28"/>
-                <w:szCs w:val="28"/>
-                <w:lang w:val="ru-BY"/>
-              </w:rPr>
-              <w:t xml:space="preserve"> Precision (средняя точность)</w:t>
+              <w:t>mean Average Precision (средняя точность)</w:t>
             </w:r>
           </w:p>
         </w:tc>
@@ -12903,67 +10341,7 @@
                 <w:szCs w:val="28"/>
                 <w:lang w:val="ru-BY"/>
               </w:rPr>
-              <w:t>Non-</w:t>
-            </w:r>
-            <w:proofErr w:type="spellStart"/>
-            <w:r>
-              <w:rPr>
-                <w:rFonts w:eastAsia="Times New Roman"/>
-                <w:sz w:val="28"/>
-                <w:szCs w:val="28"/>
-                <w:lang w:val="ru-BY"/>
-              </w:rPr>
-              <w:t>Maximum</w:t>
-            </w:r>
-            <w:proofErr w:type="spellEnd"/>
-            <w:r>
-              <w:rPr>
-                <w:rFonts w:eastAsia="Times New Roman"/>
-                <w:sz w:val="28"/>
-                <w:szCs w:val="28"/>
-                <w:lang w:val="ru-BY"/>
-              </w:rPr>
-              <w:t xml:space="preserve"> </w:t>
-            </w:r>
-            <w:proofErr w:type="spellStart"/>
-            <w:r>
-              <w:rPr>
-                <w:rFonts w:eastAsia="Times New Roman"/>
-                <w:sz w:val="28"/>
-                <w:szCs w:val="28"/>
-                <w:lang w:val="ru-BY"/>
-              </w:rPr>
-              <w:t>Suppression</w:t>
-            </w:r>
-            <w:proofErr w:type="spellEnd"/>
-            <w:r>
-              <w:rPr>
-                <w:rFonts w:eastAsia="Times New Roman"/>
-                <w:sz w:val="28"/>
-                <w:szCs w:val="28"/>
-                <w:lang w:val="ru-BY"/>
-              </w:rPr>
-              <w:t xml:space="preserve"> (подавление </w:t>
-            </w:r>
-            <w:proofErr w:type="spellStart"/>
-            <w:r>
-              <w:rPr>
-                <w:rFonts w:eastAsia="Times New Roman"/>
-                <w:sz w:val="28"/>
-                <w:szCs w:val="28"/>
-                <w:lang w:val="ru-BY"/>
-              </w:rPr>
-              <w:t>немаксимумов</w:t>
-            </w:r>
-            <w:proofErr w:type="spellEnd"/>
-            <w:r>
-              <w:rPr>
-                <w:rFonts w:eastAsia="Times New Roman"/>
-                <w:sz w:val="28"/>
-                <w:szCs w:val="28"/>
-                <w:lang w:val="ru-BY"/>
-              </w:rPr>
-              <w:t>)</w:t>
+              <w:t>Non-Maximum Suppression (подавление немаксимумов)</w:t>
             </w:r>
           </w:p>
         </w:tc>
@@ -13033,7 +10411,6 @@
                 <w:lang w:val="ru-BY"/>
               </w:rPr>
             </w:pPr>
-            <w:proofErr w:type="spellStart"/>
             <w:r>
               <w:rPr>
                 <w:rFonts w:eastAsia="Times New Roman"/>
@@ -13041,37 +10418,7 @@
                 <w:szCs w:val="28"/>
                 <w:lang w:val="ru-BY"/>
               </w:rPr>
-              <w:t>Frames</w:t>
-            </w:r>
-            <w:proofErr w:type="spellEnd"/>
-            <w:r>
-              <w:rPr>
-                <w:rFonts w:eastAsia="Times New Roman"/>
-                <w:sz w:val="28"/>
-                <w:szCs w:val="28"/>
-                <w:lang w:val="ru-BY"/>
-              </w:rPr>
-              <w:t xml:space="preserve"> </w:t>
-            </w:r>
-            <w:proofErr w:type="spellStart"/>
-            <w:r>
-              <w:rPr>
-                <w:rFonts w:eastAsia="Times New Roman"/>
-                <w:sz w:val="28"/>
-                <w:szCs w:val="28"/>
-                <w:lang w:val="ru-BY"/>
-              </w:rPr>
-              <w:t>Per</w:t>
-            </w:r>
-            <w:proofErr w:type="spellEnd"/>
-            <w:r>
-              <w:rPr>
-                <w:rFonts w:eastAsia="Times New Roman"/>
-                <w:sz w:val="28"/>
-                <w:szCs w:val="28"/>
-                <w:lang w:val="ru-BY"/>
-              </w:rPr>
-              <w:t xml:space="preserve"> Second (кадров в секунду)</w:t>
+              <w:t>Frames Per Second (кадров в секунду)</w:t>
             </w:r>
           </w:p>
         </w:tc>
@@ -13105,7 +10452,6 @@
                 <w:lang w:val="ru-BY"/>
               </w:rPr>
             </w:pPr>
-            <w:proofErr w:type="spellStart"/>
             <w:r>
               <w:rPr>
                 <w:rFonts w:eastAsia="Times New Roman"/>
@@ -13115,7 +10461,6 @@
               </w:rPr>
               <w:t>OpenCV</w:t>
             </w:r>
-            <w:proofErr w:type="spellEnd"/>
           </w:p>
         </w:tc>
         <w:tc>
@@ -13309,7 +10654,7 @@
         </w:rPr>
         <w:t>MUR IDE. Документация разработчика. — Режим доступа: </w:t>
       </w:r>
-      <w:hyperlink r:id="rId8" w:tgtFrame="_blank" w:history="1">
+      <w:hyperlink r:id="rId9" w:tgtFrame="_blank" w:history="1">
         <w:r>
           <w:rPr>
             <w:rStyle w:val="af0"/>
@@ -13345,7 +10690,6 @@
           <w:lang w:val="ru-BY"/>
         </w:rPr>
       </w:pPr>
-      <w:proofErr w:type="spellStart"/>
       <w:r>
         <w:rPr>
           <w:rFonts w:eastAsia="Times New Roman"/>
@@ -13353,59 +10697,9 @@
           <w:szCs w:val="28"/>
           <w:lang w:val="ru-BY"/>
         </w:rPr>
-        <w:t>Jocher</w:t>
-      </w:r>
-      <w:proofErr w:type="spellEnd"/>
-      <w:r>
-        <w:rPr>
-          <w:rFonts w:eastAsia="Times New Roman"/>
-          <w:sz w:val="28"/>
-          <w:szCs w:val="28"/>
-          <w:lang w:val="ru-BY"/>
-        </w:rPr>
-        <w:t xml:space="preserve">, G. </w:t>
-      </w:r>
-      <w:proofErr w:type="spellStart"/>
-      <w:r>
-        <w:rPr>
-          <w:rFonts w:eastAsia="Times New Roman"/>
-          <w:sz w:val="28"/>
-          <w:szCs w:val="28"/>
-          <w:lang w:val="ru-BY"/>
-        </w:rPr>
-        <w:t>Ultralytics</w:t>
-      </w:r>
-      <w:proofErr w:type="spellEnd"/>
-      <w:r>
-        <w:rPr>
-          <w:rFonts w:eastAsia="Times New Roman"/>
-          <w:sz w:val="28"/>
-          <w:szCs w:val="28"/>
-          <w:lang w:val="ru-BY"/>
-        </w:rPr>
-        <w:t xml:space="preserve"> YOLOv8. — </w:t>
-      </w:r>
-      <w:proofErr w:type="spellStart"/>
-      <w:r>
-        <w:rPr>
-          <w:rFonts w:eastAsia="Times New Roman"/>
-          <w:sz w:val="28"/>
-          <w:szCs w:val="28"/>
-          <w:lang w:val="ru-BY"/>
-        </w:rPr>
-        <w:t>GitHub</w:t>
-      </w:r>
-      <w:proofErr w:type="spellEnd"/>
-      <w:r>
-        <w:rPr>
-          <w:rFonts w:eastAsia="Times New Roman"/>
-          <w:sz w:val="28"/>
-          <w:szCs w:val="28"/>
-          <w:lang w:val="ru-BY"/>
-        </w:rPr>
-        <w:t>. — Режим доступа: </w:t>
-      </w:r>
-      <w:hyperlink r:id="rId9" w:tgtFrame="_blank" w:history="1">
+        <w:t>Jocher, G. Ultralytics YOLOv8. — GitHub. — Режим доступа: </w:t>
+      </w:r>
+      <w:hyperlink r:id="rId10" w:tgtFrame="_blank" w:history="1">
         <w:r>
           <w:rPr>
             <w:rStyle w:val="af0"/>
@@ -13441,7 +10735,6 @@
           <w:lang w:val="ru-BY"/>
         </w:rPr>
       </w:pPr>
-      <w:proofErr w:type="spellStart"/>
       <w:r>
         <w:rPr>
           <w:rFonts w:eastAsia="Times New Roman"/>
@@ -13449,97 +10742,7 @@
           <w:szCs w:val="28"/>
           <w:lang w:val="ru-BY"/>
         </w:rPr>
-        <w:t>Bradski</w:t>
-      </w:r>
-      <w:proofErr w:type="spellEnd"/>
-      <w:r>
-        <w:rPr>
-          <w:rFonts w:eastAsia="Times New Roman"/>
-          <w:sz w:val="28"/>
-          <w:szCs w:val="28"/>
-          <w:lang w:val="ru-BY"/>
-        </w:rPr>
-        <w:t xml:space="preserve">, G. Learning </w:t>
-      </w:r>
-      <w:proofErr w:type="spellStart"/>
-      <w:r>
-        <w:rPr>
-          <w:rFonts w:eastAsia="Times New Roman"/>
-          <w:sz w:val="28"/>
-          <w:szCs w:val="28"/>
-          <w:lang w:val="ru-BY"/>
-        </w:rPr>
-        <w:t>OpenCV</w:t>
-      </w:r>
-      <w:proofErr w:type="spellEnd"/>
-      <w:r>
-        <w:rPr>
-          <w:rFonts w:eastAsia="Times New Roman"/>
-          <w:sz w:val="28"/>
-          <w:szCs w:val="28"/>
-          <w:lang w:val="ru-BY"/>
-        </w:rPr>
-        <w:t xml:space="preserve"> / G. </w:t>
-      </w:r>
-      <w:proofErr w:type="spellStart"/>
-      <w:r>
-        <w:rPr>
-          <w:rFonts w:eastAsia="Times New Roman"/>
-          <w:sz w:val="28"/>
-          <w:szCs w:val="28"/>
-          <w:lang w:val="ru-BY"/>
-        </w:rPr>
-        <w:t>Bradski</w:t>
-      </w:r>
-      <w:proofErr w:type="spellEnd"/>
-      <w:r>
-        <w:rPr>
-          <w:rFonts w:eastAsia="Times New Roman"/>
-          <w:sz w:val="28"/>
-          <w:szCs w:val="28"/>
-          <w:lang w:val="ru-BY"/>
-        </w:rPr>
-        <w:t xml:space="preserve">, A. </w:t>
-      </w:r>
-      <w:proofErr w:type="spellStart"/>
-      <w:r>
-        <w:rPr>
-          <w:rFonts w:eastAsia="Times New Roman"/>
-          <w:sz w:val="28"/>
-          <w:szCs w:val="28"/>
-          <w:lang w:val="ru-BY"/>
-        </w:rPr>
-        <w:t>Kaehler</w:t>
-      </w:r>
-      <w:proofErr w:type="spellEnd"/>
-      <w:r>
-        <w:rPr>
-          <w:rFonts w:eastAsia="Times New Roman"/>
-          <w:sz w:val="28"/>
-          <w:szCs w:val="28"/>
-          <w:lang w:val="ru-BY"/>
-        </w:rPr>
-        <w:t xml:space="preserve">. — </w:t>
-      </w:r>
-      <w:proofErr w:type="spellStart"/>
-      <w:r>
-        <w:rPr>
-          <w:rFonts w:eastAsia="Times New Roman"/>
-          <w:sz w:val="28"/>
-          <w:szCs w:val="28"/>
-          <w:lang w:val="ru-BY"/>
-        </w:rPr>
-        <w:t>O’Reilly</w:t>
-      </w:r>
-      <w:proofErr w:type="spellEnd"/>
-      <w:r>
-        <w:rPr>
-          <w:rFonts w:eastAsia="Times New Roman"/>
-          <w:sz w:val="28"/>
-          <w:szCs w:val="28"/>
-          <w:lang w:val="ru-BY"/>
-        </w:rPr>
-        <w:t xml:space="preserve"> Media, 2008. — 580 p.</w:t>
+        <w:t>Bradski, G. Learning OpenCV / G. Bradski, A. Kaehler. — O’Reilly Media, 2008. — 580 p.</w:t>
       </w:r>
     </w:p>
     <w:p>
@@ -13556,7 +10759,6 @@
           <w:lang w:val="ru-BY"/>
         </w:rPr>
       </w:pPr>
-      <w:proofErr w:type="spellStart"/>
       <w:r>
         <w:rPr>
           <w:rFonts w:eastAsia="Times New Roman"/>
@@ -13564,39 +10766,9 @@
           <w:szCs w:val="28"/>
           <w:lang w:val="ru-BY"/>
         </w:rPr>
-        <w:t>PyTorch</w:t>
-      </w:r>
-      <w:proofErr w:type="spellEnd"/>
-      <w:r>
-        <w:rPr>
-          <w:rFonts w:eastAsia="Times New Roman"/>
-          <w:sz w:val="28"/>
-          <w:szCs w:val="28"/>
-          <w:lang w:val="ru-BY"/>
-        </w:rPr>
-        <w:t xml:space="preserve"> </w:t>
-      </w:r>
-      <w:proofErr w:type="spellStart"/>
-      <w:r>
-        <w:rPr>
-          <w:rFonts w:eastAsia="Times New Roman"/>
-          <w:sz w:val="28"/>
-          <w:szCs w:val="28"/>
-          <w:lang w:val="ru-BY"/>
-        </w:rPr>
-        <w:t>Documentation</w:t>
-      </w:r>
-      <w:proofErr w:type="spellEnd"/>
-      <w:r>
-        <w:rPr>
-          <w:rFonts w:eastAsia="Times New Roman"/>
-          <w:sz w:val="28"/>
-          <w:szCs w:val="28"/>
-          <w:lang w:val="ru-BY"/>
-        </w:rPr>
-        <w:t>. — Режим доступа: </w:t>
-      </w:r>
-      <w:hyperlink r:id="rId10" w:tgtFrame="_blank" w:history="1">
+        <w:t>PyTorch Documentation. — Режим доступа: </w:t>
+      </w:r>
+      <w:hyperlink r:id="rId11" w:tgtFrame="_blank" w:history="1">
         <w:r>
           <w:rPr>
             <w:rStyle w:val="af0"/>
@@ -13632,7 +10804,6 @@
           <w:lang w:val="ru-BY"/>
         </w:rPr>
       </w:pPr>
-      <w:proofErr w:type="spellStart"/>
       <w:r>
         <w:rPr>
           <w:rFonts w:eastAsia="Times New Roman"/>
@@ -13640,39 +10811,9 @@
           <w:szCs w:val="28"/>
           <w:lang w:val="ru-BY"/>
         </w:rPr>
-        <w:t>pymurapi</w:t>
-      </w:r>
-      <w:proofErr w:type="spellEnd"/>
-      <w:r>
-        <w:rPr>
-          <w:rFonts w:eastAsia="Times New Roman"/>
-          <w:sz w:val="28"/>
-          <w:szCs w:val="28"/>
-          <w:lang w:val="ru-BY"/>
-        </w:rPr>
-        <w:t xml:space="preserve"> Library | MUR IDE. — </w:t>
-      </w:r>
-      <w:proofErr w:type="spellStart"/>
-      <w:r>
-        <w:rPr>
-          <w:rFonts w:eastAsia="Times New Roman"/>
-          <w:sz w:val="28"/>
-          <w:szCs w:val="28"/>
-          <w:lang w:val="ru-BY"/>
-        </w:rPr>
-        <w:t>DeepWiki</w:t>
-      </w:r>
-      <w:proofErr w:type="spellEnd"/>
-      <w:r>
-        <w:rPr>
-          <w:rFonts w:eastAsia="Times New Roman"/>
-          <w:sz w:val="28"/>
-          <w:szCs w:val="28"/>
-          <w:lang w:val="ru-BY"/>
-        </w:rPr>
-        <w:t>. — Режим доступа: </w:t>
-      </w:r>
-      <w:hyperlink r:id="rId11" w:tgtFrame="_blank" w:history="1">
+        <w:t>pymurapi Library | MUR IDE. — DeepWiki. — Режим доступа: </w:t>
+      </w:r>
+      <w:hyperlink r:id="rId12" w:tgtFrame="_blank" w:history="1">
         <w:r>
           <w:rPr>
             <w:rStyle w:val="af0"/>
@@ -13726,7 +10867,6 @@
           <w:lang w:val="ru-BY"/>
         </w:rPr>
       </w:pPr>
-      <w:proofErr w:type="spellStart"/>
       <w:r>
         <w:rPr>
           <w:rFonts w:eastAsia="Times New Roman"/>
@@ -13734,297 +10874,7 @@
           <w:szCs w:val="28"/>
           <w:lang w:val="ru-BY"/>
         </w:rPr>
-        <w:t>Fu</w:t>
-      </w:r>
-      <w:proofErr w:type="spellEnd"/>
-      <w:r>
-        <w:rPr>
-          <w:rFonts w:eastAsia="Times New Roman"/>
-          <w:sz w:val="28"/>
-          <w:szCs w:val="28"/>
-          <w:lang w:val="ru-BY"/>
-        </w:rPr>
-        <w:t xml:space="preserve">, X. </w:t>
-      </w:r>
-      <w:proofErr w:type="spellStart"/>
-      <w:r>
-        <w:rPr>
-          <w:rFonts w:eastAsia="Times New Roman"/>
-          <w:sz w:val="28"/>
-          <w:szCs w:val="28"/>
-          <w:lang w:val="ru-BY"/>
-        </w:rPr>
-        <w:t>Efficient</w:t>
-      </w:r>
-      <w:proofErr w:type="spellEnd"/>
-      <w:r>
-        <w:rPr>
-          <w:rFonts w:eastAsia="Times New Roman"/>
-          <w:sz w:val="28"/>
-          <w:szCs w:val="28"/>
-          <w:lang w:val="ru-BY"/>
-        </w:rPr>
-        <w:t xml:space="preserve"> </w:t>
-      </w:r>
-      <w:proofErr w:type="spellStart"/>
-      <w:r>
-        <w:rPr>
-          <w:rFonts w:eastAsia="Times New Roman"/>
-          <w:sz w:val="28"/>
-          <w:szCs w:val="28"/>
-          <w:lang w:val="ru-BY"/>
-        </w:rPr>
-        <w:t>Underwater</w:t>
-      </w:r>
-      <w:proofErr w:type="spellEnd"/>
-      <w:r>
-        <w:rPr>
-          <w:rFonts w:eastAsia="Times New Roman"/>
-          <w:sz w:val="28"/>
-          <w:szCs w:val="28"/>
-          <w:lang w:val="ru-BY"/>
-        </w:rPr>
-        <w:t xml:space="preserve"> </w:t>
-      </w:r>
-      <w:proofErr w:type="spellStart"/>
-      <w:r>
-        <w:rPr>
-          <w:rFonts w:eastAsia="Times New Roman"/>
-          <w:sz w:val="28"/>
-          <w:szCs w:val="28"/>
-          <w:lang w:val="ru-BY"/>
-        </w:rPr>
-        <w:t>Garbage</w:t>
-      </w:r>
-      <w:proofErr w:type="spellEnd"/>
-      <w:r>
-        <w:rPr>
-          <w:rFonts w:eastAsia="Times New Roman"/>
-          <w:sz w:val="28"/>
-          <w:szCs w:val="28"/>
-          <w:lang w:val="ru-BY"/>
-        </w:rPr>
-        <w:t xml:space="preserve"> </w:t>
-      </w:r>
-      <w:proofErr w:type="spellStart"/>
-      <w:r>
-        <w:rPr>
-          <w:rFonts w:eastAsia="Times New Roman"/>
-          <w:sz w:val="28"/>
-          <w:szCs w:val="28"/>
-          <w:lang w:val="ru-BY"/>
-        </w:rPr>
-        <w:t>Detection</w:t>
-      </w:r>
-      <w:proofErr w:type="spellEnd"/>
-      <w:r>
-        <w:rPr>
-          <w:rFonts w:eastAsia="Times New Roman"/>
-          <w:sz w:val="28"/>
-          <w:szCs w:val="28"/>
-          <w:lang w:val="ru-BY"/>
-        </w:rPr>
-        <w:t xml:space="preserve"> </w:t>
-      </w:r>
-      <w:proofErr w:type="spellStart"/>
-      <w:r>
-        <w:rPr>
-          <w:rFonts w:eastAsia="Times New Roman"/>
-          <w:sz w:val="28"/>
-          <w:szCs w:val="28"/>
-          <w:lang w:val="ru-BY"/>
-        </w:rPr>
-        <w:t>Using</w:t>
-      </w:r>
-      <w:proofErr w:type="spellEnd"/>
-      <w:r>
-        <w:rPr>
-          <w:rFonts w:eastAsia="Times New Roman"/>
-          <w:sz w:val="28"/>
-          <w:szCs w:val="28"/>
-          <w:lang w:val="ru-BY"/>
-        </w:rPr>
-        <w:t xml:space="preserve"> </w:t>
-      </w:r>
-      <w:proofErr w:type="spellStart"/>
-      <w:r>
-        <w:rPr>
-          <w:rFonts w:eastAsia="Times New Roman"/>
-          <w:sz w:val="28"/>
-          <w:szCs w:val="28"/>
-          <w:lang w:val="ru-BY"/>
-        </w:rPr>
-        <w:t>GSConv</w:t>
-      </w:r>
-      <w:proofErr w:type="spellEnd"/>
-      <w:r>
-        <w:rPr>
-          <w:rFonts w:eastAsia="Times New Roman"/>
-          <w:sz w:val="28"/>
-          <w:szCs w:val="28"/>
-          <w:lang w:val="ru-BY"/>
-        </w:rPr>
-        <w:t xml:space="preserve"> Enhanced YOLOv8 </w:t>
-      </w:r>
-      <w:proofErr w:type="spellStart"/>
-      <w:r>
-        <w:rPr>
-          <w:rFonts w:eastAsia="Times New Roman"/>
-          <w:sz w:val="28"/>
-          <w:szCs w:val="28"/>
-          <w:lang w:val="ru-BY"/>
-        </w:rPr>
-        <w:t>with</w:t>
-      </w:r>
-      <w:proofErr w:type="spellEnd"/>
-      <w:r>
-        <w:rPr>
-          <w:rFonts w:eastAsia="Times New Roman"/>
-          <w:sz w:val="28"/>
-          <w:szCs w:val="28"/>
-          <w:lang w:val="ru-BY"/>
-        </w:rPr>
-        <w:t xml:space="preserve"> GD </w:t>
-      </w:r>
-      <w:proofErr w:type="spellStart"/>
-      <w:r>
-        <w:rPr>
-          <w:rFonts w:eastAsia="Times New Roman"/>
-          <w:sz w:val="28"/>
-          <w:szCs w:val="28"/>
-          <w:lang w:val="ru-BY"/>
-        </w:rPr>
-        <w:t>Mechanism</w:t>
-      </w:r>
-      <w:proofErr w:type="spellEnd"/>
-      <w:r>
-        <w:rPr>
-          <w:rFonts w:eastAsia="Times New Roman"/>
-          <w:sz w:val="28"/>
-          <w:szCs w:val="28"/>
-          <w:lang w:val="ru-BY"/>
-        </w:rPr>
-        <w:t xml:space="preserve"> / X. </w:t>
-      </w:r>
-      <w:proofErr w:type="spellStart"/>
-      <w:r>
-        <w:rPr>
-          <w:rFonts w:eastAsia="Times New Roman"/>
-          <w:sz w:val="28"/>
-          <w:szCs w:val="28"/>
-          <w:lang w:val="ru-BY"/>
-        </w:rPr>
-        <w:t>Fu</w:t>
-      </w:r>
-      <w:proofErr w:type="spellEnd"/>
-      <w:r>
-        <w:rPr>
-          <w:rFonts w:eastAsia="Times New Roman"/>
-          <w:sz w:val="28"/>
-          <w:szCs w:val="28"/>
-          <w:lang w:val="ru-BY"/>
-        </w:rPr>
-        <w:t xml:space="preserve">, X. </w:t>
-      </w:r>
-      <w:proofErr w:type="spellStart"/>
-      <w:r>
-        <w:rPr>
-          <w:rFonts w:eastAsia="Times New Roman"/>
-          <w:sz w:val="28"/>
-          <w:szCs w:val="28"/>
-          <w:lang w:val="ru-BY"/>
-        </w:rPr>
-        <w:t>Gao</w:t>
-      </w:r>
-      <w:proofErr w:type="spellEnd"/>
-      <w:r>
-        <w:rPr>
-          <w:rFonts w:eastAsia="Times New Roman"/>
-          <w:sz w:val="28"/>
-          <w:szCs w:val="28"/>
-          <w:lang w:val="ru-BY"/>
-        </w:rPr>
-        <w:t xml:space="preserve">, Z. </w:t>
-      </w:r>
-      <w:proofErr w:type="spellStart"/>
-      <w:r>
-        <w:rPr>
-          <w:rFonts w:eastAsia="Times New Roman"/>
-          <w:sz w:val="28"/>
-          <w:szCs w:val="28"/>
-          <w:lang w:val="ru-BY"/>
-        </w:rPr>
-        <w:t>Fu</w:t>
-      </w:r>
-      <w:proofErr w:type="spellEnd"/>
-      <w:r>
-        <w:rPr>
-          <w:rFonts w:eastAsia="Times New Roman"/>
-          <w:sz w:val="28"/>
-          <w:szCs w:val="28"/>
-          <w:lang w:val="ru-BY"/>
-        </w:rPr>
-        <w:t xml:space="preserve">, Z. </w:t>
-      </w:r>
-      <w:proofErr w:type="spellStart"/>
-      <w:r>
-        <w:rPr>
-          <w:rFonts w:eastAsia="Times New Roman"/>
-          <w:sz w:val="28"/>
-          <w:szCs w:val="28"/>
-          <w:lang w:val="ru-BY"/>
-        </w:rPr>
-        <w:t>Yang</w:t>
-      </w:r>
-      <w:proofErr w:type="spellEnd"/>
-      <w:r>
-        <w:rPr>
-          <w:rFonts w:eastAsia="Times New Roman"/>
-          <w:sz w:val="28"/>
-          <w:szCs w:val="28"/>
-          <w:lang w:val="ru-BY"/>
-        </w:rPr>
-        <w:t xml:space="preserve"> // </w:t>
-      </w:r>
-      <w:proofErr w:type="spellStart"/>
-      <w:r>
-        <w:rPr>
-          <w:rFonts w:eastAsia="Times New Roman"/>
-          <w:sz w:val="28"/>
-          <w:szCs w:val="28"/>
-          <w:lang w:val="ru-BY"/>
-        </w:rPr>
-        <w:t>Informatica</w:t>
-      </w:r>
-      <w:proofErr w:type="spellEnd"/>
-      <w:r>
-        <w:rPr>
-          <w:rFonts w:eastAsia="Times New Roman"/>
-          <w:sz w:val="28"/>
-          <w:szCs w:val="28"/>
-          <w:lang w:val="ru-BY"/>
-        </w:rPr>
-        <w:t xml:space="preserve">. — 2025. — </w:t>
-      </w:r>
-      <w:proofErr w:type="spellStart"/>
-      <w:r>
-        <w:rPr>
-          <w:rFonts w:eastAsia="Times New Roman"/>
-          <w:sz w:val="28"/>
-          <w:szCs w:val="28"/>
-          <w:lang w:val="ru-BY"/>
-        </w:rPr>
-        <w:t>Vol</w:t>
-      </w:r>
-      <w:proofErr w:type="spellEnd"/>
-      <w:r>
-        <w:rPr>
-          <w:rFonts w:eastAsia="Times New Roman"/>
-          <w:sz w:val="28"/>
-          <w:szCs w:val="28"/>
-          <w:lang w:val="ru-BY"/>
-        </w:rPr>
-        <w:t>. 49, No. 22. — DOI: 10.31449/inf.v49i22.10283.</w:t>
+        <w:t>Fu, X. Efficient Underwater Garbage Detection Using GSConv Enhanced YOLOv8 with GD Mechanism / X. Fu, X. Gao, Z. Fu, Z. Yang // Informatica. — 2025. — Vol. 49, No. 22. — DOI: 10.31449/inf.v49i22.10283.</w:t>
       </w:r>
     </w:p>
     <w:p>
@@ -14041,7 +10891,6 @@
           <w:lang w:val="ru-BY"/>
         </w:rPr>
       </w:pPr>
-      <w:proofErr w:type="spellStart"/>
       <w:r>
         <w:rPr>
           <w:rFonts w:eastAsia="Times New Roman"/>
@@ -14049,179 +10898,9 @@
           <w:szCs w:val="28"/>
           <w:lang w:val="ru-BY"/>
         </w:rPr>
-        <w:t>Terven</w:t>
-      </w:r>
-      <w:proofErr w:type="spellEnd"/>
-      <w:r>
-        <w:rPr>
-          <w:rFonts w:eastAsia="Times New Roman"/>
-          <w:sz w:val="28"/>
-          <w:szCs w:val="28"/>
-          <w:lang w:val="ru-BY"/>
-        </w:rPr>
-        <w:t xml:space="preserve">, J. A </w:t>
-      </w:r>
-      <w:proofErr w:type="spellStart"/>
-      <w:r>
-        <w:rPr>
-          <w:rFonts w:eastAsia="Times New Roman"/>
-          <w:sz w:val="28"/>
-          <w:szCs w:val="28"/>
-          <w:lang w:val="ru-BY"/>
-        </w:rPr>
-        <w:t>Comprehensive</w:t>
-      </w:r>
-      <w:proofErr w:type="spellEnd"/>
-      <w:r>
-        <w:rPr>
-          <w:rFonts w:eastAsia="Times New Roman"/>
-          <w:sz w:val="28"/>
-          <w:szCs w:val="28"/>
-          <w:lang w:val="ru-BY"/>
-        </w:rPr>
-        <w:t xml:space="preserve"> Review </w:t>
-      </w:r>
-      <w:proofErr w:type="spellStart"/>
-      <w:r>
-        <w:rPr>
-          <w:rFonts w:eastAsia="Times New Roman"/>
-          <w:sz w:val="28"/>
-          <w:szCs w:val="28"/>
-          <w:lang w:val="ru-BY"/>
-        </w:rPr>
-        <w:t>of</w:t>
-      </w:r>
-      <w:proofErr w:type="spellEnd"/>
-      <w:r>
-        <w:rPr>
-          <w:rFonts w:eastAsia="Times New Roman"/>
-          <w:sz w:val="28"/>
-          <w:szCs w:val="28"/>
-          <w:lang w:val="ru-BY"/>
-        </w:rPr>
-        <w:t xml:space="preserve"> YOLO </w:t>
-      </w:r>
-      <w:proofErr w:type="spellStart"/>
-      <w:r>
-        <w:rPr>
-          <w:rFonts w:eastAsia="Times New Roman"/>
-          <w:sz w:val="28"/>
-          <w:szCs w:val="28"/>
-          <w:lang w:val="ru-BY"/>
-        </w:rPr>
-        <w:t>Architectures</w:t>
-      </w:r>
-      <w:proofErr w:type="spellEnd"/>
-      <w:r>
-        <w:rPr>
-          <w:rFonts w:eastAsia="Times New Roman"/>
-          <w:sz w:val="28"/>
-          <w:szCs w:val="28"/>
-          <w:lang w:val="ru-BY"/>
-        </w:rPr>
-        <w:t xml:space="preserve"> </w:t>
-      </w:r>
-      <w:proofErr w:type="spellStart"/>
-      <w:r>
-        <w:rPr>
-          <w:rFonts w:eastAsia="Times New Roman"/>
-          <w:sz w:val="28"/>
-          <w:szCs w:val="28"/>
-          <w:lang w:val="ru-BY"/>
-        </w:rPr>
-        <w:t>in</w:t>
-      </w:r>
-      <w:proofErr w:type="spellEnd"/>
-      <w:r>
-        <w:rPr>
-          <w:rFonts w:eastAsia="Times New Roman"/>
-          <w:sz w:val="28"/>
-          <w:szCs w:val="28"/>
-          <w:lang w:val="ru-BY"/>
-        </w:rPr>
-        <w:t xml:space="preserve"> Computer Vision / J. </w:t>
-      </w:r>
-      <w:proofErr w:type="spellStart"/>
-      <w:r>
-        <w:rPr>
-          <w:rFonts w:eastAsia="Times New Roman"/>
-          <w:sz w:val="28"/>
-          <w:szCs w:val="28"/>
-          <w:lang w:val="ru-BY"/>
-        </w:rPr>
-        <w:t>Terven</w:t>
-      </w:r>
-      <w:proofErr w:type="spellEnd"/>
-      <w:r>
-        <w:rPr>
-          <w:rFonts w:eastAsia="Times New Roman"/>
-          <w:sz w:val="28"/>
-          <w:szCs w:val="28"/>
-          <w:lang w:val="ru-BY"/>
-        </w:rPr>
-        <w:t xml:space="preserve">, D. M. </w:t>
-      </w:r>
-      <w:proofErr w:type="spellStart"/>
-      <w:r>
-        <w:rPr>
-          <w:rFonts w:eastAsia="Times New Roman"/>
-          <w:sz w:val="28"/>
-          <w:szCs w:val="28"/>
-          <w:lang w:val="ru-BY"/>
-        </w:rPr>
-        <w:t>Cordova-Esparza</w:t>
-      </w:r>
-      <w:proofErr w:type="spellEnd"/>
-      <w:r>
-        <w:rPr>
-          <w:rFonts w:eastAsia="Times New Roman"/>
-          <w:sz w:val="28"/>
-          <w:szCs w:val="28"/>
-          <w:lang w:val="ru-BY"/>
-        </w:rPr>
-        <w:t xml:space="preserve"> // </w:t>
-      </w:r>
-      <w:proofErr w:type="spellStart"/>
-      <w:r>
-        <w:rPr>
-          <w:rFonts w:eastAsia="Times New Roman"/>
-          <w:sz w:val="28"/>
-          <w:szCs w:val="28"/>
-          <w:lang w:val="ru-BY"/>
-        </w:rPr>
-        <w:t>arXiv</w:t>
-      </w:r>
-      <w:proofErr w:type="spellEnd"/>
-      <w:r>
-        <w:rPr>
-          <w:rFonts w:eastAsia="Times New Roman"/>
-          <w:sz w:val="28"/>
-          <w:szCs w:val="28"/>
-          <w:lang w:val="ru-BY"/>
-        </w:rPr>
-        <w:t xml:space="preserve"> </w:t>
-      </w:r>
-      <w:proofErr w:type="spellStart"/>
-      <w:r>
-        <w:rPr>
-          <w:rFonts w:eastAsia="Times New Roman"/>
-          <w:sz w:val="28"/>
-          <w:szCs w:val="28"/>
-          <w:lang w:val="ru-BY"/>
-        </w:rPr>
-        <w:t>preprint</w:t>
-      </w:r>
-      <w:proofErr w:type="spellEnd"/>
-      <w:r>
-        <w:rPr>
-          <w:rFonts w:eastAsia="Times New Roman"/>
-          <w:sz w:val="28"/>
-          <w:szCs w:val="28"/>
-          <w:lang w:val="ru-BY"/>
-        </w:rPr>
-        <w:t>. — 2023. — Режим доступа: </w:t>
-      </w:r>
-      <w:hyperlink r:id="rId12" w:tgtFrame="_blank" w:history="1">
+        <w:t>Terven, J. A Comprehensive Review of YOLO Architectures in Computer Vision / J. Terven, D. M. Cordova-Esparza // arXiv preprint. — 2023. — Режим доступа: </w:t>
+      </w:r>
+      <w:hyperlink r:id="rId13" w:tgtFrame="_blank" w:history="1">
         <w:r>
           <w:rPr>
             <w:rStyle w:val="af0"/>
@@ -14275,7 +10954,6 @@
           <w:lang w:val="ru-BY"/>
         </w:rPr>
       </w:pPr>
-      <w:proofErr w:type="spellStart"/>
       <w:r>
         <w:rPr>
           <w:rFonts w:eastAsia="Times New Roman"/>
@@ -14283,79 +10961,9 @@
           <w:szCs w:val="28"/>
           <w:lang w:val="ru-BY"/>
         </w:rPr>
-        <w:t>OpenCV</w:t>
-      </w:r>
-      <w:proofErr w:type="spellEnd"/>
-      <w:r>
-        <w:rPr>
-          <w:rFonts w:eastAsia="Times New Roman"/>
-          <w:sz w:val="28"/>
-          <w:szCs w:val="28"/>
-          <w:lang w:val="ru-BY"/>
-        </w:rPr>
-        <w:t xml:space="preserve">-Python </w:t>
-      </w:r>
-      <w:proofErr w:type="spellStart"/>
-      <w:r>
-        <w:rPr>
-          <w:rFonts w:eastAsia="Times New Roman"/>
-          <w:sz w:val="28"/>
-          <w:szCs w:val="28"/>
-          <w:lang w:val="ru-BY"/>
-        </w:rPr>
-        <w:t>Tutorials</w:t>
-      </w:r>
-      <w:proofErr w:type="spellEnd"/>
-      <w:r>
-        <w:rPr>
-          <w:rFonts w:eastAsia="Times New Roman"/>
-          <w:sz w:val="28"/>
-          <w:szCs w:val="28"/>
-          <w:lang w:val="ru-BY"/>
-        </w:rPr>
-        <w:t xml:space="preserve">. — </w:t>
-      </w:r>
-      <w:proofErr w:type="spellStart"/>
-      <w:r>
-        <w:rPr>
-          <w:rFonts w:eastAsia="Times New Roman"/>
-          <w:sz w:val="28"/>
-          <w:szCs w:val="28"/>
-          <w:lang w:val="ru-BY"/>
-        </w:rPr>
-        <w:t>OpenCV</w:t>
-      </w:r>
-      <w:proofErr w:type="spellEnd"/>
-      <w:r>
-        <w:rPr>
-          <w:rFonts w:eastAsia="Times New Roman"/>
-          <w:sz w:val="28"/>
-          <w:szCs w:val="28"/>
-          <w:lang w:val="ru-BY"/>
-        </w:rPr>
-        <w:t xml:space="preserve"> </w:t>
-      </w:r>
-      <w:proofErr w:type="spellStart"/>
-      <w:r>
-        <w:rPr>
-          <w:rFonts w:eastAsia="Times New Roman"/>
-          <w:sz w:val="28"/>
-          <w:szCs w:val="28"/>
-          <w:lang w:val="ru-BY"/>
-        </w:rPr>
-        <w:t>Documentation</w:t>
-      </w:r>
-      <w:proofErr w:type="spellEnd"/>
-      <w:r>
-        <w:rPr>
-          <w:rFonts w:eastAsia="Times New Roman"/>
-          <w:sz w:val="28"/>
-          <w:szCs w:val="28"/>
-          <w:lang w:val="ru-BY"/>
-        </w:rPr>
-        <w:t>. — Режим доступа: </w:t>
-      </w:r>
-      <w:hyperlink r:id="rId13" w:tgtFrame="_blank" w:history="1">
+        <w:t>OpenCV-Python Tutorials. — OpenCV Documentation. — Режим доступа: </w:t>
+      </w:r>
+      <w:hyperlink r:id="rId14" w:tgtFrame="_blank" w:history="1">
         <w:r>
           <w:rPr>
             <w:rStyle w:val="af0"/>
@@ -14409,7 +11017,6 @@
           <w:lang w:val="ru-BY"/>
         </w:rPr>
       </w:pPr>
-      <w:proofErr w:type="spellStart"/>
       <w:r>
         <w:rPr>
           <w:rFonts w:eastAsia="Times New Roman"/>
@@ -14417,99 +11024,9 @@
           <w:szCs w:val="28"/>
           <w:lang w:val="ru-BY"/>
         </w:rPr>
-        <w:t>PyTorch</w:t>
-      </w:r>
-      <w:proofErr w:type="spellEnd"/>
-      <w:r>
-        <w:rPr>
-          <w:rFonts w:eastAsia="Times New Roman"/>
-          <w:sz w:val="28"/>
-          <w:szCs w:val="28"/>
-          <w:lang w:val="ru-BY"/>
-        </w:rPr>
-        <w:t xml:space="preserve"> </w:t>
-      </w:r>
-      <w:proofErr w:type="spellStart"/>
-      <w:r>
-        <w:rPr>
-          <w:rFonts w:eastAsia="Times New Roman"/>
-          <w:sz w:val="28"/>
-          <w:szCs w:val="28"/>
-          <w:lang w:val="ru-BY"/>
-        </w:rPr>
-        <w:t>Main</w:t>
-      </w:r>
-      <w:proofErr w:type="spellEnd"/>
-      <w:r>
-        <w:rPr>
-          <w:rFonts w:eastAsia="Times New Roman"/>
-          <w:sz w:val="28"/>
-          <w:szCs w:val="28"/>
-          <w:lang w:val="ru-BY"/>
-        </w:rPr>
-        <w:t xml:space="preserve"> </w:t>
-      </w:r>
-      <w:proofErr w:type="spellStart"/>
-      <w:r>
-        <w:rPr>
-          <w:rFonts w:eastAsia="Times New Roman"/>
-          <w:sz w:val="28"/>
-          <w:szCs w:val="28"/>
-          <w:lang w:val="ru-BY"/>
-        </w:rPr>
-        <w:t>Components</w:t>
-      </w:r>
-      <w:proofErr w:type="spellEnd"/>
-      <w:r>
-        <w:rPr>
-          <w:rFonts w:eastAsia="Times New Roman"/>
-          <w:sz w:val="28"/>
-          <w:szCs w:val="28"/>
-          <w:lang w:val="ru-BY"/>
-        </w:rPr>
-        <w:t xml:space="preserve">. — </w:t>
-      </w:r>
-      <w:proofErr w:type="spellStart"/>
-      <w:r>
-        <w:rPr>
-          <w:rFonts w:eastAsia="Times New Roman"/>
-          <w:sz w:val="28"/>
-          <w:szCs w:val="28"/>
-          <w:lang w:val="ru-BY"/>
-        </w:rPr>
-        <w:t>PyTorch</w:t>
-      </w:r>
-      <w:proofErr w:type="spellEnd"/>
-      <w:r>
-        <w:rPr>
-          <w:rFonts w:eastAsia="Times New Roman"/>
-          <w:sz w:val="28"/>
-          <w:szCs w:val="28"/>
-          <w:lang w:val="ru-BY"/>
-        </w:rPr>
-        <w:t xml:space="preserve"> </w:t>
-      </w:r>
-      <w:proofErr w:type="spellStart"/>
-      <w:r>
-        <w:rPr>
-          <w:rFonts w:eastAsia="Times New Roman"/>
-          <w:sz w:val="28"/>
-          <w:szCs w:val="28"/>
-          <w:lang w:val="ru-BY"/>
-        </w:rPr>
-        <w:t>Documentation</w:t>
-      </w:r>
-      <w:proofErr w:type="spellEnd"/>
-      <w:r>
-        <w:rPr>
-          <w:rFonts w:eastAsia="Times New Roman"/>
-          <w:sz w:val="28"/>
-          <w:szCs w:val="28"/>
-          <w:lang w:val="ru-BY"/>
-        </w:rPr>
-        <w:t>. — Режим доступа: </w:t>
-      </w:r>
-      <w:hyperlink r:id="rId14" w:tgtFrame="_blank" w:history="1">
+        <w:t>PyTorch Main Components. — PyTorch Documentation. — Режим доступа: </w:t>
+      </w:r>
+      <w:hyperlink r:id="rId15" w:tgtFrame="_blank" w:history="1">
         <w:r>
           <w:rPr>
             <w:rStyle w:val="af0"/>
@@ -14563,7 +11080,6 @@
           <w:lang w:val="ru-BY"/>
         </w:rPr>
       </w:pPr>
-      <w:proofErr w:type="spellStart"/>
       <w:r>
         <w:rPr>
           <w:rFonts w:eastAsia="Times New Roman"/>
@@ -14571,337 +11087,7 @@
           <w:szCs w:val="28"/>
           <w:lang w:val="ru-BY"/>
         </w:rPr>
-        <w:t>Thoke</w:t>
-      </w:r>
-      <w:proofErr w:type="spellEnd"/>
-      <w:r>
-        <w:rPr>
-          <w:rFonts w:eastAsia="Times New Roman"/>
-          <w:sz w:val="28"/>
-          <w:szCs w:val="28"/>
-          <w:lang w:val="ru-BY"/>
-        </w:rPr>
-        <w:t xml:space="preserve">, A., </w:t>
-      </w:r>
-      <w:proofErr w:type="spellStart"/>
-      <w:r>
-        <w:rPr>
-          <w:rFonts w:eastAsia="Times New Roman"/>
-          <w:sz w:val="28"/>
-          <w:szCs w:val="28"/>
-          <w:lang w:val="ru-BY"/>
-        </w:rPr>
-        <w:t>Rai</w:t>
-      </w:r>
-      <w:proofErr w:type="spellEnd"/>
-      <w:r>
-        <w:rPr>
-          <w:rFonts w:eastAsia="Times New Roman"/>
-          <w:sz w:val="28"/>
-          <w:szCs w:val="28"/>
-          <w:lang w:val="ru-BY"/>
-        </w:rPr>
-        <w:t xml:space="preserve">, S. (2025). </w:t>
-      </w:r>
-      <w:proofErr w:type="spellStart"/>
-      <w:r>
-        <w:rPr>
-          <w:rFonts w:eastAsia="Times New Roman"/>
-          <w:sz w:val="28"/>
-          <w:szCs w:val="28"/>
-          <w:lang w:val="ru-BY"/>
-        </w:rPr>
-        <w:t>Comparative</w:t>
-      </w:r>
-      <w:proofErr w:type="spellEnd"/>
-      <w:r>
-        <w:rPr>
-          <w:rFonts w:eastAsia="Times New Roman"/>
-          <w:sz w:val="28"/>
-          <w:szCs w:val="28"/>
-          <w:lang w:val="ru-BY"/>
-        </w:rPr>
-        <w:t xml:space="preserve"> Analysis </w:t>
-      </w:r>
-      <w:proofErr w:type="spellStart"/>
-      <w:r>
-        <w:rPr>
-          <w:rFonts w:eastAsia="Times New Roman"/>
-          <w:sz w:val="28"/>
-          <w:szCs w:val="28"/>
-          <w:lang w:val="ru-BY"/>
-        </w:rPr>
-        <w:t>of</w:t>
-      </w:r>
-      <w:proofErr w:type="spellEnd"/>
-      <w:r>
-        <w:rPr>
-          <w:rFonts w:eastAsia="Times New Roman"/>
-          <w:sz w:val="28"/>
-          <w:szCs w:val="28"/>
-          <w:lang w:val="ru-BY"/>
-        </w:rPr>
-        <w:t xml:space="preserve"> </w:t>
-      </w:r>
-      <w:proofErr w:type="spellStart"/>
-      <w:r>
-        <w:rPr>
-          <w:rFonts w:eastAsia="Times New Roman"/>
-          <w:sz w:val="28"/>
-          <w:szCs w:val="28"/>
-          <w:lang w:val="ru-BY"/>
-        </w:rPr>
-        <w:t>Traditional</w:t>
-      </w:r>
-      <w:proofErr w:type="spellEnd"/>
-      <w:r>
-        <w:rPr>
-          <w:rFonts w:eastAsia="Times New Roman"/>
-          <w:sz w:val="28"/>
-          <w:szCs w:val="28"/>
-          <w:lang w:val="ru-BY"/>
-        </w:rPr>
-        <w:t xml:space="preserve"> </w:t>
-      </w:r>
-      <w:proofErr w:type="spellStart"/>
-      <w:r>
-        <w:rPr>
-          <w:rFonts w:eastAsia="Times New Roman"/>
-          <w:sz w:val="28"/>
-          <w:szCs w:val="28"/>
-          <w:lang w:val="ru-BY"/>
-        </w:rPr>
-        <w:t>and</w:t>
-      </w:r>
-      <w:proofErr w:type="spellEnd"/>
-      <w:r>
-        <w:rPr>
-          <w:rFonts w:eastAsia="Times New Roman"/>
-          <w:sz w:val="28"/>
-          <w:szCs w:val="28"/>
-          <w:lang w:val="ru-BY"/>
-        </w:rPr>
-        <w:t xml:space="preserve"> Modern Object </w:t>
-      </w:r>
-      <w:proofErr w:type="spellStart"/>
-      <w:r>
-        <w:rPr>
-          <w:rFonts w:eastAsia="Times New Roman"/>
-          <w:sz w:val="28"/>
-          <w:szCs w:val="28"/>
-          <w:lang w:val="ru-BY"/>
-        </w:rPr>
-        <w:t>Detection</w:t>
-      </w:r>
-      <w:proofErr w:type="spellEnd"/>
-      <w:r>
-        <w:rPr>
-          <w:rFonts w:eastAsia="Times New Roman"/>
-          <w:sz w:val="28"/>
-          <w:szCs w:val="28"/>
-          <w:lang w:val="ru-BY"/>
-        </w:rPr>
-        <w:t xml:space="preserve"> </w:t>
-      </w:r>
-      <w:proofErr w:type="spellStart"/>
-      <w:r>
-        <w:rPr>
-          <w:rFonts w:eastAsia="Times New Roman"/>
-          <w:sz w:val="28"/>
-          <w:szCs w:val="28"/>
-          <w:lang w:val="ru-BY"/>
-        </w:rPr>
-        <w:t>Algorithms</w:t>
-      </w:r>
-      <w:proofErr w:type="spellEnd"/>
-      <w:r>
-        <w:rPr>
-          <w:rFonts w:eastAsia="Times New Roman"/>
-          <w:sz w:val="28"/>
-          <w:szCs w:val="28"/>
-          <w:lang w:val="ru-BY"/>
-        </w:rPr>
-        <w:t xml:space="preserve">. In: </w:t>
-      </w:r>
-      <w:proofErr w:type="spellStart"/>
-      <w:r>
-        <w:rPr>
-          <w:rFonts w:eastAsia="Times New Roman"/>
-          <w:sz w:val="28"/>
-          <w:szCs w:val="28"/>
-          <w:lang w:val="ru-BY"/>
-        </w:rPr>
-        <w:t>Pandit</w:t>
-      </w:r>
-      <w:proofErr w:type="spellEnd"/>
-      <w:r>
-        <w:rPr>
-          <w:rFonts w:eastAsia="Times New Roman"/>
-          <w:sz w:val="28"/>
-          <w:szCs w:val="28"/>
-          <w:lang w:val="ru-BY"/>
-        </w:rPr>
-        <w:t xml:space="preserve">, M., </w:t>
-      </w:r>
-      <w:proofErr w:type="spellStart"/>
-      <w:r>
-        <w:rPr>
-          <w:rFonts w:eastAsia="Times New Roman"/>
-          <w:sz w:val="28"/>
-          <w:szCs w:val="28"/>
-          <w:lang w:val="ru-BY"/>
-        </w:rPr>
-        <w:t>Gaur</w:t>
-      </w:r>
-      <w:proofErr w:type="spellEnd"/>
-      <w:r>
-        <w:rPr>
-          <w:rFonts w:eastAsia="Times New Roman"/>
-          <w:sz w:val="28"/>
-          <w:szCs w:val="28"/>
-          <w:lang w:val="ru-BY"/>
-        </w:rPr>
-        <w:t xml:space="preserve">, M.K., </w:t>
-      </w:r>
-      <w:proofErr w:type="spellStart"/>
-      <w:r>
-        <w:rPr>
-          <w:rFonts w:eastAsia="Times New Roman"/>
-          <w:sz w:val="28"/>
-          <w:szCs w:val="28"/>
-          <w:lang w:val="ru-BY"/>
-        </w:rPr>
-        <w:t>Kumar</w:t>
-      </w:r>
-      <w:proofErr w:type="spellEnd"/>
-      <w:r>
-        <w:rPr>
-          <w:rFonts w:eastAsia="Times New Roman"/>
-          <w:sz w:val="28"/>
-          <w:szCs w:val="28"/>
-          <w:lang w:val="ru-BY"/>
-        </w:rPr>
-        <w:t>, S. (</w:t>
-      </w:r>
-      <w:proofErr w:type="spellStart"/>
-      <w:r>
-        <w:rPr>
-          <w:rFonts w:eastAsia="Times New Roman"/>
-          <w:sz w:val="28"/>
-          <w:szCs w:val="28"/>
-          <w:lang w:val="ru-BY"/>
-        </w:rPr>
-        <w:t>eds</w:t>
-      </w:r>
-      <w:proofErr w:type="spellEnd"/>
-      <w:r>
-        <w:rPr>
-          <w:rFonts w:eastAsia="Times New Roman"/>
-          <w:sz w:val="28"/>
-          <w:szCs w:val="28"/>
-          <w:lang w:val="ru-BY"/>
-        </w:rPr>
-        <w:t xml:space="preserve">) </w:t>
-      </w:r>
-      <w:proofErr w:type="spellStart"/>
-      <w:r>
-        <w:rPr>
-          <w:rFonts w:eastAsia="Times New Roman"/>
-          <w:sz w:val="28"/>
-          <w:szCs w:val="28"/>
-          <w:lang w:val="ru-BY"/>
-        </w:rPr>
-        <w:t>Artificial</w:t>
-      </w:r>
-      <w:proofErr w:type="spellEnd"/>
-      <w:r>
-        <w:rPr>
-          <w:rFonts w:eastAsia="Times New Roman"/>
-          <w:sz w:val="28"/>
-          <w:szCs w:val="28"/>
-          <w:lang w:val="ru-BY"/>
-        </w:rPr>
-        <w:t xml:space="preserve"> Intelligence </w:t>
-      </w:r>
-      <w:proofErr w:type="spellStart"/>
-      <w:r>
-        <w:rPr>
-          <w:rFonts w:eastAsia="Times New Roman"/>
-          <w:sz w:val="28"/>
-          <w:szCs w:val="28"/>
-          <w:lang w:val="ru-BY"/>
-        </w:rPr>
-        <w:t>and</w:t>
-      </w:r>
-      <w:proofErr w:type="spellEnd"/>
-      <w:r>
-        <w:rPr>
-          <w:rFonts w:eastAsia="Times New Roman"/>
-          <w:sz w:val="28"/>
-          <w:szCs w:val="28"/>
-          <w:lang w:val="ru-BY"/>
-        </w:rPr>
-        <w:t xml:space="preserve"> </w:t>
-      </w:r>
-      <w:proofErr w:type="spellStart"/>
-      <w:r>
-        <w:rPr>
-          <w:rFonts w:eastAsia="Times New Roman"/>
-          <w:sz w:val="28"/>
-          <w:szCs w:val="28"/>
-          <w:lang w:val="ru-BY"/>
-        </w:rPr>
-        <w:t>Sustainable</w:t>
-      </w:r>
-      <w:proofErr w:type="spellEnd"/>
-      <w:r>
-        <w:rPr>
-          <w:rFonts w:eastAsia="Times New Roman"/>
-          <w:sz w:val="28"/>
-          <w:szCs w:val="28"/>
-          <w:lang w:val="ru-BY"/>
-        </w:rPr>
-        <w:t xml:space="preserve"> Computing. ICSISCET 2024. </w:t>
-      </w:r>
-      <w:proofErr w:type="spellStart"/>
-      <w:r>
-        <w:rPr>
-          <w:rFonts w:eastAsia="Times New Roman"/>
-          <w:sz w:val="28"/>
-          <w:szCs w:val="28"/>
-          <w:lang w:val="ru-BY"/>
-        </w:rPr>
-        <w:t>Algorithms</w:t>
-      </w:r>
-      <w:proofErr w:type="spellEnd"/>
-      <w:r>
-        <w:rPr>
-          <w:rFonts w:eastAsia="Times New Roman"/>
-          <w:sz w:val="28"/>
-          <w:szCs w:val="28"/>
-          <w:lang w:val="ru-BY"/>
-        </w:rPr>
-        <w:t xml:space="preserve"> </w:t>
-      </w:r>
-      <w:proofErr w:type="spellStart"/>
-      <w:r>
-        <w:rPr>
-          <w:rFonts w:eastAsia="Times New Roman"/>
-          <w:sz w:val="28"/>
-          <w:szCs w:val="28"/>
-          <w:lang w:val="ru-BY"/>
-        </w:rPr>
-        <w:t>for</w:t>
-      </w:r>
-      <w:proofErr w:type="spellEnd"/>
-      <w:r>
-        <w:rPr>
-          <w:rFonts w:eastAsia="Times New Roman"/>
-          <w:sz w:val="28"/>
-          <w:szCs w:val="28"/>
-          <w:lang w:val="ru-BY"/>
-        </w:rPr>
-        <w:t xml:space="preserve"> Intelligent Systems. Springer, Singapore.</w:t>
+        <w:t>Thoke, A., Rai, S. (2025). Comparative Analysis of Traditional and Modern Object Detection Algorithms. In: Pandit, M., Gaur, M.K., Kumar, S. (eds) Artificial Intelligence and Sustainable Computing. ICSISCET 2024. Algorithms for Intelligent Systems. Springer, Singapore.</w:t>
       </w:r>
       <w:r>
         <w:rPr>
@@ -14958,43 +11144,7 @@
           <w:szCs w:val="28"/>
           <w:lang w:val="en-US"/>
         </w:rPr>
-        <w:t xml:space="preserve">Autonomous Underwater Vehicle for Real-Time Pipeline Defect Detection: A Computer Vision Based Approach / J. </w:t>
-      </w:r>
-      <w:proofErr w:type="spellStart"/>
-      <w:r>
-        <w:rPr>
-          <w:sz w:val="28"/>
-          <w:szCs w:val="28"/>
-          <w:lang w:val="en-US"/>
-        </w:rPr>
-        <w:t>Jaiganesh</w:t>
-      </w:r>
-      <w:proofErr w:type="spellEnd"/>
-      <w:r>
-        <w:rPr>
-          <w:sz w:val="28"/>
-          <w:szCs w:val="28"/>
-          <w:lang w:val="en-US"/>
-        </w:rPr>
-        <w:t xml:space="preserve">, R. </w:t>
-      </w:r>
-      <w:proofErr w:type="spellStart"/>
-      <w:r>
-        <w:rPr>
-          <w:sz w:val="28"/>
-          <w:szCs w:val="28"/>
-          <w:lang w:val="en-US"/>
-        </w:rPr>
-        <w:t>Renoye</w:t>
-      </w:r>
-      <w:proofErr w:type="spellEnd"/>
-      <w:r>
-        <w:rPr>
-          <w:sz w:val="28"/>
-          <w:szCs w:val="28"/>
-          <w:lang w:val="en-US"/>
-        </w:rPr>
-        <w:t xml:space="preserve">, N. S. Mohamed. — 2026. — Proceedings of the Second International Conference on Multi-Agent </w:t>
+        <w:t xml:space="preserve">Autonomous Underwater Vehicle for Real-Time Pipeline Defect Detection: A Computer Vision Based Approach / J. Jaiganesh, R. Renoye, N. S. Mohamed. — 2026. — Proceedings of the Second International Conference on Multi-Agent </w:t>
       </w:r>
       <w:r>
         <w:rPr>
@@ -15020,7 +11170,7 @@
         </w:rPr>
         <w:t xml:space="preserve">Режим доступа: </w:t>
       </w:r>
-      <w:hyperlink r:id="rId15" w:history="1">
+      <w:hyperlink r:id="rId16" w:history="1">
         <w:r>
           <w:rPr>
             <w:rStyle w:val="af0"/>
@@ -15077,194 +11227,22 @@
           <w:lang w:val="ru-BY" w:eastAsia="ko-KR"/>
         </w:rPr>
       </w:pPr>
-      <w:proofErr w:type="spellStart"/>
       <w:r>
         <w:rPr>
           <w:sz w:val="28"/>
           <w:szCs w:val="28"/>
           <w:lang w:val="ru-BY" w:eastAsia="ko-KR"/>
         </w:rPr>
-        <w:t>Erik</w:t>
-      </w:r>
-      <w:proofErr w:type="spellEnd"/>
-      <w:r>
-        <w:rPr>
-          <w:sz w:val="28"/>
-          <w:szCs w:val="28"/>
-          <w:lang w:val="ru-BY" w:eastAsia="ko-KR"/>
+        <w:t>Erik Reinhard. High dynamic range imaging: Acquisition, Display, and Image-Based Lighting. Morgan Kaufmann, 2006, pp. 233–234.</w:t>
+      </w:r>
+      <w:r>
+        <w:rPr>
+          <w:sz w:val="28"/>
+          <w:szCs w:val="28"/>
+          <w:lang w:val="en-US" w:eastAsia="ko-KR"/>
         </w:rPr>
         <w:t xml:space="preserve"> </w:t>
       </w:r>
-      <w:proofErr w:type="spellStart"/>
-      <w:r>
-        <w:rPr>
-          <w:sz w:val="28"/>
-          <w:szCs w:val="28"/>
-          <w:lang w:val="ru-BY" w:eastAsia="ko-KR"/>
-        </w:rPr>
-        <w:t>Reinhard</w:t>
-      </w:r>
-      <w:proofErr w:type="spellEnd"/>
-      <w:r>
-        <w:rPr>
-          <w:sz w:val="28"/>
-          <w:szCs w:val="28"/>
-          <w:lang w:val="ru-BY" w:eastAsia="ko-KR"/>
-        </w:rPr>
-        <w:t xml:space="preserve">. High </w:t>
-      </w:r>
-      <w:proofErr w:type="spellStart"/>
-      <w:r>
-        <w:rPr>
-          <w:sz w:val="28"/>
-          <w:szCs w:val="28"/>
-          <w:lang w:val="ru-BY" w:eastAsia="ko-KR"/>
-        </w:rPr>
-        <w:t>dynamic</w:t>
-      </w:r>
-      <w:proofErr w:type="spellEnd"/>
-      <w:r>
-        <w:rPr>
-          <w:sz w:val="28"/>
-          <w:szCs w:val="28"/>
-          <w:lang w:val="ru-BY" w:eastAsia="ko-KR"/>
-        </w:rPr>
-        <w:t xml:space="preserve"> </w:t>
-      </w:r>
-      <w:proofErr w:type="spellStart"/>
-      <w:r>
-        <w:rPr>
-          <w:sz w:val="28"/>
-          <w:szCs w:val="28"/>
-          <w:lang w:val="ru-BY" w:eastAsia="ko-KR"/>
-        </w:rPr>
-        <w:t>range</w:t>
-      </w:r>
-      <w:proofErr w:type="spellEnd"/>
-      <w:r>
-        <w:rPr>
-          <w:sz w:val="28"/>
-          <w:szCs w:val="28"/>
-          <w:lang w:val="ru-BY" w:eastAsia="ko-KR"/>
-        </w:rPr>
-        <w:t xml:space="preserve"> </w:t>
-      </w:r>
-      <w:proofErr w:type="spellStart"/>
-      <w:r>
-        <w:rPr>
-          <w:sz w:val="28"/>
-          <w:szCs w:val="28"/>
-          <w:lang w:val="ru-BY" w:eastAsia="ko-KR"/>
-        </w:rPr>
-        <w:t>imaging</w:t>
-      </w:r>
-      <w:proofErr w:type="spellEnd"/>
-      <w:r>
-        <w:rPr>
-          <w:sz w:val="28"/>
-          <w:szCs w:val="28"/>
-          <w:lang w:val="ru-BY" w:eastAsia="ko-KR"/>
-        </w:rPr>
-        <w:t xml:space="preserve">: </w:t>
-      </w:r>
-      <w:proofErr w:type="spellStart"/>
-      <w:r>
-        <w:rPr>
-          <w:sz w:val="28"/>
-          <w:szCs w:val="28"/>
-          <w:lang w:val="ru-BY" w:eastAsia="ko-KR"/>
-        </w:rPr>
-        <w:t>Acquisition</w:t>
-      </w:r>
-      <w:proofErr w:type="spellEnd"/>
-      <w:r>
-        <w:rPr>
-          <w:sz w:val="28"/>
-          <w:szCs w:val="28"/>
-          <w:lang w:val="ru-BY" w:eastAsia="ko-KR"/>
-        </w:rPr>
-        <w:t xml:space="preserve">, Display, </w:t>
-      </w:r>
-      <w:proofErr w:type="spellStart"/>
-      <w:r>
-        <w:rPr>
-          <w:sz w:val="28"/>
-          <w:szCs w:val="28"/>
-          <w:lang w:val="ru-BY" w:eastAsia="ko-KR"/>
-        </w:rPr>
-        <w:t>and</w:t>
-      </w:r>
-      <w:proofErr w:type="spellEnd"/>
-      <w:r>
-        <w:rPr>
-          <w:sz w:val="28"/>
-          <w:szCs w:val="28"/>
-          <w:lang w:val="ru-BY" w:eastAsia="ko-KR"/>
-        </w:rPr>
-        <w:t xml:space="preserve"> Image-Based </w:t>
-      </w:r>
-      <w:proofErr w:type="spellStart"/>
-      <w:r>
-        <w:rPr>
-          <w:sz w:val="28"/>
-          <w:szCs w:val="28"/>
-          <w:lang w:val="ru-BY" w:eastAsia="ko-KR"/>
-        </w:rPr>
-        <w:t>Lighting</w:t>
-      </w:r>
-      <w:proofErr w:type="spellEnd"/>
-      <w:r>
-        <w:rPr>
-          <w:sz w:val="28"/>
-          <w:szCs w:val="28"/>
-          <w:lang w:val="ru-BY" w:eastAsia="ko-KR"/>
-        </w:rPr>
-        <w:t xml:space="preserve">. Morgan </w:t>
-      </w:r>
-      <w:proofErr w:type="spellStart"/>
-      <w:r>
-        <w:rPr>
-          <w:sz w:val="28"/>
-          <w:szCs w:val="28"/>
-          <w:lang w:val="ru-BY" w:eastAsia="ko-KR"/>
-        </w:rPr>
-        <w:t>Kaufmann</w:t>
-      </w:r>
-      <w:proofErr w:type="spellEnd"/>
-      <w:r>
-        <w:rPr>
-          <w:sz w:val="28"/>
-          <w:szCs w:val="28"/>
-          <w:lang w:val="ru-BY" w:eastAsia="ko-KR"/>
-        </w:rPr>
-        <w:t xml:space="preserve">, 2006, </w:t>
-      </w:r>
-      <w:proofErr w:type="spellStart"/>
-      <w:r>
-        <w:rPr>
-          <w:sz w:val="28"/>
-          <w:szCs w:val="28"/>
-          <w:lang w:val="ru-BY" w:eastAsia="ko-KR"/>
-        </w:rPr>
-        <w:t>pp</w:t>
-      </w:r>
-      <w:proofErr w:type="spellEnd"/>
-      <w:r>
-        <w:rPr>
-          <w:sz w:val="28"/>
-          <w:szCs w:val="28"/>
-          <w:lang w:val="ru-BY" w:eastAsia="ko-KR"/>
-        </w:rPr>
-        <w:t>. 233–234.</w:t>
-      </w:r>
-      <w:r>
-        <w:rPr>
-          <w:sz w:val="28"/>
-          <w:szCs w:val="28"/>
-          <w:lang w:val="en-US" w:eastAsia="ko-KR"/>
-        </w:rPr>
-        <w:t xml:space="preserve"> </w:t>
-      </w:r>
       <w:r>
         <w:rPr>
           <w:sz w:val="28"/>
@@ -15275,12 +11253,12 @@
       </w:r>
     </w:p>
     <w:sectPr>
-      <w:headerReference w:type="even" r:id="rId16"/>
-      <w:headerReference w:type="default" r:id="rId17"/>
-      <w:footerReference w:type="even" r:id="rId18"/>
-      <w:footerReference w:type="default" r:id="rId19"/>
-      <w:headerReference w:type="first" r:id="rId20"/>
-      <w:footerReference w:type="first" r:id="rId21"/>
+      <w:headerReference w:type="even" r:id="rId17"/>
+      <w:headerReference w:type="default" r:id="rId18"/>
+      <w:footerReference w:type="even" r:id="rId19"/>
+      <w:footerReference w:type="default" r:id="rId20"/>
+      <w:headerReference w:type="first" r:id="rId21"/>
+      <w:footerReference w:type="first" r:id="rId22"/>
       <w:pgSz w:w="11906" w:h="16838" w:code="9"/>
       <w:pgMar w:top="1418" w:right="567" w:bottom="1559" w:left="1474" w:header="284" w:footer="284" w:gutter="0"/>
       <w:pgNumType w:start="3"/>
@@ -17825,7 +13803,6 @@
                               <w:lang w:val="en-US"/>
                             </w:rPr>
                           </w:pPr>
-                          <w:proofErr w:type="spellStart"/>
                           <w:r>
                             <w:rPr>
                               <w:rFonts w:ascii="Arial" w:hAnsi="Arial" w:cs="Arial"/>
@@ -17833,7 +13810,6 @@
                             </w:rPr>
                             <w:t>БрГТУ</w:t>
                           </w:r>
-                          <w:proofErr w:type="spellEnd"/>
                         </w:p>
                       </w:txbxContent>
                     </wps:txbx>
@@ -17869,7 +13845,6 @@
                         <w:lang w:val="en-US"/>
                       </w:rPr>
                     </w:pPr>
-                    <w:proofErr w:type="spellStart"/>
                     <w:r>
                       <w:rPr>
                         <w:rFonts w:ascii="Arial" w:hAnsi="Arial" w:cs="Arial"/>
@@ -17877,7 +13852,6 @@
                       </w:rPr>
                       <w:t>БрГТУ</w:t>
                     </w:r>
-                    <w:proofErr w:type="spellEnd"/>
                   </w:p>
                 </w:txbxContent>
               </v:textbox>
@@ -18762,23 +14736,13 @@
                               <w:szCs w:val="16"/>
                             </w:rPr>
                           </w:pPr>
-                          <w:proofErr w:type="spellStart"/>
                           <w:r>
                             <w:rPr>
                               <w:rFonts w:ascii="Arial" w:hAnsi="Arial" w:cs="Arial"/>
                               <w:sz w:val="16"/>
                               <w:szCs w:val="16"/>
                             </w:rPr>
-                            <w:t>Разраб</w:t>
-                          </w:r>
-                          <w:proofErr w:type="spellEnd"/>
-                          <w:r>
-                            <w:rPr>
-                              <w:rFonts w:ascii="Arial" w:hAnsi="Arial" w:cs="Arial"/>
-                              <w:sz w:val="16"/>
-                              <w:szCs w:val="16"/>
-                            </w:rPr>
-                            <w:t>.</w:t>
+                            <w:t>Разраб.</w:t>
                           </w:r>
                         </w:p>
                       </w:txbxContent>
@@ -18812,23 +14776,13 @@
                         <w:szCs w:val="16"/>
                       </w:rPr>
                     </w:pPr>
-                    <w:proofErr w:type="spellStart"/>
                     <w:r>
                       <w:rPr>
                         <w:rFonts w:ascii="Arial" w:hAnsi="Arial" w:cs="Arial"/>
                         <w:sz w:val="16"/>
                         <w:szCs w:val="16"/>
                       </w:rPr>
-                      <w:t>Разраб</w:t>
-                    </w:r>
-                    <w:proofErr w:type="spellEnd"/>
-                    <w:r>
-                      <w:rPr>
-                        <w:rFonts w:ascii="Arial" w:hAnsi="Arial" w:cs="Arial"/>
-                        <w:sz w:val="16"/>
-                        <w:szCs w:val="16"/>
-                      </w:rPr>
-                      <w:t>.</w:t>
+                      <w:t>Разраб.</w:t>
                     </w:r>
                   </w:p>
                 </w:txbxContent>
@@ -19502,7 +15456,6 @@
                               <w:szCs w:val="16"/>
                             </w:rPr>
                           </w:pPr>
-                          <w:proofErr w:type="spellStart"/>
                           <w:r>
                             <w:rPr>
                               <w:rFonts w:ascii="Arial" w:hAnsi="Arial" w:cs="Arial"/>
@@ -19511,7 +15464,6 @@
                             </w:rPr>
                             <w:t>Изм</w:t>
                           </w:r>
-                          <w:proofErr w:type="spellEnd"/>
                         </w:p>
                       </w:txbxContent>
                     </wps:txbx>
@@ -19544,7 +15496,6 @@
                         <w:szCs w:val="16"/>
                       </w:rPr>
                     </w:pPr>
-                    <w:proofErr w:type="spellStart"/>
                     <w:r>
                       <w:rPr>
                         <w:rFonts w:ascii="Arial" w:hAnsi="Arial" w:cs="Arial"/>
@@ -19553,7 +15504,6 @@
                       </w:rPr>
                       <w:t>Изм</w:t>
                     </w:r>
-                    <w:proofErr w:type="spellEnd"/>
                   </w:p>
                 </w:txbxContent>
               </v:textbox>
@@ -19651,7 +15601,6 @@
                               <w:rFonts w:ascii="Arial" w:hAnsi="Arial" w:cs="Arial"/>
                               <w:b w:val="0"/>
                               <w:i/>
-                              <w:color w:val="FF0000"/>
                             </w:rPr>
                             <w:t>28</w:t>
                           </w:r>
@@ -19668,9 +15617,8 @@
                               <w:rFonts w:ascii="Arial" w:hAnsi="Arial" w:cs="Arial"/>
                               <w:b w:val="0"/>
                               <w:i/>
-                              <w:color w:val="FF0000"/>
                             </w:rPr>
-                            <w:t>240162</w:t>
+                            <w:t>240</w:t>
                           </w:r>
                           <w:r>
                             <w:rPr>
@@ -19678,7 +15626,23 @@
                               <w:b w:val="0"/>
                               <w:i/>
                             </w:rPr>
-                            <w:t xml:space="preserve"> – </w:t>
+                            <w:t>034</w:t>
+                          </w:r>
+                          <w:r>
+                            <w:rPr>
+                              <w:rFonts w:ascii="Arial" w:hAnsi="Arial" w:cs="Arial"/>
+                              <w:b w:val="0"/>
+                              <w:i/>
+                            </w:rPr>
+                            <w:t xml:space="preserve"> </w:t>
+                          </w:r>
+                          <w:r>
+                            <w:rPr>
+                              <w:rFonts w:ascii="Arial" w:hAnsi="Arial" w:cs="Arial"/>
+                              <w:b w:val="0"/>
+                              <w:i/>
+                            </w:rPr>
+                            <w:t xml:space="preserve">– </w:t>
                           </w:r>
                           <w:r>
                             <w:rPr>
@@ -19777,7 +15741,6 @@
                         <w:rFonts w:ascii="Arial" w:hAnsi="Arial" w:cs="Arial"/>
                         <w:b w:val="0"/>
                         <w:i/>
-                        <w:color w:val="FF0000"/>
                       </w:rPr>
                       <w:t>28</w:t>
                     </w:r>
@@ -19794,9 +15757,8 @@
                         <w:rFonts w:ascii="Arial" w:hAnsi="Arial" w:cs="Arial"/>
                         <w:b w:val="0"/>
                         <w:i/>
-                        <w:color w:val="FF0000"/>
                       </w:rPr>
-                      <w:t>240162</w:t>
+                      <w:t>240</w:t>
                     </w:r>
                     <w:r>
                       <w:rPr>
@@ -19804,7 +15766,23 @@
                         <w:b w:val="0"/>
                         <w:i/>
                       </w:rPr>
-                      <w:t xml:space="preserve"> – </w:t>
+                      <w:t>034</w:t>
+                    </w:r>
+                    <w:r>
+                      <w:rPr>
+                        <w:rFonts w:ascii="Arial" w:hAnsi="Arial" w:cs="Arial"/>
+                        <w:b w:val="0"/>
+                        <w:i/>
+                      </w:rPr>
+                      <w:t xml:space="preserve"> </w:t>
+                    </w:r>
+                    <w:r>
+                      <w:rPr>
+                        <w:rFonts w:ascii="Arial" w:hAnsi="Arial" w:cs="Arial"/>
+                        <w:b w:val="0"/>
+                        <w:i/>
+                      </w:rPr>
+                      <w:t xml:space="preserve">– </w:t>
                     </w:r>
                     <w:r>
                       <w:rPr>
@@ -19986,15 +15964,12 @@
                         <w:p>
                           <w:pPr>
                             <w:pStyle w:val="af5"/>
-                            <w:rPr>
-                              <w:color w:val="FF0000"/>
-                            </w:rPr>
                           </w:pPr>
                           <w:r>
-                            <w:rPr>
-                              <w:color w:val="FF0000"/>
-                            </w:rPr>
-                            <w:t>20</w:t>
+                            <w:t>2</w:t>
+                          </w:r>
+                          <w:r>
+                            <w:t>5</w:t>
                           </w:r>
                         </w:p>
                         <w:p>
@@ -20032,15 +16007,12 @@
                   <w:p>
                     <w:pPr>
                       <w:pStyle w:val="af5"/>
-                      <w:rPr>
-                        <w:color w:val="FF0000"/>
-                      </w:rPr>
                     </w:pPr>
                     <w:r>
-                      <w:rPr>
-                        <w:color w:val="FF0000"/>
-                      </w:rPr>
-                      <w:t>20</w:t>
+                      <w:t>2</w:t>
+                    </w:r>
+                    <w:r>
+                      <w:t>5</w:t>
                     </w:r>
                   </w:p>
                   <w:p>
@@ -20686,7 +16658,6 @@
                               <w:szCs w:val="16"/>
                             </w:rPr>
                           </w:pPr>
-                          <w:proofErr w:type="spellStart"/>
                           <w:r>
                             <w:rPr>
                               <w:rStyle w:val="af6"/>
@@ -20694,17 +16665,7 @@
                               <w:sz w:val="16"/>
                               <w:szCs w:val="16"/>
                             </w:rPr>
-                            <w:t>докум</w:t>
-                          </w:r>
-                          <w:proofErr w:type="spellEnd"/>
-                          <w:r>
-                            <w:rPr>
-                              <w:rStyle w:val="af6"/>
-                              <w:rFonts w:ascii="Arial" w:hAnsi="Arial" w:cs="Arial"/>
-                              <w:sz w:val="16"/>
-                              <w:szCs w:val="16"/>
-                            </w:rPr>
-                            <w:t xml:space="preserve"> №</w:t>
+                            <w:t>докум №</w:t>
                           </w:r>
                         </w:p>
                       </w:txbxContent>
@@ -20738,7 +16699,6 @@
                         <w:szCs w:val="16"/>
                       </w:rPr>
                     </w:pPr>
-                    <w:proofErr w:type="spellStart"/>
                     <w:r>
                       <w:rPr>
                         <w:rStyle w:val="af6"/>
@@ -20746,17 +16706,7 @@
                         <w:sz w:val="16"/>
                         <w:szCs w:val="16"/>
                       </w:rPr>
-                      <w:t>докум</w:t>
-                    </w:r>
-                    <w:proofErr w:type="spellEnd"/>
-                    <w:r>
-                      <w:rPr>
-                        <w:rStyle w:val="af6"/>
-                        <w:rFonts w:ascii="Arial" w:hAnsi="Arial" w:cs="Arial"/>
-                        <w:sz w:val="16"/>
-                        <w:szCs w:val="16"/>
-                      </w:rPr>
-                      <w:t xml:space="preserve"> №</w:t>
+                      <w:t>докум №</w:t>
                     </w:r>
                   </w:p>
                 </w:txbxContent>
@@ -21374,7 +17324,6 @@
                                   <w:rFonts w:ascii="Arial" w:hAnsi="Arial" w:cs="Arial"/>
                                   <w:b w:val="0"/>
                                   <w:i/>
-                                  <w:color w:val="FF0000"/>
                                 </w:rPr>
                                 <w:t>28</w:t>
                               </w:r>
@@ -21391,9 +17340,8 @@
                                   <w:rFonts w:ascii="Arial" w:hAnsi="Arial" w:cs="Arial"/>
                                   <w:b w:val="0"/>
                                   <w:i/>
-                                  <w:color w:val="FF0000"/>
                                 </w:rPr>
-                                <w:t>240162</w:t>
+                                <w:t>240</w:t>
                               </w:r>
                               <w:r>
                                 <w:rPr>
@@ -21401,7 +17349,23 @@
                                   <w:b w:val="0"/>
                                   <w:i/>
                                 </w:rPr>
-                                <w:t xml:space="preserve"> – </w:t>
+                                <w:t>034</w:t>
+                              </w:r>
+                              <w:r>
+                                <w:rPr>
+                                  <w:rFonts w:ascii="Arial" w:hAnsi="Arial" w:cs="Arial"/>
+                                  <w:b w:val="0"/>
+                                  <w:i/>
+                                </w:rPr>
+                                <w:t xml:space="preserve"> </w:t>
+                              </w:r>
+                              <w:r>
+                                <w:rPr>
+                                  <w:rFonts w:ascii="Arial" w:hAnsi="Arial" w:cs="Arial"/>
+                                  <w:b w:val="0"/>
+                                  <w:i/>
+                                </w:rPr>
+                                <w:t xml:space="preserve">– </w:t>
                               </w:r>
                               <w:r>
                                 <w:rPr>
@@ -21483,7 +17447,6 @@
                                   <w:szCs w:val="16"/>
                                 </w:rPr>
                               </w:pPr>
-                              <w:proofErr w:type="spellStart"/>
                               <w:r>
                                 <w:rPr>
                                   <w:rFonts w:ascii="Arial" w:hAnsi="Arial" w:cs="Arial"/>
@@ -21492,7 +17455,6 @@
                                 </w:rPr>
                                 <w:t>Изм</w:t>
                               </w:r>
-                              <w:proofErr w:type="spellEnd"/>
                             </w:p>
                           </w:txbxContent>
                         </wps:txbx>
@@ -21699,7 +17661,6 @@
                             <w:rFonts w:ascii="Arial" w:hAnsi="Arial" w:cs="Arial"/>
                             <w:b w:val="0"/>
                             <w:i/>
-                            <w:color w:val="FF0000"/>
                           </w:rPr>
                           <w:t>28</w:t>
                         </w:r>
@@ -21716,9 +17677,8 @@
                             <w:rFonts w:ascii="Arial" w:hAnsi="Arial" w:cs="Arial"/>
                             <w:b w:val="0"/>
                             <w:i/>
-                            <w:color w:val="FF0000"/>
                           </w:rPr>
-                          <w:t>240162</w:t>
+                          <w:t>240</w:t>
                         </w:r>
                         <w:r>
                           <w:rPr>
@@ -21726,7 +17686,23 @@
                             <w:b w:val="0"/>
                             <w:i/>
                           </w:rPr>
-                          <w:t xml:space="preserve"> – </w:t>
+                          <w:t>034</w:t>
+                        </w:r>
+                        <w:r>
+                          <w:rPr>
+                            <w:rFonts w:ascii="Arial" w:hAnsi="Arial" w:cs="Arial"/>
+                            <w:b w:val="0"/>
+                            <w:i/>
+                          </w:rPr>
+                          <w:t xml:space="preserve"> </w:t>
+                        </w:r>
+                        <w:r>
+                          <w:rPr>
+                            <w:rFonts w:ascii="Arial" w:hAnsi="Arial" w:cs="Arial"/>
+                            <w:b w:val="0"/>
+                            <w:i/>
+                          </w:rPr>
+                          <w:t xml:space="preserve">– </w:t>
                         </w:r>
                         <w:r>
                           <w:rPr>
@@ -21769,7 +17745,6 @@
                             <w:szCs w:val="16"/>
                           </w:rPr>
                         </w:pPr>
-                        <w:proofErr w:type="spellStart"/>
                         <w:r>
                           <w:rPr>
                             <w:rFonts w:ascii="Arial" w:hAnsi="Arial" w:cs="Arial"/>
@@ -21778,7 +17753,6 @@
                           </w:rPr>
                           <w:t>Изм</w:t>
                         </w:r>
-                        <w:proofErr w:type="spellEnd"/>
                       </w:p>
                     </w:txbxContent>
                   </v:textbox>
@@ -23121,19 +19095,19 @@
   <w:abstractNum w:abstractNumId="11" w15:restartNumberingAfterBreak="0">
     <w:nsid w:val="1F3D1DA1"/>
     <w:multiLevelType w:val="hybridMultilevel"/>
-    <w:tmpl w:val="B9CC5AD0"/>
-    <w:lvl w:ilvl="0" w:tplc="69265318">
+    <w:tmpl w:val="A0765914"/>
+    <w:lvl w:ilvl="0" w:tplc="E2880CB8">
       <w:start w:val="1"/>
       <w:numFmt w:val="decimal"/>
       <w:lvlText w:val="%1."/>
       <w:lvlJc w:val="left"/>
       <w:pPr>
-        <w:ind w:left="1211" w:hanging="360"/>
+        <w:ind w:left="1069" w:hanging="360"/>
       </w:pPr>
       <w:rPr>
         <w:rFonts w:hint="default"/>
-        <w:b/>
-        <w:bCs/>
+        <w:b w:val="0"/>
+        <w:bCs w:val="0"/>
       </w:rPr>
     </w:lvl>
     <w:lvl w:ilvl="1" w:tplc="20000019" w:tentative="1">
